--- a/Supermarket_CCTV_Integration_and_Infrastructure_Plan.docx
+++ b/Supermarket_CCTV_Integration_and_Infrastructure_Plan.docx
@@ -4,237 +4,32 @@
   <w:body>
     <w:p>
       <w:pPr>
-        <w:jc w:val="left"/>
+        <w:spacing w:before="80" w:after="40"/>
       </w:pPr>
       <w:r>
         <w:rPr>
           <w:rFonts w:ascii="Calibri" w:hAnsi="Calibri"/>
           <w:b/>
           <w:color w:val="0F2A4A"/>
-          <w:sz w:val="44"/>
+          <w:sz w:val="42"/>
         </w:rPr>
         <w:t>Supermarket Edge AI CCTV System</w:t>
         <w:br/>
-        <w:t>Site Integration &amp; Infrastructure Deployment Plan</w:t>
-      </w:r>
-    </w:p>
-    <w:p>
-      <w:r>
-        <w:rPr>
-          <w:i/>
-          <w:color w:val="505A69"/>
-          <w:sz w:val="22"/>
-        </w:rPr>
-        <w:t>Infrastructure Assessment, Router &amp; PoE Switch Upgrades, UPS Sizing, Camera Specifications, and Optional Accessories</w:t>
+        <w:t>Hardware Sizing, Calculations &amp; Materials Checklist</w:t>
       </w:r>
     </w:p>
     <w:p>
       <w:pPr>
-        <w:spacing w:after="80"/>
-      </w:pPr>
-    </w:p>
-    <w:tbl>
-      <w:tblPr>
-        <w:tblW w:type="auto" w:w="0"/>
-        <w:jc w:val="center"/>
-        <w:tblLook w:firstColumn="1" w:firstRow="1" w:lastColumn="0" w:lastRow="0" w:noHBand="0" w:noVBand="1" w:val="04A0"/>
-      </w:tblPr>
-      <w:tblGrid>
-        <w:gridCol w:w="9936"/>
-      </w:tblGrid>
-      <w:tr>
-        <w:tc>
-          <w:tcPr>
-            <w:tcW w:type="dxa" w:w="9936"/>
-            <w:shd w:fill="F0F4F8"/>
-            <w:tcMar>
-              <w:top w:w="140" w:type="dxa"/>
-              <w:bottom w:w="140" w:type="dxa"/>
-              <w:left w:w="180" w:type="dxa"/>
-              <w:right w:w="180" w:type="dxa"/>
-            </w:tcMar>
-          </w:tcPr>
-          <w:p>
-            <w:r>
-              <w:rPr>
-                <w:b/>
-                <w:sz w:val="19"/>
-              </w:rPr>
-              <w:t xml:space="preserve">Site Location: </w:t>
-            </w:r>
-            <w:r>
-              <w:rPr>
-                <w:sz w:val="19"/>
-              </w:rPr>
-              <w:t>Pearcedale, Victoria 3912, Australia (Supermarket Operations)</w:t>
-              <w:br/>
-            </w:r>
-            <w:r>
-              <w:rPr>
-                <w:b/>
-                <w:sz w:val="19"/>
-              </w:rPr>
-              <w:t xml:space="preserve">Existing Infrastructure: </w:t>
-            </w:r>
-            <w:r>
-              <w:rPr>
-                <w:sz w:val="19"/>
-              </w:rPr>
-              <w:t>Configured NAS Storage Server, 32-Channel Dahua NVR/DVR System (192.168.20.160, Gateway 192.168.20.254)</w:t>
-              <w:br/>
-            </w:r>
-            <w:r>
-              <w:rPr>
-                <w:b/>
-                <w:sz w:val="19"/>
-              </w:rPr>
-              <w:t xml:space="preserve">Edge AI Appliance Spec: </w:t>
-            </w:r>
-            <w:r>
-              <w:rPr>
-                <w:b/>
-                <w:color w:val="14508C"/>
-                <w:sz w:val="19"/>
-              </w:rPr>
-              <w:t>Intel Core i5 (10C/16T) | AMD Radeon RX 9060 XT (16GB) | 16GB DDR5 | 512GB NVMe SSD</w:t>
-              <w:br/>
-            </w:r>
-            <w:r>
-              <w:rPr>
-                <w:b/>
-                <w:sz w:val="19"/>
-              </w:rPr>
-              <w:t xml:space="preserve">Key Scope Additions: </w:t>
-            </w:r>
-            <w:r>
-              <w:rPr>
-                <w:sz w:val="19"/>
-              </w:rPr>
-              <w:t>NAS NFS/SMB Mount, 2.5GbE Multi-VLAN Router, 48-Port PoE+ Switch (384W), 1500VA UPS with USB Auto-Shutdown, 32 Verified 4MP Dahua WizSense IP Cameras, and Server Rack Accessories</w:t>
-            </w:r>
-          </w:p>
-        </w:tc>
-      </w:tr>
-    </w:tbl>
-    <w:p>
-      <w:pPr>
-        <w:spacing w:after="160"/>
-      </w:pPr>
-    </w:p>
-    <w:p>
-      <w:pPr>
-        <w:pStyle w:val="Heading1"/>
-      </w:pPr>
-      <w:r>
-        <w:t>1. Purpose &amp; Integration Scope</w:t>
-      </w:r>
-    </w:p>
-    <w:p>
-      <w:pPr>
-        <w:spacing w:line="276" w:lineRule="auto"/>
-      </w:pPr>
-      <w:r>
-        <w:t>The objective of this deployment plan is to define the exact hardware additions, networking upgrades, power protection, and camera specifications required to integrate the new Edge AI CCTV surveillance and retail analytics platform with the supermarket's existing NAS storage server and store network. This plan guarantees complete network isolation (preventing camera traffic from congesting POS terminals), uninterrupted 24/7 recording during power outages, zero-data-loss database protection, and optimal optical coverage across all 32 store zones.</w:t>
-      </w:r>
-    </w:p>
-    <w:p>
-      <w:pPr>
-        <w:pStyle w:val="Heading1"/>
-      </w:pPr>
-      <w:r>
-        <w:t>2. Existing NAS Server Integration Plan</w:t>
-      </w:r>
-    </w:p>
-    <w:p>
-      <w:pPr>
-        <w:spacing w:line="276" w:lineRule="auto"/>
-      </w:pPr>
-      <w:r>
-        <w:t>The supermarket already possesses an operational Network Attached Storage (NAS) server. Instead of purchasing redundant high-capacity SSDs for the edge PC, the edge appliance will stream all continuous 24/7 video recordings directly to the NAS over the local network:</w:t>
-      </w:r>
-    </w:p>
-    <w:p>
-      <w:pPr>
-        <w:pStyle w:val="ListBullet"/>
-        <w:spacing w:line="276" w:lineRule="auto"/>
+        <w:spacing w:after="120"/>
       </w:pPr>
       <w:r>
         <w:rPr>
-          <w:b/>
+          <w:rFonts w:ascii="Calibri" w:hAnsi="Calibri"/>
+          <w:i/>
+          <w:color w:val="46505F"/>
+          <w:sz w:val="20"/>
         </w:rPr>
-        <w:t xml:space="preserve">Storage Protocol: </w:t>
-      </w:r>
-      <w:r>
-        <w:t>The NAS will expose a high-performance NFS v4 (Linux native) or SMB 3.0 share mounted at /mnt/nas_dvr on the Edge PC.</w:t>
-      </w:r>
-    </w:p>
-    <w:p>
-      <w:pPr>
-        <w:pStyle w:val="ListBullet"/>
-        <w:spacing w:line="276" w:lineRule="auto"/>
-      </w:pPr>
-      <w:r>
-        <w:rPr>
-          <w:b/>
-        </w:rPr>
-        <w:t xml:space="preserve">Bandwidth Ingestion: </w:t>
-      </w:r>
-      <w:r>
-        <w:t>32 cameras streaming 1080p H.265 at 6.0 Mbps = 192.0 Mbps (~24.0 MB/s continuous sequential write). This utilizes only 21% of a standard Gigabit NAS connection (or &lt;8% of a 2.5 GbE connection), ensuring zero bottleneck.</w:t>
-      </w:r>
-    </w:p>
-    <w:p>
-      <w:pPr>
-        <w:pStyle w:val="ListBullet"/>
-        <w:spacing w:line="276" w:lineRule="auto"/>
-      </w:pPr>
-      <w:r>
-        <w:rPr>
-          <w:b/>
-        </w:rPr>
-        <w:t xml:space="preserve">Retention Sizing: </w:t>
-      </w:r>
-      <w:r>
-        <w:t>24.0 MB/s generates ~2.07 TB/day. For standard supermarket compliance: 7-Day retention requires ~14.5 TB; 14-Day retention requires ~29.0 TB; 30-Day retention requires ~62.0 TB of RAID-5 or RAID-6 storage.</w:t>
-      </w:r>
-    </w:p>
-    <w:p>
-      <w:pPr>
-        <w:pStyle w:val="ListBullet"/>
-        <w:spacing w:line="276" w:lineRule="auto"/>
-      </w:pPr>
-      <w:r>
-        <w:rPr>
-          <w:b/>
-        </w:rPr>
-        <w:t xml:space="preserve">Failover Local Ring Buffer: </w:t>
-      </w:r>
-      <w:r>
-        <w:t>The Edge PC's local 512GB NVMe SSD maintains a 50 GB emergency buffer. If the NAS undergoes maintenance, reboots, or drops offline, the Edge PC automatically buffers up to 35 minutes of 32-camera video locally and flushes to the NAS upon reconnection.</w:t>
-      </w:r>
-    </w:p>
-    <w:p>
-      <w:pPr>
-        <w:pStyle w:val="Heading1"/>
-      </w:pPr>
-      <w:r>
-        <w:t>3. Network Router &amp; Managed PoE Switch Upgrade Plan</w:t>
-      </w:r>
-    </w:p>
-    <w:p>
-      <w:pPr>
-        <w:spacing w:line="276" w:lineRule="auto"/>
-      </w:pPr>
-      <w:r>
-        <w:t>A typical consumer or standard ISP-provided modem-router cannot handle 32 concurrent camera streams alongside POS billing and customer Wi-Fi. It lacks 802.1Q VLAN network segmentation, sufficient PoE power, and 2.5 Gbps bandwidth, causing multicast flooding and packet drops on checkout registers. The following network infrastructure upgrades are specified:</w:t>
-      </w:r>
-    </w:p>
-    <w:p>
-      <w:pPr>
-        <w:pStyle w:val="Heading2"/>
-      </w:pPr>
-      <w:r>
-        <w:t>3.1 Commercial Security Router / Gateway</w:t>
+        <w:t>Low-Cost Architecture: Intel Core i5 | RX 9060 XT (16GB) | 16GB DDR5 | 512GB SSD + NAS Storage | 32 Channels</w:t>
       </w:r>
     </w:p>
     <w:tbl>
@@ -244,97 +39,357 @@
         <w:tblLook w:firstColumn="1" w:firstRow="1" w:lastColumn="0" w:lastRow="0" w:noHBand="0" w:noVBand="1" w:val="04A0"/>
       </w:tblPr>
       <w:tblGrid>
-        <w:gridCol w:w="2484"/>
-        <w:gridCol w:w="2484"/>
-        <w:gridCol w:w="2484"/>
-        <w:gridCol w:w="2484"/>
+        <w:gridCol w:w="10080"/>
       </w:tblGrid>
       <w:tr>
         <w:tc>
           <w:tcPr>
-            <w:tcW w:type="dxa" w:w="2484"/>
+            <w:tcW w:type="dxa" w:w="10080"/>
+            <w:shd w:fill="F0F4F8"/>
+            <w:tcMar>
+              <w:top w:w="100" w:type="dxa"/>
+              <w:bottom w:w="100" w:type="dxa"/>
+              <w:left w:w="140" w:type="dxa"/>
+              <w:right w:w="140" w:type="dxa"/>
+            </w:tcMar>
+          </w:tcPr>
+          <w:p>
+            <w:pPr>
+              <w:spacing w:line="288" w:lineRule="auto"/>
+            </w:pPr>
+            <w:r>
+              <w:rPr>
+                <w:b/>
+                <w:sz w:val="18"/>
+              </w:rPr>
+              <w:t xml:space="preserve">Deployment Architecture: </w:t>
+            </w:r>
+            <w:r>
+              <w:rPr>
+                <w:sz w:val="18"/>
+              </w:rPr>
+              <w:t>32 IP CCTV Cameras (Aisles, Fresh, Bakery, POS, Entrances, Liquor &amp; Logistics)</w:t>
+              <w:br/>
+            </w:r>
+            <w:r>
+              <w:rPr>
+                <w:b/>
+                <w:sz w:val="18"/>
+              </w:rPr>
+              <w:t xml:space="preserve">Core Edge AI PC: </w:t>
+            </w:r>
+            <w:r>
+              <w:rPr>
+                <w:sz w:val="18"/>
+              </w:rPr>
+              <w:t>Intel Core i5-13400F/14400F | AMD Radeon RX 9060 XT (16GB GDDR6) | 16GB DDR5-5200 | 512GB NVMe SSD</w:t>
+              <w:br/>
+            </w:r>
+            <w:r>
+              <w:rPr>
+                <w:b/>
+                <w:sz w:val="18"/>
+              </w:rPr>
+              <w:t xml:space="preserve">Existing NAS Offload: </w:t>
+            </w:r>
+            <w:r>
+              <w:rPr>
+                <w:sz w:val="18"/>
+              </w:rPr>
+              <w:t>Continuous 24/7 video loop streamed directly to existing store NAS via NFS/SMB (saves ~$125 on local SSDs)</w:t>
+              <w:br/>
+            </w:r>
+            <w:r>
+              <w:rPr>
+                <w:b/>
+                <w:sz w:val="18"/>
+              </w:rPr>
+              <w:t xml:space="preserve">Material Classification: </w:t>
+            </w:r>
+            <w:r>
+              <w:rPr>
+                <w:b/>
+                <w:color w:val="B42828"/>
+                <w:sz w:val="18"/>
+              </w:rPr>
+              <w:t>[MANDATORY] required for base system operation; [OPTIONAL] marked depending on whether existing supermarket equipment (router, UPS, cameras, rack) is retained.</w:t>
+            </w:r>
+          </w:p>
+        </w:tc>
+      </w:tr>
+    </w:tbl>
+    <w:p>
+      <w:pPr>
+        <w:spacing w:after="120"/>
+      </w:pPr>
+    </w:p>
+    <w:p>
+      <w:pPr>
+        <w:pStyle w:val="Heading1"/>
+      </w:pPr>
+      <w:r>
+        <w:t>1. Executive Summary &amp; Cost Benefits</w:t>
+      </w:r>
+    </w:p>
+    <w:p>
+      <w:pPr>
+        <w:spacing w:line="276" w:lineRule="auto" w:after="120"/>
+      </w:pPr>
+      <w:r>
+        <w:t>This specification establishes the mathematical sizing, memory allocations, and verified component requirements for deploying a cost-optimized 32-camera edge AI video analytics system. By shifting continuous 24/7 video loop recording to the supermarket's existing Network Attached Storage (NAS) server and adopting the Intel Core i5 paired with the AMD Radeon RX 9060 XT (16GB GDDR6), the total capital expenditure (CAPEX) for the compute appliance is reduced by over 50% (from ~$2,000 down to ~$833–$953 USD) while retaining the 16GB VRAM mandate, deterministic hardware video decoding, and real-time vision analytics without operational compromise.</w:t>
+      </w:r>
+    </w:p>
+    <w:p>
+      <w:pPr>
+        <w:pStyle w:val="Heading1"/>
+      </w:pPr>
+      <w:r>
+        <w:t>2. Engineering Calculations &amp; Workload Sizing (32 Cameras)</w:t>
+      </w:r>
+    </w:p>
+    <w:p>
+      <w:pPr>
+        <w:pStyle w:val="ListBullet"/>
+        <w:spacing w:line="276" w:lineRule="auto" w:after="60"/>
+      </w:pPr>
+      <w:r>
+        <w:rPr>
+          <w:b/>
+        </w:rPr>
+        <w:t xml:space="preserve">Network Ingress Bandwidth: </w:t>
+      </w:r>
+      <w:r>
+        <w:t>32 Sub-Streams (720p @ H.265 / 2.0 Mbps = 64.0 Mbps) + 32 Main-Streams (1080p @ H.265 / 6.0 Mbps = 192.0 Mbps) = 256.0 Mbps (~32.0 MB/s continuous). On a 2.5 GbE interface, this utilizes only ~10.2% wire capacity, absorbing synchronized I-frame bursts (500–600 Mbps) with zero packet jitter.</w:t>
+      </w:r>
+    </w:p>
+    <w:p>
+      <w:pPr>
+        <w:pStyle w:val="ListBullet"/>
+        <w:spacing w:line="276" w:lineRule="auto" w:after="60"/>
+      </w:pPr>
+      <w:r>
+        <w:rPr>
+          <w:b/>
+        </w:rPr>
+        <w:t xml:space="preserve">Hardware Video Decoding (AMD VCN): </w:t>
+      </w:r>
+      <w:r>
+        <w:t>32 cameras decimated to 3 FPS for AI inference = 96 FPS aggregate. Dedicated AMD Video Core Next (VCN 4.0/5.0) silicon decodes &gt;260 FPS of 1080p or &gt;650 FPS of 720p H.264/H.265, operating at only ~15% to 18% load, leaving massive headroom for incident zooms.</w:t>
+      </w:r>
+    </w:p>
+    <w:p>
+      <w:pPr>
+        <w:pStyle w:val="ListBullet"/>
+        <w:spacing w:line="276" w:lineRule="auto" w:after="60"/>
+      </w:pPr>
+      <w:r>
+        <w:rPr>
+          <w:b/>
+        </w:rPr>
+        <w:t xml:space="preserve">GPU VRAM Allocation (16GB GDDR6): </w:t>
+      </w:r>
+      <w:r>
+        <w:t>Video decode DPB buffers (1.10 GB) + Tensor staging &amp; scaling (0.90 GB) + Multi-model AI weights [YOLOv8, Pose, ReID] (2.80 GB) + ROCm driver context &amp; MIOpen cache (2.30 GB) + Local 8B Ollama LLM (5.50 GB) + Safety headroom (3.40 GB) = 16.0 GB total.</w:t>
+      </w:r>
+    </w:p>
+    <w:p>
+      <w:pPr>
+        <w:pStyle w:val="ListBullet"/>
+        <w:spacing w:line="276" w:lineRule="auto" w:after="60"/>
+      </w:pPr>
+      <w:r>
+        <w:rPr>
+          <w:b/>
+        </w:rPr>
+        <w:t xml:space="preserve">Host System RAM (16GB Minimum): </w:t>
+      </w:r>
+      <w:r>
+        <w:t>Headless Linux OS (1.20 GB) + Edge backend core (0.90 GB) + 32-stream RTSP TCP/UDP socket buffers (1.40 GB) + SQLite WAL &amp; DuckDB cache (1.00 GB) + Temporary frame IPC (0.70 GB) + Linux page cache (2.20 GB) = ~7.40 GB active (~54% free safety headroom on 16GB RAM).</w:t>
+      </w:r>
+    </w:p>
+    <w:p>
+      <w:pPr>
+        <w:pStyle w:val="ListBullet"/>
+        <w:spacing w:line="276" w:lineRule="auto" w:after="60"/>
+      </w:pPr>
+      <w:r>
+        <w:rPr>
+          <w:b/>
+        </w:rPr>
+        <w:t xml:space="preserve">Local NVMe Storage (512GB SSD): </w:t>
+      </w:r>
+      <w:r>
+        <w:t>Linux OS &amp; Docker (25 GB) + Python toolchain (15 GB) + AI models &amp; LLM weights (20 GB) + SQLite DB (30 GB) + Emergency 35-minute failover ring buffer (50 GB) + Wear-leveling free space (~372 GB, &gt;72% free, guaranteeing 10+ years NVMe lifespan).</w:t>
+      </w:r>
+    </w:p>
+    <w:p>
+      <w:pPr>
+        <w:pStyle w:val="ListBullet"/>
+        <w:spacing w:line="276" w:lineRule="auto" w:after="60"/>
+      </w:pPr>
+      <w:r>
+        <w:rPr>
+          <w:b/>
+        </w:rPr>
+        <w:t xml:space="preserve">NAS Storage Throughput &amp; Retention: </w:t>
+      </w:r>
+      <w:r>
+        <w:t>Continuous write stream: 24.0 MB/s (~86.4 GB/hr = ~2.07 TB/day). 7-Day retention requires ~14.5 TB; 14-Day requires ~29.0 TB; 30-Day requires ~62.0 TB RAID storage on existing NAS. Utilizes only 21% of a 1 GbE port or &lt;8% of a 2.5 GbE port.</w:t>
+      </w:r>
+    </w:p>
+    <w:p>
+      <w:pPr>
+        <w:spacing w:after="80"/>
+      </w:pPr>
+    </w:p>
+    <w:p>
+      <w:pPr>
+        <w:pStyle w:val="Heading1"/>
+      </w:pPr>
+      <w:r>
+        <w:t>3. Itemized List of Materials Required (BOM)</w:t>
+      </w:r>
+    </w:p>
+    <w:p>
+      <w:pPr>
+        <w:pStyle w:val="Heading2"/>
+      </w:pPr>
+      <w:r>
+        <w:t>3.1 Edge AI Compute Appliance (The Edge PC)</w:t>
+      </w:r>
+    </w:p>
+    <w:tbl>
+      <w:tblPr>
+        <w:tblW w:type="auto" w:w="0"/>
+        <w:jc w:val="center"/>
+        <w:tblLook w:firstColumn="1" w:firstRow="1" w:lastColumn="0" w:lastRow="0" w:noHBand="0" w:noVBand="1" w:val="04A0"/>
+      </w:tblPr>
+      <w:tblGrid>
+        <w:gridCol w:w="2016"/>
+        <w:gridCol w:w="2016"/>
+        <w:gridCol w:w="2016"/>
+        <w:gridCol w:w="2016"/>
+        <w:gridCol w:w="2016"/>
+      </w:tblGrid>
+      <w:tr>
+        <w:tc>
+          <w:tcPr>
+            <w:tcW w:type="dxa" w:w="2016"/>
             <w:shd w:fill="1A365D"/>
             <w:tcMar>
-              <w:top w:w="60" w:type="dxa"/>
-              <w:bottom w:w="60" w:type="dxa"/>
-              <w:left w:w="80" w:type="dxa"/>
-              <w:right w:w="80" w:type="dxa"/>
+              <w:top w:w="45" w:type="dxa"/>
+              <w:bottom w:w="45" w:type="dxa"/>
+              <w:left w:w="60" w:type="dxa"/>
+              <w:right w:w="60" w:type="dxa"/>
             </w:tcMar>
           </w:tcPr>
           <w:p>
             <w:r>
               <w:rPr>
+                <w:rFonts w:ascii="Calibri" w:hAnsi="Calibri"/>
                 <w:b/>
                 <w:color w:val="FFFFFF"/>
                 <w:sz w:val="17"/>
               </w:rPr>
-              <w:t>Model</w:t>
+              <w:t>Status</w:t>
             </w:r>
           </w:p>
         </w:tc>
         <w:tc>
           <w:tcPr>
-            <w:tcW w:type="dxa" w:w="2484"/>
+            <w:tcW w:type="dxa" w:w="2016"/>
             <w:shd w:fill="1A365D"/>
             <w:tcMar>
-              <w:top w:w="60" w:type="dxa"/>
-              <w:bottom w:w="60" w:type="dxa"/>
-              <w:left w:w="80" w:type="dxa"/>
-              <w:right w:w="80" w:type="dxa"/>
+              <w:top w:w="45" w:type="dxa"/>
+              <w:bottom w:w="45" w:type="dxa"/>
+              <w:left w:w="60" w:type="dxa"/>
+              <w:right w:w="60" w:type="dxa"/>
             </w:tcMar>
           </w:tcPr>
           <w:p>
             <w:r>
               <w:rPr>
+                <w:rFonts w:ascii="Calibri" w:hAnsi="Calibri"/>
                 <w:b/>
                 <w:color w:val="FFFFFF"/>
                 <w:sz w:val="17"/>
               </w:rPr>
-              <w:t>Ports &amp; Speed</w:t>
+              <w:t>Component / Material</w:t>
             </w:r>
           </w:p>
         </w:tc>
         <w:tc>
           <w:tcPr>
-            <w:tcW w:type="dxa" w:w="2484"/>
+            <w:tcW w:type="dxa" w:w="2016"/>
             <w:shd w:fill="1A365D"/>
             <w:tcMar>
-              <w:top w:w="60" w:type="dxa"/>
-              <w:bottom w:w="60" w:type="dxa"/>
-              <w:left w:w="80" w:type="dxa"/>
-              <w:right w:w="80" w:type="dxa"/>
+              <w:top w:w="45" w:type="dxa"/>
+              <w:bottom w:w="45" w:type="dxa"/>
+              <w:left w:w="60" w:type="dxa"/>
+              <w:right w:w="60" w:type="dxa"/>
             </w:tcMar>
           </w:tcPr>
           <w:p>
             <w:r>
               <w:rPr>
+                <w:rFonts w:ascii="Calibri" w:hAnsi="Calibri"/>
                 <w:b/>
                 <w:color w:val="FFFFFF"/>
                 <w:sz w:val="17"/>
               </w:rPr>
-              <w:t>Key Capabilities</w:t>
+              <w:t>Verified Part Specification</w:t>
             </w:r>
           </w:p>
         </w:tc>
         <w:tc>
           <w:tcPr>
-            <w:tcW w:type="dxa" w:w="2484"/>
+            <w:tcW w:type="dxa" w:w="2016"/>
             <w:shd w:fill="1A365D"/>
             <w:tcMar>
-              <w:top w:w="60" w:type="dxa"/>
-              <w:bottom w:w="60" w:type="dxa"/>
-              <w:left w:w="80" w:type="dxa"/>
-              <w:right w:w="80" w:type="dxa"/>
+              <w:top w:w="45" w:type="dxa"/>
+              <w:bottom w:w="45" w:type="dxa"/>
+              <w:left w:w="60" w:type="dxa"/>
+              <w:right w:w="60" w:type="dxa"/>
             </w:tcMar>
           </w:tcPr>
           <w:p>
+            <w:pPr>
+              <w:jc w:val="right"/>
+            </w:pPr>
             <w:r>
               <w:rPr>
+                <w:rFonts w:ascii="Calibri" w:hAnsi="Calibri"/>
                 <w:b/>
                 <w:color w:val="FFFFFF"/>
                 <w:sz w:val="17"/>
               </w:rPr>
-              <w:t>Est. Price</w:t>
+              <w:t>Qty</w:t>
+            </w:r>
+          </w:p>
+        </w:tc>
+        <w:tc>
+          <w:tcPr>
+            <w:tcW w:type="dxa" w:w="2016"/>
+            <w:shd w:fill="1A365D"/>
+            <w:tcMar>
+              <w:top w:w="45" w:type="dxa"/>
+              <w:bottom w:w="45" w:type="dxa"/>
+              <w:left w:w="60" w:type="dxa"/>
+              <w:right w:w="60" w:type="dxa"/>
+            </w:tcMar>
+          </w:tcPr>
+          <w:p>
+            <w:pPr>
+              <w:jc w:val="right"/>
+            </w:pPr>
+            <w:r>
+              <w:rPr>
+                <w:rFonts w:ascii="Calibri" w:hAnsi="Calibri"/>
+                <w:b/>
+                <w:color w:val="FFFFFF"/>
+                <w:sz w:val="17"/>
+              </w:rPr>
+              <w:t>Est. Price (USD)</w:t>
             </w:r>
           </w:p>
         </w:tc>
@@ -342,83 +397,116 @@
       <w:tr>
         <w:tc>
           <w:tcPr>
-            <w:tcW w:type="dxa" w:w="2484"/>
+            <w:tcW w:type="dxa" w:w="2016"/>
             <w:shd w:fill="FFFFFF"/>
             <w:tcMar>
-              <w:top w:w="60" w:type="dxa"/>
-              <w:bottom w:w="60" w:type="dxa"/>
-              <w:left w:w="80" w:type="dxa"/>
-              <w:right w:w="80" w:type="dxa"/>
+              <w:top w:w="40" w:type="dxa"/>
+              <w:bottom w:w="40" w:type="dxa"/>
+              <w:left w:w="60" w:type="dxa"/>
+              <w:right w:w="60" w:type="dxa"/>
             </w:tcMar>
           </w:tcPr>
           <w:p>
             <w:r>
               <w:rPr>
+                <w:rFonts w:ascii="Calibri" w:hAnsi="Calibri"/>
                 <w:b/>
-                <w:sz w:val="17"/>
+                <w:color w:val="107C41"/>
+                <w:sz w:val="16"/>
               </w:rPr>
-              <w:t>TP-Link Omada ER707-M2 (Primary Choice)</w:t>
+              <w:t>[MANDATORY]</w:t>
             </w:r>
           </w:p>
         </w:tc>
         <w:tc>
           <w:tcPr>
-            <w:tcW w:type="dxa" w:w="2484"/>
+            <w:tcW w:type="dxa" w:w="2016"/>
             <w:shd w:fill="FFFFFF"/>
             <w:tcMar>
-              <w:top w:w="60" w:type="dxa"/>
-              <w:bottom w:w="60" w:type="dxa"/>
-              <w:left w:w="80" w:type="dxa"/>
-              <w:right w:w="80" w:type="dxa"/>
+              <w:top w:w="40" w:type="dxa"/>
+              <w:bottom w:w="40" w:type="dxa"/>
+              <w:left w:w="60" w:type="dxa"/>
+              <w:right w:w="60" w:type="dxa"/>
             </w:tcMar>
           </w:tcPr>
           <w:p>
             <w:r>
               <w:rPr>
-                <w:sz w:val="17"/>
+                <w:rFonts w:ascii="Calibri" w:hAnsi="Calibri"/>
+                <w:b/>
+                <w:sz w:val="16"/>
               </w:rPr>
-              <w:t>2× 2.5GbE RJ45 + 4× 1GbE + 1× SFP</w:t>
+              <w:t>Dedicated GPU</w:t>
             </w:r>
           </w:p>
         </w:tc>
         <w:tc>
           <w:tcPr>
-            <w:tcW w:type="dxa" w:w="2484"/>
+            <w:tcW w:type="dxa" w:w="2016"/>
             <w:shd w:fill="FFFFFF"/>
             <w:tcMar>
-              <w:top w:w="60" w:type="dxa"/>
-              <w:bottom w:w="60" w:type="dxa"/>
-              <w:left w:w="80" w:type="dxa"/>
-              <w:right w:w="80" w:type="dxa"/>
+              <w:top w:w="40" w:type="dxa"/>
+              <w:bottom w:w="40" w:type="dxa"/>
+              <w:left w:w="60" w:type="dxa"/>
+              <w:right w:w="60" w:type="dxa"/>
             </w:tcMar>
           </w:tcPr>
           <w:p>
             <w:r>
               <w:rPr>
-                <w:sz w:val="17"/>
+                <w:rFonts w:ascii="Calibri" w:hAnsi="Calibri"/>
+                <w:sz w:val="16"/>
               </w:rPr>
-              <w:t>Hardware multi-WAN failover (4G/5G backup), multi-VLAN isolation (CCTV vs POS vs Wi-Fi), WireGuard VPN, 500k sessions</w:t>
+              <w:t>AMD Radeon™ RX 9060 XT (16GB GDDR6, 128-bit) [Alt: RX 7600 XT 16GB]</w:t>
             </w:r>
           </w:p>
         </w:tc>
         <w:tc>
           <w:tcPr>
-            <w:tcW w:type="dxa" w:w="2484"/>
+            <w:tcW w:type="dxa" w:w="2016"/>
             <w:shd w:fill="FFFFFF"/>
             <w:tcMar>
-              <w:top w:w="60" w:type="dxa"/>
-              <w:bottom w:w="60" w:type="dxa"/>
-              <w:left w:w="80" w:type="dxa"/>
-              <w:right w:w="80" w:type="dxa"/>
+              <w:top w:w="40" w:type="dxa"/>
+              <w:bottom w:w="40" w:type="dxa"/>
+              <w:left w:w="60" w:type="dxa"/>
+              <w:right w:w="60" w:type="dxa"/>
             </w:tcMar>
           </w:tcPr>
           <w:p>
+            <w:pPr>
+              <w:jc w:val="right"/>
+            </w:pPr>
             <w:r>
               <w:rPr>
+                <w:rFonts w:ascii="Calibri" w:hAnsi="Calibri"/>
+                <w:sz w:val="16"/>
+              </w:rPr>
+              <w:t>1</w:t>
+            </w:r>
+          </w:p>
+        </w:tc>
+        <w:tc>
+          <w:tcPr>
+            <w:tcW w:type="dxa" w:w="2016"/>
+            <w:shd w:fill="FFFFFF"/>
+            <w:tcMar>
+              <w:top w:w="40" w:type="dxa"/>
+              <w:bottom w:w="40" w:type="dxa"/>
+              <w:left w:w="60" w:type="dxa"/>
+              <w:right w:w="60" w:type="dxa"/>
+            </w:tcMar>
+          </w:tcPr>
+          <w:p>
+            <w:pPr>
+              <w:jc w:val="right"/>
+            </w:pPr>
+            <w:r>
+              <w:rPr>
+                <w:rFonts w:ascii="Calibri" w:hAnsi="Calibri"/>
                 <w:b/>
-                <w:sz w:val="17"/>
+                <w:sz w:val="16"/>
               </w:rPr>
-              <w:t>$165 – $190 USD</w:t>
+              <w:t>$330 – $360</w:t>
             </w:r>
           </w:p>
         </w:tc>
@@ -426,83 +514,1052 @@
       <w:tr>
         <w:tc>
           <w:tcPr>
-            <w:tcW w:type="dxa" w:w="2484"/>
+            <w:tcW w:type="dxa" w:w="2016"/>
             <w:shd w:fill="F7FAFC"/>
             <w:tcMar>
-              <w:top w:w="60" w:type="dxa"/>
-              <w:bottom w:w="60" w:type="dxa"/>
-              <w:left w:w="80" w:type="dxa"/>
-              <w:right w:w="80" w:type="dxa"/>
+              <w:top w:w="40" w:type="dxa"/>
+              <w:bottom w:w="40" w:type="dxa"/>
+              <w:left w:w="60" w:type="dxa"/>
+              <w:right w:w="60" w:type="dxa"/>
             </w:tcMar>
           </w:tcPr>
           <w:p>
             <w:r>
               <w:rPr>
+                <w:rFonts w:ascii="Calibri" w:hAnsi="Calibri"/>
                 <w:b/>
-                <w:sz w:val="17"/>
+                <w:color w:val="107C41"/>
+                <w:sz w:val="16"/>
               </w:rPr>
-              <w:t>Ubiquiti UniFi Cloud Gateway Max (UCG-Max)</w:t>
+              <w:t>[MANDATORY]</w:t>
             </w:r>
           </w:p>
         </w:tc>
         <w:tc>
           <w:tcPr>
-            <w:tcW w:type="dxa" w:w="2484"/>
+            <w:tcW w:type="dxa" w:w="2016"/>
             <w:shd w:fill="F7FAFC"/>
             <w:tcMar>
-              <w:top w:w="60" w:type="dxa"/>
-              <w:bottom w:w="60" w:type="dxa"/>
-              <w:left w:w="80" w:type="dxa"/>
-              <w:right w:w="80" w:type="dxa"/>
+              <w:top w:w="40" w:type="dxa"/>
+              <w:bottom w:w="40" w:type="dxa"/>
+              <w:left w:w="60" w:type="dxa"/>
+              <w:right w:w="60" w:type="dxa"/>
             </w:tcMar>
           </w:tcPr>
           <w:p>
             <w:r>
               <w:rPr>
-                <w:sz w:val="17"/>
+                <w:rFonts w:ascii="Calibri" w:hAnsi="Calibri"/>
+                <w:b/>
+                <w:sz w:val="16"/>
               </w:rPr>
-              <w:t>5× 2.5GbE RJ45 ports</w:t>
+              <w:t>Host Processor (CPU)</w:t>
             </w:r>
           </w:p>
         </w:tc>
         <w:tc>
           <w:tcPr>
-            <w:tcW w:type="dxa" w:w="2484"/>
+            <w:tcW w:type="dxa" w:w="2016"/>
             <w:shd w:fill="F7FAFC"/>
             <w:tcMar>
-              <w:top w:w="60" w:type="dxa"/>
-              <w:bottom w:w="60" w:type="dxa"/>
-              <w:left w:w="80" w:type="dxa"/>
-              <w:right w:w="80" w:type="dxa"/>
+              <w:top w:w="40" w:type="dxa"/>
+              <w:bottom w:w="40" w:type="dxa"/>
+              <w:left w:w="60" w:type="dxa"/>
+              <w:right w:w="60" w:type="dxa"/>
             </w:tcMar>
           </w:tcPr>
           <w:p>
             <w:r>
               <w:rPr>
-                <w:sz w:val="17"/>
+                <w:rFonts w:ascii="Calibri" w:hAnsi="Calibri"/>
+                <w:sz w:val="16"/>
               </w:rPr>
-              <w:t>Full 2.5 Gbps wire-speed routing with IDS/IPS, integrated UniFi SDN console, advanced traffic filtering</w:t>
+              <w:t>Intel Core i5-13400F or i5-14400F (10 Cores, 16 Threads, 65W TDP)</w:t>
             </w:r>
           </w:p>
         </w:tc>
         <w:tc>
           <w:tcPr>
-            <w:tcW w:type="dxa" w:w="2484"/>
+            <w:tcW w:type="dxa" w:w="2016"/>
             <w:shd w:fill="F7FAFC"/>
             <w:tcMar>
-              <w:top w:w="60" w:type="dxa"/>
-              <w:bottom w:w="60" w:type="dxa"/>
-              <w:left w:w="80" w:type="dxa"/>
-              <w:right w:w="80" w:type="dxa"/>
+              <w:top w:w="40" w:type="dxa"/>
+              <w:bottom w:w="40" w:type="dxa"/>
+              <w:left w:w="60" w:type="dxa"/>
+              <w:right w:w="60" w:type="dxa"/>
+            </w:tcMar>
+          </w:tcPr>
+          <w:p>
+            <w:pPr>
+              <w:jc w:val="right"/>
+            </w:pPr>
+            <w:r>
+              <w:rPr>
+                <w:rFonts w:ascii="Calibri" w:hAnsi="Calibri"/>
+                <w:sz w:val="16"/>
+              </w:rPr>
+              <w:t>1</w:t>
+            </w:r>
+          </w:p>
+        </w:tc>
+        <w:tc>
+          <w:tcPr>
+            <w:tcW w:type="dxa" w:w="2016"/>
+            <w:shd w:fill="F7FAFC"/>
+            <w:tcMar>
+              <w:top w:w="40" w:type="dxa"/>
+              <w:bottom w:w="40" w:type="dxa"/>
+              <w:left w:w="60" w:type="dxa"/>
+              <w:right w:w="60" w:type="dxa"/>
+            </w:tcMar>
+          </w:tcPr>
+          <w:p>
+            <w:pPr>
+              <w:jc w:val="right"/>
+            </w:pPr>
+            <w:r>
+              <w:rPr>
+                <w:rFonts w:ascii="Calibri" w:hAnsi="Calibri"/>
+                <w:b/>
+                <w:sz w:val="16"/>
+              </w:rPr>
+              <w:t>$165 – $190</w:t>
+            </w:r>
+          </w:p>
+        </w:tc>
+      </w:tr>
+      <w:tr>
+        <w:tc>
+          <w:tcPr>
+            <w:tcW w:type="dxa" w:w="2016"/>
+            <w:shd w:fill="FFFFFF"/>
+            <w:tcMar>
+              <w:top w:w="40" w:type="dxa"/>
+              <w:bottom w:w="40" w:type="dxa"/>
+              <w:left w:w="60" w:type="dxa"/>
+              <w:right w:w="60" w:type="dxa"/>
             </w:tcMar>
           </w:tcPr>
           <w:p>
             <w:r>
               <w:rPr>
+                <w:rFonts w:ascii="Calibri" w:hAnsi="Calibri"/>
                 <w:b/>
-                <w:sz w:val="17"/>
+                <w:color w:val="107C41"/>
+                <w:sz w:val="16"/>
               </w:rPr>
-              <w:t>$199 – $220 USD</w:t>
+              <w:t>[MANDATORY]</w:t>
+            </w:r>
+          </w:p>
+        </w:tc>
+        <w:tc>
+          <w:tcPr>
+            <w:tcW w:type="dxa" w:w="2016"/>
+            <w:shd w:fill="FFFFFF"/>
+            <w:tcMar>
+              <w:top w:w="40" w:type="dxa"/>
+              <w:bottom w:w="40" w:type="dxa"/>
+              <w:left w:w="60" w:type="dxa"/>
+              <w:right w:w="60" w:type="dxa"/>
+            </w:tcMar>
+          </w:tcPr>
+          <w:p>
+            <w:r>
+              <w:rPr>
+                <w:rFonts w:ascii="Calibri" w:hAnsi="Calibri"/>
+                <w:b/>
+                <w:sz w:val="16"/>
+              </w:rPr>
+              <w:t>Motherboard</w:t>
+            </w:r>
+          </w:p>
+        </w:tc>
+        <w:tc>
+          <w:tcPr>
+            <w:tcW w:type="dxa" w:w="2016"/>
+            <w:shd w:fill="FFFFFF"/>
+            <w:tcMar>
+              <w:top w:w="40" w:type="dxa"/>
+              <w:bottom w:w="40" w:type="dxa"/>
+              <w:left w:w="60" w:type="dxa"/>
+              <w:right w:w="60" w:type="dxa"/>
+            </w:tcMar>
+          </w:tcPr>
+          <w:p>
+            <w:r>
+              <w:rPr>
+                <w:rFonts w:ascii="Calibri" w:hAnsi="Calibri"/>
+                <w:sz w:val="16"/>
+              </w:rPr>
+              <w:t>ASRock B760M Pro RS or MSI PRO B760M-A (Micro-ATX, 2.5GbE LAN, Dual M.2)</w:t>
+            </w:r>
+          </w:p>
+        </w:tc>
+        <w:tc>
+          <w:tcPr>
+            <w:tcW w:type="dxa" w:w="2016"/>
+            <w:shd w:fill="FFFFFF"/>
+            <w:tcMar>
+              <w:top w:w="40" w:type="dxa"/>
+              <w:bottom w:w="40" w:type="dxa"/>
+              <w:left w:w="60" w:type="dxa"/>
+              <w:right w:w="60" w:type="dxa"/>
+            </w:tcMar>
+          </w:tcPr>
+          <w:p>
+            <w:pPr>
+              <w:jc w:val="right"/>
+            </w:pPr>
+            <w:r>
+              <w:rPr>
+                <w:rFonts w:ascii="Calibri" w:hAnsi="Calibri"/>
+                <w:sz w:val="16"/>
+              </w:rPr>
+              <w:t>1</w:t>
+            </w:r>
+          </w:p>
+        </w:tc>
+        <w:tc>
+          <w:tcPr>
+            <w:tcW w:type="dxa" w:w="2016"/>
+            <w:shd w:fill="FFFFFF"/>
+            <w:tcMar>
+              <w:top w:w="40" w:type="dxa"/>
+              <w:bottom w:w="40" w:type="dxa"/>
+              <w:left w:w="60" w:type="dxa"/>
+              <w:right w:w="60" w:type="dxa"/>
+            </w:tcMar>
+          </w:tcPr>
+          <w:p>
+            <w:pPr>
+              <w:jc w:val="right"/>
+            </w:pPr>
+            <w:r>
+              <w:rPr>
+                <w:rFonts w:ascii="Calibri" w:hAnsi="Calibri"/>
+                <w:b/>
+                <w:sz w:val="16"/>
+              </w:rPr>
+              <w:t>$110 – $130</w:t>
+            </w:r>
+          </w:p>
+        </w:tc>
+      </w:tr>
+      <w:tr>
+        <w:tc>
+          <w:tcPr>
+            <w:tcW w:type="dxa" w:w="2016"/>
+            <w:shd w:fill="F7FAFC"/>
+            <w:tcMar>
+              <w:top w:w="40" w:type="dxa"/>
+              <w:bottom w:w="40" w:type="dxa"/>
+              <w:left w:w="60" w:type="dxa"/>
+              <w:right w:w="60" w:type="dxa"/>
+            </w:tcMar>
+          </w:tcPr>
+          <w:p>
+            <w:r>
+              <w:rPr>
+                <w:rFonts w:ascii="Calibri" w:hAnsi="Calibri"/>
+                <w:b/>
+                <w:color w:val="107C41"/>
+                <w:sz w:val="16"/>
+              </w:rPr>
+              <w:t>[MANDATORY]</w:t>
+            </w:r>
+          </w:p>
+        </w:tc>
+        <w:tc>
+          <w:tcPr>
+            <w:tcW w:type="dxa" w:w="2016"/>
+            <w:shd w:fill="F7FAFC"/>
+            <w:tcMar>
+              <w:top w:w="40" w:type="dxa"/>
+              <w:bottom w:w="40" w:type="dxa"/>
+              <w:left w:w="60" w:type="dxa"/>
+              <w:right w:w="60" w:type="dxa"/>
+            </w:tcMar>
+          </w:tcPr>
+          <w:p>
+            <w:r>
+              <w:rPr>
+                <w:rFonts w:ascii="Calibri" w:hAnsi="Calibri"/>
+                <w:b/>
+                <w:sz w:val="16"/>
+              </w:rPr>
+              <w:t>System Memory (RAM)</w:t>
+            </w:r>
+          </w:p>
+        </w:tc>
+        <w:tc>
+          <w:tcPr>
+            <w:tcW w:type="dxa" w:w="2016"/>
+            <w:shd w:fill="F7FAFC"/>
+            <w:tcMar>
+              <w:top w:w="40" w:type="dxa"/>
+              <w:bottom w:w="40" w:type="dxa"/>
+              <w:left w:w="60" w:type="dxa"/>
+              <w:right w:w="60" w:type="dxa"/>
+            </w:tcMar>
+          </w:tcPr>
+          <w:p>
+            <w:r>
+              <w:rPr>
+                <w:rFonts w:ascii="Calibri" w:hAnsi="Calibri"/>
+                <w:sz w:val="16"/>
+              </w:rPr>
+              <w:t>16GB (2x 8GB) DDR5-5200 MHz CL36 Dual-Channel Kit (Kingston/Crucial)</w:t>
+            </w:r>
+          </w:p>
+        </w:tc>
+        <w:tc>
+          <w:tcPr>
+            <w:tcW w:type="dxa" w:w="2016"/>
+            <w:shd w:fill="F7FAFC"/>
+            <w:tcMar>
+              <w:top w:w="40" w:type="dxa"/>
+              <w:bottom w:w="40" w:type="dxa"/>
+              <w:left w:w="60" w:type="dxa"/>
+              <w:right w:w="60" w:type="dxa"/>
+            </w:tcMar>
+          </w:tcPr>
+          <w:p>
+            <w:pPr>
+              <w:jc w:val="right"/>
+            </w:pPr>
+            <w:r>
+              <w:rPr>
+                <w:rFonts w:ascii="Calibri" w:hAnsi="Calibri"/>
+                <w:sz w:val="16"/>
+              </w:rPr>
+              <w:t>1</w:t>
+            </w:r>
+          </w:p>
+        </w:tc>
+        <w:tc>
+          <w:tcPr>
+            <w:tcW w:type="dxa" w:w="2016"/>
+            <w:shd w:fill="F7FAFC"/>
+            <w:tcMar>
+              <w:top w:w="40" w:type="dxa"/>
+              <w:bottom w:w="40" w:type="dxa"/>
+              <w:left w:w="60" w:type="dxa"/>
+              <w:right w:w="60" w:type="dxa"/>
+            </w:tcMar>
+          </w:tcPr>
+          <w:p>
+            <w:pPr>
+              <w:jc w:val="right"/>
+            </w:pPr>
+            <w:r>
+              <w:rPr>
+                <w:rFonts w:ascii="Calibri" w:hAnsi="Calibri"/>
+                <w:b/>
+                <w:sz w:val="16"/>
+              </w:rPr>
+              <w:t>$55 – $65</w:t>
+            </w:r>
+          </w:p>
+        </w:tc>
+      </w:tr>
+      <w:tr>
+        <w:tc>
+          <w:tcPr>
+            <w:tcW w:type="dxa" w:w="2016"/>
+            <w:shd w:fill="FFFFFF"/>
+            <w:tcMar>
+              <w:top w:w="40" w:type="dxa"/>
+              <w:bottom w:w="40" w:type="dxa"/>
+              <w:left w:w="60" w:type="dxa"/>
+              <w:right w:w="60" w:type="dxa"/>
+            </w:tcMar>
+          </w:tcPr>
+          <w:p>
+            <w:r>
+              <w:rPr>
+                <w:rFonts w:ascii="Calibri" w:hAnsi="Calibri"/>
+                <w:b/>
+                <w:color w:val="B45000"/>
+                <w:sz w:val="16"/>
+              </w:rPr>
+              <w:t>[OPTIONAL]</w:t>
+            </w:r>
+          </w:p>
+        </w:tc>
+        <w:tc>
+          <w:tcPr>
+            <w:tcW w:type="dxa" w:w="2016"/>
+            <w:shd w:fill="FFFFFF"/>
+            <w:tcMar>
+              <w:top w:w="40" w:type="dxa"/>
+              <w:bottom w:w="40" w:type="dxa"/>
+              <w:left w:w="60" w:type="dxa"/>
+              <w:right w:w="60" w:type="dxa"/>
+            </w:tcMar>
+          </w:tcPr>
+          <w:p>
+            <w:r>
+              <w:rPr>
+                <w:rFonts w:ascii="Calibri" w:hAnsi="Calibri"/>
+                <w:b/>
+                <w:sz w:val="16"/>
+              </w:rPr>
+              <w:t>RAM Capacity Upgrade</w:t>
+            </w:r>
+          </w:p>
+        </w:tc>
+        <w:tc>
+          <w:tcPr>
+            <w:tcW w:type="dxa" w:w="2016"/>
+            <w:shd w:fill="FFFFFF"/>
+            <w:tcMar>
+              <w:top w:w="40" w:type="dxa"/>
+              <w:bottom w:w="40" w:type="dxa"/>
+              <w:left w:w="60" w:type="dxa"/>
+              <w:right w:w="60" w:type="dxa"/>
+            </w:tcMar>
+          </w:tcPr>
+          <w:p>
+            <w:r>
+              <w:rPr>
+                <w:rFonts w:ascii="Calibri" w:hAnsi="Calibri"/>
+                <w:sz w:val="16"/>
+              </w:rPr>
+              <w:t>32GB (2x 16GB) DDR5-5600 CL30 (Enables 10GB RAM-disk pre-alarm buffer)</w:t>
+            </w:r>
+          </w:p>
+        </w:tc>
+        <w:tc>
+          <w:tcPr>
+            <w:tcW w:type="dxa" w:w="2016"/>
+            <w:shd w:fill="FFFFFF"/>
+            <w:tcMar>
+              <w:top w:w="40" w:type="dxa"/>
+              <w:bottom w:w="40" w:type="dxa"/>
+              <w:left w:w="60" w:type="dxa"/>
+              <w:right w:w="60" w:type="dxa"/>
+            </w:tcMar>
+          </w:tcPr>
+          <w:p>
+            <w:pPr>
+              <w:jc w:val="right"/>
+            </w:pPr>
+            <w:r>
+              <w:rPr>
+                <w:rFonts w:ascii="Calibri" w:hAnsi="Calibri"/>
+                <w:sz w:val="16"/>
+              </w:rPr>
+              <w:t>1</w:t>
+            </w:r>
+          </w:p>
+        </w:tc>
+        <w:tc>
+          <w:tcPr>
+            <w:tcW w:type="dxa" w:w="2016"/>
+            <w:shd w:fill="FFFFFF"/>
+            <w:tcMar>
+              <w:top w:w="40" w:type="dxa"/>
+              <w:bottom w:w="40" w:type="dxa"/>
+              <w:left w:w="60" w:type="dxa"/>
+              <w:right w:w="60" w:type="dxa"/>
+            </w:tcMar>
+          </w:tcPr>
+          <w:p>
+            <w:pPr>
+              <w:jc w:val="right"/>
+            </w:pPr>
+            <w:r>
+              <w:rPr>
+                <w:rFonts w:ascii="Calibri" w:hAnsi="Calibri"/>
+                <w:b/>
+                <w:sz w:val="16"/>
+              </w:rPr>
+              <w:t>(+$35 upgrade)</w:t>
+            </w:r>
+          </w:p>
+        </w:tc>
+      </w:tr>
+      <w:tr>
+        <w:tc>
+          <w:tcPr>
+            <w:tcW w:type="dxa" w:w="2016"/>
+            <w:shd w:fill="F7FAFC"/>
+            <w:tcMar>
+              <w:top w:w="40" w:type="dxa"/>
+              <w:bottom w:w="40" w:type="dxa"/>
+              <w:left w:w="60" w:type="dxa"/>
+              <w:right w:w="60" w:type="dxa"/>
+            </w:tcMar>
+          </w:tcPr>
+          <w:p>
+            <w:r>
+              <w:rPr>
+                <w:rFonts w:ascii="Calibri" w:hAnsi="Calibri"/>
+                <w:b/>
+                <w:color w:val="107C41"/>
+                <w:sz w:val="16"/>
+              </w:rPr>
+              <w:t>[MANDATORY]</w:t>
+            </w:r>
+          </w:p>
+        </w:tc>
+        <w:tc>
+          <w:tcPr>
+            <w:tcW w:type="dxa" w:w="2016"/>
+            <w:shd w:fill="F7FAFC"/>
+            <w:tcMar>
+              <w:top w:w="40" w:type="dxa"/>
+              <w:bottom w:w="40" w:type="dxa"/>
+              <w:left w:w="60" w:type="dxa"/>
+              <w:right w:w="60" w:type="dxa"/>
+            </w:tcMar>
+          </w:tcPr>
+          <w:p>
+            <w:r>
+              <w:rPr>
+                <w:rFonts w:ascii="Calibri" w:hAnsi="Calibri"/>
+                <w:b/>
+                <w:sz w:val="16"/>
+              </w:rPr>
+              <w:t>Local Storage (SSD)</w:t>
+            </w:r>
+          </w:p>
+        </w:tc>
+        <w:tc>
+          <w:tcPr>
+            <w:tcW w:type="dxa" w:w="2016"/>
+            <w:shd w:fill="F7FAFC"/>
+            <w:tcMar>
+              <w:top w:w="40" w:type="dxa"/>
+              <w:bottom w:w="40" w:type="dxa"/>
+              <w:left w:w="60" w:type="dxa"/>
+              <w:right w:w="60" w:type="dxa"/>
+            </w:tcMar>
+          </w:tcPr>
+          <w:p>
+            <w:r>
+              <w:rPr>
+                <w:rFonts w:ascii="Calibri" w:hAnsi="Calibri"/>
+                <w:sz w:val="16"/>
+              </w:rPr>
+              <w:t>512GB WD Blue SN580 or Crucial P3 Plus PCIe 4.0 M.2 NVMe SSD</w:t>
+            </w:r>
+          </w:p>
+        </w:tc>
+        <w:tc>
+          <w:tcPr>
+            <w:tcW w:type="dxa" w:w="2016"/>
+            <w:shd w:fill="F7FAFC"/>
+            <w:tcMar>
+              <w:top w:w="40" w:type="dxa"/>
+              <w:bottom w:w="40" w:type="dxa"/>
+              <w:left w:w="60" w:type="dxa"/>
+              <w:right w:w="60" w:type="dxa"/>
+            </w:tcMar>
+          </w:tcPr>
+          <w:p>
+            <w:pPr>
+              <w:jc w:val="right"/>
+            </w:pPr>
+            <w:r>
+              <w:rPr>
+                <w:rFonts w:ascii="Calibri" w:hAnsi="Calibri"/>
+                <w:sz w:val="16"/>
+              </w:rPr>
+              <w:t>1</w:t>
+            </w:r>
+          </w:p>
+        </w:tc>
+        <w:tc>
+          <w:tcPr>
+            <w:tcW w:type="dxa" w:w="2016"/>
+            <w:shd w:fill="F7FAFC"/>
+            <w:tcMar>
+              <w:top w:w="40" w:type="dxa"/>
+              <w:bottom w:w="40" w:type="dxa"/>
+              <w:left w:w="60" w:type="dxa"/>
+              <w:right w:w="60" w:type="dxa"/>
+            </w:tcMar>
+          </w:tcPr>
+          <w:p>
+            <w:pPr>
+              <w:jc w:val="right"/>
+            </w:pPr>
+            <w:r>
+              <w:rPr>
+                <w:rFonts w:ascii="Calibri" w:hAnsi="Calibri"/>
+                <w:b/>
+                <w:sz w:val="16"/>
+              </w:rPr>
+              <w:t>$40 – $48</w:t>
+            </w:r>
+          </w:p>
+        </w:tc>
+      </w:tr>
+      <w:tr>
+        <w:tc>
+          <w:tcPr>
+            <w:tcW w:type="dxa" w:w="2016"/>
+            <w:shd w:fill="FFFFFF"/>
+            <w:tcMar>
+              <w:top w:w="40" w:type="dxa"/>
+              <w:bottom w:w="40" w:type="dxa"/>
+              <w:left w:w="60" w:type="dxa"/>
+              <w:right w:w="60" w:type="dxa"/>
+            </w:tcMar>
+          </w:tcPr>
+          <w:p>
+            <w:r>
+              <w:rPr>
+                <w:rFonts w:ascii="Calibri" w:hAnsi="Calibri"/>
+                <w:b/>
+                <w:color w:val="107C41"/>
+                <w:sz w:val="16"/>
+              </w:rPr>
+              <w:t>[MANDATORY]</w:t>
+            </w:r>
+          </w:p>
+        </w:tc>
+        <w:tc>
+          <w:tcPr>
+            <w:tcW w:type="dxa" w:w="2016"/>
+            <w:shd w:fill="FFFFFF"/>
+            <w:tcMar>
+              <w:top w:w="40" w:type="dxa"/>
+              <w:bottom w:w="40" w:type="dxa"/>
+              <w:left w:w="60" w:type="dxa"/>
+              <w:right w:w="60" w:type="dxa"/>
+            </w:tcMar>
+          </w:tcPr>
+          <w:p>
+            <w:r>
+              <w:rPr>
+                <w:rFonts w:ascii="Calibri" w:hAnsi="Calibri"/>
+                <w:b/>
+                <w:sz w:val="16"/>
+              </w:rPr>
+              <w:t>Power Supply (PSU)</w:t>
+            </w:r>
+          </w:p>
+        </w:tc>
+        <w:tc>
+          <w:tcPr>
+            <w:tcW w:type="dxa" w:w="2016"/>
+            <w:shd w:fill="FFFFFF"/>
+            <w:tcMar>
+              <w:top w:w="40" w:type="dxa"/>
+              <w:bottom w:w="40" w:type="dxa"/>
+              <w:left w:w="60" w:type="dxa"/>
+              <w:right w:w="60" w:type="dxa"/>
+            </w:tcMar>
+          </w:tcPr>
+          <w:p>
+            <w:r>
+              <w:rPr>
+                <w:rFonts w:ascii="Calibri" w:hAnsi="Calibri"/>
+                <w:sz w:val="16"/>
+              </w:rPr>
+              <w:t>650W 80+ Bronze/Gold (MSI MAG A650BN / Corsair CX650)</w:t>
+            </w:r>
+          </w:p>
+        </w:tc>
+        <w:tc>
+          <w:tcPr>
+            <w:tcW w:type="dxa" w:w="2016"/>
+            <w:shd w:fill="FFFFFF"/>
+            <w:tcMar>
+              <w:top w:w="40" w:type="dxa"/>
+              <w:bottom w:w="40" w:type="dxa"/>
+              <w:left w:w="60" w:type="dxa"/>
+              <w:right w:w="60" w:type="dxa"/>
+            </w:tcMar>
+          </w:tcPr>
+          <w:p>
+            <w:pPr>
+              <w:jc w:val="right"/>
+            </w:pPr>
+            <w:r>
+              <w:rPr>
+                <w:rFonts w:ascii="Calibri" w:hAnsi="Calibri"/>
+                <w:sz w:val="16"/>
+              </w:rPr>
+              <w:t>1</w:t>
+            </w:r>
+          </w:p>
+        </w:tc>
+        <w:tc>
+          <w:tcPr>
+            <w:tcW w:type="dxa" w:w="2016"/>
+            <w:shd w:fill="FFFFFF"/>
+            <w:tcMar>
+              <w:top w:w="40" w:type="dxa"/>
+              <w:bottom w:w="40" w:type="dxa"/>
+              <w:left w:w="60" w:type="dxa"/>
+              <w:right w:w="60" w:type="dxa"/>
+            </w:tcMar>
+          </w:tcPr>
+          <w:p>
+            <w:pPr>
+              <w:jc w:val="right"/>
+            </w:pPr>
+            <w:r>
+              <w:rPr>
+                <w:rFonts w:ascii="Calibri" w:hAnsi="Calibri"/>
+                <w:b/>
+                <w:sz w:val="16"/>
+              </w:rPr>
+              <w:t>$55 – $65</w:t>
+            </w:r>
+          </w:p>
+        </w:tc>
+      </w:tr>
+      <w:tr>
+        <w:tc>
+          <w:tcPr>
+            <w:tcW w:type="dxa" w:w="2016"/>
+            <w:shd w:fill="F7FAFC"/>
+            <w:tcMar>
+              <w:top w:w="40" w:type="dxa"/>
+              <w:bottom w:w="40" w:type="dxa"/>
+              <w:left w:w="60" w:type="dxa"/>
+              <w:right w:w="60" w:type="dxa"/>
+            </w:tcMar>
+          </w:tcPr>
+          <w:p>
+            <w:r>
+              <w:rPr>
+                <w:rFonts w:ascii="Calibri" w:hAnsi="Calibri"/>
+                <w:b/>
+                <w:color w:val="107C41"/>
+                <w:sz w:val="16"/>
+              </w:rPr>
+              <w:t>[MANDATORY]</w:t>
+            </w:r>
+          </w:p>
+        </w:tc>
+        <w:tc>
+          <w:tcPr>
+            <w:tcW w:type="dxa" w:w="2016"/>
+            <w:shd w:fill="F7FAFC"/>
+            <w:tcMar>
+              <w:top w:w="40" w:type="dxa"/>
+              <w:bottom w:w="40" w:type="dxa"/>
+              <w:left w:w="60" w:type="dxa"/>
+              <w:right w:w="60" w:type="dxa"/>
+            </w:tcMar>
+          </w:tcPr>
+          <w:p>
+            <w:r>
+              <w:rPr>
+                <w:rFonts w:ascii="Calibri" w:hAnsi="Calibri"/>
+                <w:b/>
+                <w:sz w:val="16"/>
+              </w:rPr>
+              <w:t>Computer Chassis</w:t>
+            </w:r>
+          </w:p>
+        </w:tc>
+        <w:tc>
+          <w:tcPr>
+            <w:tcW w:type="dxa" w:w="2016"/>
+            <w:shd w:fill="F7FAFC"/>
+            <w:tcMar>
+              <w:top w:w="40" w:type="dxa"/>
+              <w:bottom w:w="40" w:type="dxa"/>
+              <w:left w:w="60" w:type="dxa"/>
+              <w:right w:w="60" w:type="dxa"/>
+            </w:tcMar>
+          </w:tcPr>
+          <w:p>
+            <w:r>
+              <w:rPr>
+                <w:rFonts w:ascii="Calibri" w:hAnsi="Calibri"/>
+                <w:sz w:val="16"/>
+              </w:rPr>
+              <w:t>Montech Air 100 Mesh or DeepCool CC360 (Micro-ATX, 4x Fans, High-Airflow)</w:t>
+            </w:r>
+          </w:p>
+        </w:tc>
+        <w:tc>
+          <w:tcPr>
+            <w:tcW w:type="dxa" w:w="2016"/>
+            <w:shd w:fill="F7FAFC"/>
+            <w:tcMar>
+              <w:top w:w="40" w:type="dxa"/>
+              <w:bottom w:w="40" w:type="dxa"/>
+              <w:left w:w="60" w:type="dxa"/>
+              <w:right w:w="60" w:type="dxa"/>
+            </w:tcMar>
+          </w:tcPr>
+          <w:p>
+            <w:pPr>
+              <w:jc w:val="right"/>
+            </w:pPr>
+            <w:r>
+              <w:rPr>
+                <w:rFonts w:ascii="Calibri" w:hAnsi="Calibri"/>
+                <w:sz w:val="16"/>
+              </w:rPr>
+              <w:t>1</w:t>
+            </w:r>
+          </w:p>
+        </w:tc>
+        <w:tc>
+          <w:tcPr>
+            <w:tcW w:type="dxa" w:w="2016"/>
+            <w:shd w:fill="F7FAFC"/>
+            <w:tcMar>
+              <w:top w:w="40" w:type="dxa"/>
+              <w:bottom w:w="40" w:type="dxa"/>
+              <w:left w:w="60" w:type="dxa"/>
+              <w:right w:w="60" w:type="dxa"/>
+            </w:tcMar>
+          </w:tcPr>
+          <w:p>
+            <w:pPr>
+              <w:jc w:val="right"/>
+            </w:pPr>
+            <w:r>
+              <w:rPr>
+                <w:rFonts w:ascii="Calibri" w:hAnsi="Calibri"/>
+                <w:b/>
+                <w:sz w:val="16"/>
+              </w:rPr>
+              <w:t>$45 – $55</w:t>
+            </w:r>
+          </w:p>
+        </w:tc>
+      </w:tr>
+      <w:tr>
+        <w:tc>
+          <w:tcPr>
+            <w:tcW w:type="dxa" w:w="2016"/>
+            <w:shd w:fill="FFFFFF"/>
+            <w:tcMar>
+              <w:top w:w="40" w:type="dxa"/>
+              <w:bottom w:w="40" w:type="dxa"/>
+              <w:left w:w="60" w:type="dxa"/>
+              <w:right w:w="60" w:type="dxa"/>
+            </w:tcMar>
+          </w:tcPr>
+          <w:p>
+            <w:r>
+              <w:rPr>
+                <w:rFonts w:ascii="Calibri" w:hAnsi="Calibri"/>
+                <w:b/>
+                <w:color w:val="107C41"/>
+                <w:sz w:val="16"/>
+              </w:rPr>
+              <w:t>[MANDATORY]</w:t>
+            </w:r>
+          </w:p>
+        </w:tc>
+        <w:tc>
+          <w:tcPr>
+            <w:tcW w:type="dxa" w:w="2016"/>
+            <w:shd w:fill="FFFFFF"/>
+            <w:tcMar>
+              <w:top w:w="40" w:type="dxa"/>
+              <w:bottom w:w="40" w:type="dxa"/>
+              <w:left w:w="60" w:type="dxa"/>
+              <w:right w:w="60" w:type="dxa"/>
+            </w:tcMar>
+          </w:tcPr>
+          <w:p>
+            <w:r>
+              <w:rPr>
+                <w:rFonts w:ascii="Calibri" w:hAnsi="Calibri"/>
+                <w:b/>
+                <w:sz w:val="16"/>
+              </w:rPr>
+              <w:t>CPU Cooler</w:t>
+            </w:r>
+          </w:p>
+        </w:tc>
+        <w:tc>
+          <w:tcPr>
+            <w:tcW w:type="dxa" w:w="2016"/>
+            <w:shd w:fill="FFFFFF"/>
+            <w:tcMar>
+              <w:top w:w="40" w:type="dxa"/>
+              <w:bottom w:w="40" w:type="dxa"/>
+              <w:left w:w="60" w:type="dxa"/>
+              <w:right w:w="60" w:type="dxa"/>
+            </w:tcMar>
+          </w:tcPr>
+          <w:p>
+            <w:r>
+              <w:rPr>
+                <w:rFonts w:ascii="Calibri" w:hAnsi="Calibri"/>
+                <w:sz w:val="16"/>
+              </w:rPr>
+              <w:t>Thermalright Assassin X 120 Refined SE (120mm Silent Tower Cooler)</w:t>
+            </w:r>
+          </w:p>
+        </w:tc>
+        <w:tc>
+          <w:tcPr>
+            <w:tcW w:type="dxa" w:w="2016"/>
+            <w:shd w:fill="FFFFFF"/>
+            <w:tcMar>
+              <w:top w:w="40" w:type="dxa"/>
+              <w:bottom w:w="40" w:type="dxa"/>
+              <w:left w:w="60" w:type="dxa"/>
+              <w:right w:w="60" w:type="dxa"/>
+            </w:tcMar>
+          </w:tcPr>
+          <w:p>
+            <w:pPr>
+              <w:jc w:val="right"/>
+            </w:pPr>
+            <w:r>
+              <w:rPr>
+                <w:rFonts w:ascii="Calibri" w:hAnsi="Calibri"/>
+                <w:sz w:val="16"/>
+              </w:rPr>
+              <w:t>1</w:t>
+            </w:r>
+          </w:p>
+        </w:tc>
+        <w:tc>
+          <w:tcPr>
+            <w:tcW w:type="dxa" w:w="2016"/>
+            <w:shd w:fill="FFFFFF"/>
+            <w:tcMar>
+              <w:top w:w="40" w:type="dxa"/>
+              <w:bottom w:w="40" w:type="dxa"/>
+              <w:left w:w="60" w:type="dxa"/>
+              <w:right w:w="60" w:type="dxa"/>
+            </w:tcMar>
+          </w:tcPr>
+          <w:p>
+            <w:pPr>
+              <w:jc w:val="right"/>
+            </w:pPr>
+            <w:r>
+              <w:rPr>
+                <w:rFonts w:ascii="Calibri" w:hAnsi="Calibri"/>
+                <w:b/>
+                <w:sz w:val="16"/>
+              </w:rPr>
+              <w:t>$18 – $20</w:t>
+            </w:r>
+          </w:p>
+        </w:tc>
+      </w:tr>
+      <w:tr>
+        <w:tc>
+          <w:tcPr>
+            <w:tcW w:type="dxa" w:w="2016"/>
+            <w:shd w:fill="F7FAFC"/>
+            <w:tcMar>
+              <w:top w:w="40" w:type="dxa"/>
+              <w:bottom w:w="40" w:type="dxa"/>
+              <w:left w:w="60" w:type="dxa"/>
+              <w:right w:w="60" w:type="dxa"/>
+            </w:tcMar>
+          </w:tcPr>
+          <w:p>
+            <w:r>
+              <w:rPr>
+                <w:rFonts w:ascii="Calibri" w:hAnsi="Calibri"/>
+                <w:b/>
+                <w:color w:val="107C41"/>
+                <w:sz w:val="16"/>
+              </w:rPr>
+              <w:t>[MANDATORY]</w:t>
+            </w:r>
+          </w:p>
+        </w:tc>
+        <w:tc>
+          <w:tcPr>
+            <w:tcW w:type="dxa" w:w="2016"/>
+            <w:shd w:fill="F7FAFC"/>
+            <w:tcMar>
+              <w:top w:w="40" w:type="dxa"/>
+              <w:bottom w:w="40" w:type="dxa"/>
+              <w:left w:w="60" w:type="dxa"/>
+              <w:right w:w="60" w:type="dxa"/>
+            </w:tcMar>
+          </w:tcPr>
+          <w:p>
+            <w:r>
+              <w:rPr>
+                <w:rFonts w:ascii="Calibri" w:hAnsi="Calibri"/>
+                <w:b/>
+                <w:sz w:val="16"/>
+              </w:rPr>
+              <w:t>Secondary Network Card</w:t>
+            </w:r>
+          </w:p>
+        </w:tc>
+        <w:tc>
+          <w:tcPr>
+            <w:tcW w:type="dxa" w:w="2016"/>
+            <w:shd w:fill="F7FAFC"/>
+            <w:tcMar>
+              <w:top w:w="40" w:type="dxa"/>
+              <w:bottom w:w="40" w:type="dxa"/>
+              <w:left w:w="60" w:type="dxa"/>
+              <w:right w:w="60" w:type="dxa"/>
+            </w:tcMar>
+          </w:tcPr>
+          <w:p>
+            <w:r>
+              <w:rPr>
+                <w:rFonts w:ascii="Calibri" w:hAnsi="Calibri"/>
+                <w:sz w:val="16"/>
+              </w:rPr>
+              <w:t>PCIe 2.5 GbE Network Card (Realtek RTL8125B) for CCTV isolated VLAN</w:t>
+            </w:r>
+          </w:p>
+        </w:tc>
+        <w:tc>
+          <w:tcPr>
+            <w:tcW w:type="dxa" w:w="2016"/>
+            <w:shd w:fill="F7FAFC"/>
+            <w:tcMar>
+              <w:top w:w="40" w:type="dxa"/>
+              <w:bottom w:w="40" w:type="dxa"/>
+              <w:left w:w="60" w:type="dxa"/>
+              <w:right w:w="60" w:type="dxa"/>
+            </w:tcMar>
+          </w:tcPr>
+          <w:p>
+            <w:pPr>
+              <w:jc w:val="right"/>
+            </w:pPr>
+            <w:r>
+              <w:rPr>
+                <w:rFonts w:ascii="Calibri" w:hAnsi="Calibri"/>
+                <w:sz w:val="16"/>
+              </w:rPr>
+              <w:t>1</w:t>
+            </w:r>
+          </w:p>
+        </w:tc>
+        <w:tc>
+          <w:tcPr>
+            <w:tcW w:type="dxa" w:w="2016"/>
+            <w:shd w:fill="F7FAFC"/>
+            <w:tcMar>
+              <w:top w:w="40" w:type="dxa"/>
+              <w:bottom w:w="40" w:type="dxa"/>
+              <w:left w:w="60" w:type="dxa"/>
+              <w:right w:w="60" w:type="dxa"/>
+            </w:tcMar>
+          </w:tcPr>
+          <w:p>
+            <w:pPr>
+              <w:jc w:val="right"/>
+            </w:pPr>
+            <w:r>
+              <w:rPr>
+                <w:rFonts w:ascii="Calibri" w:hAnsi="Calibri"/>
+                <w:b/>
+                <w:sz w:val="16"/>
+              </w:rPr>
+              <w:t>$15 – $20</w:t>
             </w:r>
           </w:p>
         </w:tc>
@@ -518,7 +1575,7 @@
         <w:pStyle w:val="Heading2"/>
       </w:pPr>
       <w:r>
-        <w:t>3.2 High-Density PoE+ Managed Switch (Powering 32 Cameras)</w:t>
+        <w:t>3.2 Network Infrastructure (Switching &amp; Routing)</w:t>
       </w:r>
     </w:p>
     <w:tbl>
@@ -528,703 +1585,100 @@
         <w:tblLook w:firstColumn="1" w:firstRow="1" w:lastColumn="0" w:lastRow="0" w:noHBand="0" w:noVBand="1" w:val="04A0"/>
       </w:tblPr>
       <w:tblGrid>
-        <w:gridCol w:w="2484"/>
-        <w:gridCol w:w="2484"/>
-        <w:gridCol w:w="2484"/>
-        <w:gridCol w:w="2484"/>
+        <w:gridCol w:w="2016"/>
+        <w:gridCol w:w="2016"/>
+        <w:gridCol w:w="2016"/>
+        <w:gridCol w:w="2016"/>
+        <w:gridCol w:w="2016"/>
       </w:tblGrid>
       <w:tr>
         <w:tc>
           <w:tcPr>
-            <w:tcW w:type="dxa" w:w="2484"/>
-            <w:shd w:fill="2D3748"/>
+            <w:tcW w:type="dxa" w:w="2016"/>
+            <w:shd w:fill="1A365D"/>
             <w:tcMar>
-              <w:top w:w="60" w:type="dxa"/>
-              <w:bottom w:w="60" w:type="dxa"/>
-              <w:left w:w="80" w:type="dxa"/>
-              <w:right w:w="80" w:type="dxa"/>
+              <w:top w:w="45" w:type="dxa"/>
+              <w:bottom w:w="45" w:type="dxa"/>
+              <w:left w:w="60" w:type="dxa"/>
+              <w:right w:w="60" w:type="dxa"/>
             </w:tcMar>
           </w:tcPr>
           <w:p>
             <w:r>
               <w:rPr>
+                <w:rFonts w:ascii="Calibri" w:hAnsi="Calibri"/>
                 <w:b/>
                 <w:color w:val="FFFFFF"/>
                 <w:sz w:val="17"/>
               </w:rPr>
-              <w:t>Model</w:t>
+              <w:t>Status</w:t>
             </w:r>
           </w:p>
         </w:tc>
         <w:tc>
           <w:tcPr>
-            <w:tcW w:type="dxa" w:w="2484"/>
-            <w:shd w:fill="2D3748"/>
+            <w:tcW w:type="dxa" w:w="2016"/>
+            <w:shd w:fill="1A365D"/>
             <w:tcMar>
-              <w:top w:w="60" w:type="dxa"/>
-              <w:bottom w:w="60" w:type="dxa"/>
-              <w:left w:w="80" w:type="dxa"/>
-              <w:right w:w="80" w:type="dxa"/>
+              <w:top w:w="45" w:type="dxa"/>
+              <w:bottom w:w="45" w:type="dxa"/>
+              <w:left w:w="60" w:type="dxa"/>
+              <w:right w:w="60" w:type="dxa"/>
             </w:tcMar>
           </w:tcPr>
           <w:p>
             <w:r>
               <w:rPr>
+                <w:rFonts w:ascii="Calibri" w:hAnsi="Calibri"/>
                 <w:b/>
                 <w:color w:val="FFFFFF"/>
                 <w:sz w:val="17"/>
               </w:rPr>
-              <w:t>Port Count &amp; PoE Budget</w:t>
+              <w:t>Component / Material</w:t>
             </w:r>
           </w:p>
         </w:tc>
         <w:tc>
           <w:tcPr>
-            <w:tcW w:type="dxa" w:w="2484"/>
-            <w:shd w:fill="2D3748"/>
+            <w:tcW w:type="dxa" w:w="2016"/>
+            <w:shd w:fill="1A365D"/>
             <w:tcMar>
-              <w:top w:w="60" w:type="dxa"/>
-              <w:bottom w:w="60" w:type="dxa"/>
-              <w:left w:w="80" w:type="dxa"/>
-              <w:right w:w="80" w:type="dxa"/>
+              <w:top w:w="45" w:type="dxa"/>
+              <w:bottom w:w="45" w:type="dxa"/>
+              <w:left w:w="60" w:type="dxa"/>
+              <w:right w:w="60" w:type="dxa"/>
             </w:tcMar>
           </w:tcPr>
           <w:p>
             <w:r>
               <w:rPr>
+                <w:rFonts w:ascii="Calibri" w:hAnsi="Calibri"/>
                 <w:b/>
                 <w:color w:val="FFFFFF"/>
                 <w:sz w:val="17"/>
               </w:rPr>
-              <w:t>Bandwidth &amp; Uplinks</w:t>
+              <w:t>Verified Part Specification</w:t>
             </w:r>
           </w:p>
         </w:tc>
         <w:tc>
           <w:tcPr>
-            <w:tcW w:type="dxa" w:w="2484"/>
-            <w:shd w:fill="2D3748"/>
+            <w:tcW w:type="dxa" w:w="2016"/>
+            <w:shd w:fill="1A365D"/>
             <w:tcMar>
-              <w:top w:w="60" w:type="dxa"/>
-              <w:bottom w:w="60" w:type="dxa"/>
-              <w:left w:w="80" w:type="dxa"/>
-              <w:right w:w="80" w:type="dxa"/>
+              <w:top w:w="45" w:type="dxa"/>
+              <w:bottom w:w="45" w:type="dxa"/>
+              <w:left w:w="60" w:type="dxa"/>
+              <w:right w:w="60" w:type="dxa"/>
             </w:tcMar>
           </w:tcPr>
           <w:p>
+            <w:pPr>
+              <w:jc w:val="right"/>
+            </w:pPr>
             <w:r>
               <w:rPr>
-                <w:b/>
-                <w:color w:val="FFFFFF"/>
-                <w:sz w:val="17"/>
-              </w:rPr>
-              <w:t>Est. Price</w:t>
-            </w:r>
-          </w:p>
-        </w:tc>
-      </w:tr>
-      <w:tr>
-        <w:tc>
-          <w:tcPr>
-            <w:tcW w:type="dxa" w:w="2484"/>
-            <w:shd w:fill="FFFFFF"/>
-            <w:tcMar>
-              <w:top w:w="60" w:type="dxa"/>
-              <w:bottom w:w="60" w:type="dxa"/>
-              <w:left w:w="80" w:type="dxa"/>
-              <w:right w:w="80" w:type="dxa"/>
-            </w:tcMar>
-          </w:tcPr>
-          <w:p>
-            <w:r>
-              <w:rPr>
-                <w:b/>
-                <w:sz w:val="17"/>
-              </w:rPr>
-              <w:t>TP-Link Omada TL-SG3452P (Top Recommendation)</w:t>
-            </w:r>
-          </w:p>
-        </w:tc>
-        <w:tc>
-          <w:tcPr>
-            <w:tcW w:type="dxa" w:w="2484"/>
-            <w:shd w:fill="FFFFFF"/>
-            <w:tcMar>
-              <w:top w:w="60" w:type="dxa"/>
-              <w:bottom w:w="60" w:type="dxa"/>
-              <w:left w:w="80" w:type="dxa"/>
-              <w:right w:w="80" w:type="dxa"/>
-            </w:tcMar>
-          </w:tcPr>
-          <w:p>
-            <w:r>
-              <w:rPr>
-                <w:sz w:val="17"/>
-              </w:rPr>
-              <w:t>48× Gigabit PoE+ ports (384W total budget)</w:t>
-            </w:r>
-          </w:p>
-        </w:tc>
-        <w:tc>
-          <w:tcPr>
-            <w:tcW w:type="dxa" w:w="2484"/>
-            <w:shd w:fill="FFFFFF"/>
-            <w:tcMar>
-              <w:top w:w="60" w:type="dxa"/>
-              <w:bottom w:w="60" w:type="dxa"/>
-              <w:left w:w="80" w:type="dxa"/>
-              <w:right w:w="80" w:type="dxa"/>
-            </w:tcMar>
-          </w:tcPr>
-          <w:p>
-            <w:r>
-              <w:rPr>
-                <w:sz w:val="17"/>
-              </w:rPr>
-              <w:t>4× Gigabit SFP slots. Powers 32 cameras (@ ~6.5W = 208W, 54% budget) + 16 spare ports for Edge PC, NAS, POS, APs</w:t>
-            </w:r>
-          </w:p>
-        </w:tc>
-        <w:tc>
-          <w:tcPr>
-            <w:tcW w:type="dxa" w:w="2484"/>
-            <w:shd w:fill="FFFFFF"/>
-            <w:tcMar>
-              <w:top w:w="60" w:type="dxa"/>
-              <w:bottom w:w="60" w:type="dxa"/>
-              <w:left w:w="80" w:type="dxa"/>
-              <w:right w:w="80" w:type="dxa"/>
-            </w:tcMar>
-          </w:tcPr>
-          <w:p>
-            <w:r>
-              <w:rPr>
-                <w:b/>
-                <w:sz w:val="17"/>
-              </w:rPr>
-              <w:t>$480 – $520 USD</w:t>
-            </w:r>
-          </w:p>
-        </w:tc>
-      </w:tr>
-      <w:tr>
-        <w:tc>
-          <w:tcPr>
-            <w:tcW w:type="dxa" w:w="2484"/>
-            <w:shd w:fill="F7FAFC"/>
-            <w:tcMar>
-              <w:top w:w="60" w:type="dxa"/>
-              <w:bottom w:w="60" w:type="dxa"/>
-              <w:left w:w="80" w:type="dxa"/>
-              <w:right w:w="80" w:type="dxa"/>
-            </w:tcMar>
-          </w:tcPr>
-          <w:p>
-            <w:r>
-              <w:rPr>
-                <w:b/>
-                <w:sz w:val="17"/>
-              </w:rPr>
-              <w:t>Dual TP-Link TL-SG3428MP (Alternative 2-Switch)</w:t>
-            </w:r>
-          </w:p>
-        </w:tc>
-        <w:tc>
-          <w:tcPr>
-            <w:tcW w:type="dxa" w:w="2484"/>
-            <w:shd w:fill="F7FAFC"/>
-            <w:tcMar>
-              <w:top w:w="60" w:type="dxa"/>
-              <w:bottom w:w="60" w:type="dxa"/>
-              <w:left w:w="80" w:type="dxa"/>
-              <w:right w:w="80" w:type="dxa"/>
-            </w:tcMar>
-          </w:tcPr>
-          <w:p>
-            <w:r>
-              <w:rPr>
-                <w:sz w:val="17"/>
-              </w:rPr>
-              <w:t>2× 24× PoE+ ports (384W budget each = 768W)</w:t>
-            </w:r>
-          </w:p>
-        </w:tc>
-        <w:tc>
-          <w:tcPr>
-            <w:tcW w:type="dxa" w:w="2484"/>
-            <w:shd w:fill="F7FAFC"/>
-            <w:tcMar>
-              <w:top w:w="60" w:type="dxa"/>
-              <w:bottom w:w="60" w:type="dxa"/>
-              <w:left w:w="80" w:type="dxa"/>
-              <w:right w:w="80" w:type="dxa"/>
-            </w:tcMar>
-          </w:tcPr>
-          <w:p>
-            <w:r>
-              <w:rPr>
-                <w:sz w:val="17"/>
-              </w:rPr>
-              <w:t>4× SFP slots. Distributes load across 2 separate 1U switches for physical redundancy</w:t>
-            </w:r>
-          </w:p>
-        </w:tc>
-        <w:tc>
-          <w:tcPr>
-            <w:tcW w:type="dxa" w:w="2484"/>
-            <w:shd w:fill="F7FAFC"/>
-            <w:tcMar>
-              <w:top w:w="60" w:type="dxa"/>
-              <w:bottom w:w="60" w:type="dxa"/>
-              <w:left w:w="80" w:type="dxa"/>
-              <w:right w:w="80" w:type="dxa"/>
-            </w:tcMar>
-          </w:tcPr>
-          <w:p>
-            <w:r>
-              <w:rPr>
-                <w:b/>
-                <w:sz w:val="17"/>
-              </w:rPr>
-              <w:t>2× $285 = $570 USD</w:t>
-            </w:r>
-          </w:p>
-        </w:tc>
-      </w:tr>
-    </w:tbl>
-    <w:p>
-      <w:pPr>
-        <w:pStyle w:val="Heading1"/>
-      </w:pPr>
-      <w:r>
-        <w:t>4. Power Protection &amp; UPS Sizing Plan (Graceful Auto-Shutdown)</w:t>
-      </w:r>
-    </w:p>
-    <w:p>
-      <w:pPr>
-        <w:spacing w:line="276" w:lineRule="auto"/>
-      </w:pPr>
-      <w:r>
-        <w:t>Supermarket power grids often experience voltage sags and momentary blackouts during severe weather or refrigeration compressor cycling. A dedicated Uninterruptible Power Supply (UPS) with USB communication signaling is required to prevent immediate brownout crashes and eliminate SQLite database corruption:</w:t>
-      </w:r>
-    </w:p>
-    <w:p>
-      <w:pPr>
-        <w:spacing w:line="276" w:lineRule="auto"/>
-      </w:pPr>
-      <w:r>
-        <w:rPr>
-          <w:b/>
-        </w:rPr>
-        <w:t xml:space="preserve">• Edge AI PC (Core i5 + RX 9060 XT 16GB): </w:t>
-      </w:r>
-      <w:r>
-        <w:t>~220W – 240W</w:t>
-        <w:br/>
-      </w:r>
-      <w:r>
-        <w:rPr>
-          <w:b/>
-        </w:rPr>
-        <w:t xml:space="preserve">• 32 PoE Cameras (via PoE Switch): </w:t>
-      </w:r>
-      <w:r>
-        <w:t>~190W – 210W (32 × ~6W)</w:t>
-        <w:br/>
-      </w:r>
-      <w:r>
-        <w:rPr>
-          <w:b/>
-        </w:rPr>
-        <w:t xml:space="preserve">• PoE Switch &amp; Router Logic: </w:t>
-      </w:r>
-      <w:r>
-        <w:t>~45W</w:t>
-        <w:br/>
-      </w:r>
-      <w:r>
-        <w:rPr>
-          <w:b/>
-        </w:rPr>
-        <w:t xml:space="preserve">• Existing NAS Server (4–8 Bays): </w:t>
-      </w:r>
-      <w:r>
-        <w:t>~60W – 75W</w:t>
-        <w:br/>
-      </w:r>
-      <w:r>
-        <w:rPr>
-          <w:b/>
-        </w:rPr>
-        <w:t xml:space="preserve">• Total Operational Power Load: </w:t>
-      </w:r>
-      <w:r>
-        <w:rPr>
-          <w:b/>
-        </w:rPr>
-        <w:t>~515W to 570W</w:t>
-        <w:br/>
-      </w:r>
-    </w:p>
-    <w:tbl>
-      <w:tblPr>
-        <w:tblW w:type="auto" w:w="0"/>
-        <w:jc w:val="center"/>
-        <w:tblLook w:firstColumn="1" w:firstRow="1" w:lastColumn="0" w:lastRow="0" w:noHBand="0" w:noVBand="1" w:val="04A0"/>
-      </w:tblPr>
-      <w:tblGrid>
-        <w:gridCol w:w="2484"/>
-        <w:gridCol w:w="2484"/>
-        <w:gridCol w:w="2484"/>
-        <w:gridCol w:w="2484"/>
-      </w:tblGrid>
-      <w:tr>
-        <w:tc>
-          <w:tcPr>
-            <w:tcW w:type="dxa" w:w="2484"/>
-            <w:shd w:fill="1A365D"/>
-            <w:tcMar>
-              <w:top w:w="60" w:type="dxa"/>
-              <w:bottom w:w="60" w:type="dxa"/>
-              <w:left w:w="80" w:type="dxa"/>
-              <w:right w:w="80" w:type="dxa"/>
-            </w:tcMar>
-          </w:tcPr>
-          <w:p>
-            <w:r>
-              <w:rPr>
-                <w:b/>
-                <w:color w:val="FFFFFF"/>
-                <w:sz w:val="17"/>
-              </w:rPr>
-              <w:t>Model</w:t>
-            </w:r>
-          </w:p>
-        </w:tc>
-        <w:tc>
-          <w:tcPr>
-            <w:tcW w:type="dxa" w:w="2484"/>
-            <w:shd w:fill="1A365D"/>
-            <w:tcMar>
-              <w:top w:w="60" w:type="dxa"/>
-              <w:bottom w:w="60" w:type="dxa"/>
-              <w:left w:w="80" w:type="dxa"/>
-              <w:right w:w="80" w:type="dxa"/>
-            </w:tcMar>
-          </w:tcPr>
-          <w:p>
-            <w:r>
-              <w:rPr>
-                <w:b/>
-                <w:color w:val="FFFFFF"/>
-                <w:sz w:val="17"/>
-              </w:rPr>
-              <w:t>Capacity &amp; Waveform</w:t>
-            </w:r>
-          </w:p>
-        </w:tc>
-        <w:tc>
-          <w:tcPr>
-            <w:tcW w:type="dxa" w:w="2484"/>
-            <w:shd w:fill="1A365D"/>
-            <w:tcMar>
-              <w:top w:w="60" w:type="dxa"/>
-              <w:bottom w:w="60" w:type="dxa"/>
-              <w:left w:w="80" w:type="dxa"/>
-              <w:right w:w="80" w:type="dxa"/>
-            </w:tcMar>
-          </w:tcPr>
-          <w:p>
-            <w:r>
-              <w:rPr>
-                <w:b/>
-                <w:color w:val="FFFFFF"/>
-                <w:sz w:val="17"/>
-              </w:rPr>
-              <w:t>Runtime &amp; Features</w:t>
-            </w:r>
-          </w:p>
-        </w:tc>
-        <w:tc>
-          <w:tcPr>
-            <w:tcW w:type="dxa" w:w="2484"/>
-            <w:shd w:fill="1A365D"/>
-            <w:tcMar>
-              <w:top w:w="60" w:type="dxa"/>
-              <w:bottom w:w="60" w:type="dxa"/>
-              <w:left w:w="80" w:type="dxa"/>
-              <w:right w:w="80" w:type="dxa"/>
-            </w:tcMar>
-          </w:tcPr>
-          <w:p>
-            <w:r>
-              <w:rPr>
-                <w:b/>
-                <w:color w:val="FFFFFF"/>
-                <w:sz w:val="17"/>
-              </w:rPr>
-              <w:t>Est. Price</w:t>
-            </w:r>
-          </w:p>
-        </w:tc>
-      </w:tr>
-      <w:tr>
-        <w:tc>
-          <w:tcPr>
-            <w:tcW w:type="dxa" w:w="2484"/>
-            <w:shd w:fill="FFFFFF"/>
-            <w:tcMar>
-              <w:top w:w="60" w:type="dxa"/>
-              <w:bottom w:w="60" w:type="dxa"/>
-              <w:left w:w="80" w:type="dxa"/>
-              <w:right w:w="80" w:type="dxa"/>
-            </w:tcMar>
-          </w:tcPr>
-          <w:p>
-            <w:r>
-              <w:rPr>
-                <w:b/>
-                <w:sz w:val="17"/>
-              </w:rPr>
-              <w:t>APC Smart-UPS SMT1500IC (Recommended Commercial)</w:t>
-            </w:r>
-          </w:p>
-        </w:tc>
-        <w:tc>
-          <w:tcPr>
-            <w:tcW w:type="dxa" w:w="2484"/>
-            <w:shd w:fill="FFFFFF"/>
-            <w:tcMar>
-              <w:top w:w="60" w:type="dxa"/>
-              <w:bottom w:w="60" w:type="dxa"/>
-              <w:left w:w="80" w:type="dxa"/>
-              <w:right w:w="80" w:type="dxa"/>
-            </w:tcMar>
-          </w:tcPr>
-          <w:p>
-            <w:r>
-              <w:rPr>
-                <w:sz w:val="17"/>
-              </w:rPr>
-              <w:t>1500VA / 1000W Pure Sine Wave</w:t>
-            </w:r>
-          </w:p>
-        </w:tc>
-        <w:tc>
-          <w:tcPr>
-            <w:tcW w:type="dxa" w:w="2484"/>
-            <w:shd w:fill="FFFFFF"/>
-            <w:tcMar>
-              <w:top w:w="60" w:type="dxa"/>
-              <w:bottom w:w="60" w:type="dxa"/>
-              <w:left w:w="80" w:type="dxa"/>
-              <w:right w:w="80" w:type="dxa"/>
-            </w:tcMar>
-          </w:tcPr>
-          <w:p>
-            <w:r>
-              <w:rPr>
-                <w:sz w:val="17"/>
-              </w:rPr>
-              <w:t>18–24 mins runtime at 550W. USB signaling, SmartConnect cloud monitoring, AVR line conditioning</w:t>
-            </w:r>
-          </w:p>
-        </w:tc>
-        <w:tc>
-          <w:tcPr>
-            <w:tcW w:type="dxa" w:w="2484"/>
-            <w:shd w:fill="FFFFFF"/>
-            <w:tcMar>
-              <w:top w:w="60" w:type="dxa"/>
-              <w:bottom w:w="60" w:type="dxa"/>
-              <w:left w:w="80" w:type="dxa"/>
-              <w:right w:w="80" w:type="dxa"/>
-            </w:tcMar>
-          </w:tcPr>
-          <w:p>
-            <w:r>
-              <w:rPr>
-                <w:b/>
-                <w:sz w:val="17"/>
-              </w:rPr>
-              <w:t>$550 – $620 USD</w:t>
-            </w:r>
-          </w:p>
-        </w:tc>
-      </w:tr>
-      <w:tr>
-        <w:tc>
-          <w:tcPr>
-            <w:tcW w:type="dxa" w:w="2484"/>
-            <w:shd w:fill="F7FAFC"/>
-            <w:tcMar>
-              <w:top w:w="60" w:type="dxa"/>
-              <w:bottom w:w="60" w:type="dxa"/>
-              <w:left w:w="80" w:type="dxa"/>
-              <w:right w:w="80" w:type="dxa"/>
-            </w:tcMar>
-          </w:tcPr>
-          <w:p>
-            <w:r>
-              <w:rPr>
-                <w:b/>
-                <w:sz w:val="17"/>
-              </w:rPr>
-              <w:t>CyberPower PR1500ELCD (Cost-Effective Option)</w:t>
-            </w:r>
-          </w:p>
-        </w:tc>
-        <w:tc>
-          <w:tcPr>
-            <w:tcW w:type="dxa" w:w="2484"/>
-            <w:shd w:fill="F7FAFC"/>
-            <w:tcMar>
-              <w:top w:w="60" w:type="dxa"/>
-              <w:bottom w:w="60" w:type="dxa"/>
-              <w:left w:w="80" w:type="dxa"/>
-              <w:right w:w="80" w:type="dxa"/>
-            </w:tcMar>
-          </w:tcPr>
-          <w:p>
-            <w:r>
-              <w:rPr>
-                <w:sz w:val="17"/>
-              </w:rPr>
-              <w:t>1500VA / 1500W Pure Sine Wave</w:t>
-            </w:r>
-          </w:p>
-        </w:tc>
-        <w:tc>
-          <w:tcPr>
-            <w:tcW w:type="dxa" w:w="2484"/>
-            <w:shd w:fill="F7FAFC"/>
-            <w:tcMar>
-              <w:top w:w="60" w:type="dxa"/>
-              <w:bottom w:w="60" w:type="dxa"/>
-              <w:left w:w="80" w:type="dxa"/>
-              <w:right w:w="80" w:type="dxa"/>
-            </w:tcMar>
-          </w:tcPr>
-          <w:p>
-            <w:r>
-              <w:rPr>
-                <w:sz w:val="17"/>
-              </w:rPr>
-              <w:t>20–26 mins runtime at 550W. USB + Serial port, GreenPower high-efficiency circuit, LCD diagnostic</w:t>
-            </w:r>
-          </w:p>
-        </w:tc>
-        <w:tc>
-          <w:tcPr>
-            <w:tcW w:type="dxa" w:w="2484"/>
-            <w:shd w:fill="F7FAFC"/>
-            <w:tcMar>
-              <w:top w:w="60" w:type="dxa"/>
-              <w:bottom w:w="60" w:type="dxa"/>
-              <w:left w:w="80" w:type="dxa"/>
-              <w:right w:w="80" w:type="dxa"/>
-            </w:tcMar>
-          </w:tcPr>
-          <w:p>
-            <w:r>
-              <w:rPr>
-                <w:b/>
-                <w:sz w:val="17"/>
-              </w:rPr>
-              <w:t>$460 – $510 USD</w:t>
-            </w:r>
-          </w:p>
-        </w:tc>
-      </w:tr>
-    </w:tbl>
-    <w:p>
-      <w:pPr>
-        <w:spacing w:line="276" w:lineRule="auto" w:before="120"/>
-      </w:pPr>
-      <w:r>
-        <w:rPr>
-          <w:b/>
-        </w:rPr>
-        <w:t xml:space="preserve">Automated Linux Shutdown Mechanism: </w:t>
-      </w:r>
-      <w:r>
-        <w:t>A USB communication cable links the UPS to the Edge PC using the native Linux 'apcupsd' or 'NUT' service. When the battery drops below 15% (after ~15 minutes of outage), an automated script executes:</w:t>
-        <w:br/>
-        <w:t>1. Dispatches high-priority power outage alert to the manager's phone and dashboard.</w:t>
-        <w:br/>
-        <w:t>2. Executes SQLite WAL flush ('PRAGMA wal_checkpoint(TRUNCATE)') to write all pending database transactions to disk.</w:t>
-        <w:br/>
-        <w:t>3. Safely unmounts the NAS NFS volume ('umount -f /mnt/nas_dvr') to prevent remote file handle corruption.</w:t>
-        <w:br/>
-        <w:t>4. Issues clean Linux ACPI 'poweroff' to safely shut down the Edge PC.</w:t>
-      </w:r>
-    </w:p>
-    <w:p>
-      <w:pPr>
-        <w:pStyle w:val="Heading1"/>
-      </w:pPr>
-      <w:r>
-        <w:t>5. Camera Specifications Checklist (32 Channels)</w:t>
-      </w:r>
-    </w:p>
-    <w:p>
-      <w:pPr>
-        <w:spacing w:line="276" w:lineRule="auto"/>
-      </w:pPr>
-      <w:r>
-        <w:t>To ensure 100% optical performance for both human surveillance and AI computer vision (YOLOv8 person tracking, shelf wrist reach, and theft detection), the 32 cameras are mapped to specific lens focal lengths, sensors, and form factors:</w:t>
-      </w:r>
-    </w:p>
-    <w:tbl>
-      <w:tblPr>
-        <w:tblW w:type="auto" w:w="0"/>
-        <w:jc w:val="center"/>
-        <w:tblLook w:firstColumn="1" w:firstRow="1" w:lastColumn="0" w:lastRow="0" w:noHBand="0" w:noVBand="1" w:val="04A0"/>
-      </w:tblPr>
-      <w:tblGrid>
-        <w:gridCol w:w="1987"/>
-        <w:gridCol w:w="1987"/>
-        <w:gridCol w:w="1987"/>
-        <w:gridCol w:w="1987"/>
-        <w:gridCol w:w="1987"/>
-      </w:tblGrid>
-      <w:tr>
-        <w:tc>
-          <w:tcPr>
-            <w:tcW w:type="dxa" w:w="1987"/>
-            <w:shd w:fill="2D3748"/>
-            <w:tcMar>
-              <w:top w:w="60" w:type="dxa"/>
-              <w:bottom w:w="60" w:type="dxa"/>
-              <w:left w:w="70" w:type="dxa"/>
-              <w:right w:w="70" w:type="dxa"/>
-            </w:tcMar>
-          </w:tcPr>
-          <w:p>
-            <w:r>
-              <w:rPr>
-                <w:b/>
-                <w:color w:val="FFFFFF"/>
-                <w:sz w:val="17"/>
-              </w:rPr>
-              <w:t>Zone / Dept</w:t>
-            </w:r>
-          </w:p>
-        </w:tc>
-        <w:tc>
-          <w:tcPr>
-            <w:tcW w:type="dxa" w:w="1987"/>
-            <w:shd w:fill="2D3748"/>
-            <w:tcMar>
-              <w:top w:w="60" w:type="dxa"/>
-              <w:bottom w:w="60" w:type="dxa"/>
-              <w:left w:w="70" w:type="dxa"/>
-              <w:right w:w="70" w:type="dxa"/>
-            </w:tcMar>
-          </w:tcPr>
-          <w:p>
-            <w:r>
-              <w:rPr>
+                <w:rFonts w:ascii="Calibri" w:hAnsi="Calibri"/>
                 <w:b/>
                 <w:color w:val="FFFFFF"/>
                 <w:sz w:val="17"/>
@@ -1235,67 +1689,27 @@
         </w:tc>
         <w:tc>
           <w:tcPr>
-            <w:tcW w:type="dxa" w:w="1987"/>
-            <w:shd w:fill="2D3748"/>
+            <w:tcW w:type="dxa" w:w="2016"/>
+            <w:shd w:fill="1A365D"/>
             <w:tcMar>
-              <w:top w:w="60" w:type="dxa"/>
-              <w:bottom w:w="60" w:type="dxa"/>
-              <w:left w:w="70" w:type="dxa"/>
-              <w:right w:w="70" w:type="dxa"/>
+              <w:top w:w="45" w:type="dxa"/>
+              <w:bottom w:w="45" w:type="dxa"/>
+              <w:left w:w="60" w:type="dxa"/>
+              <w:right w:w="60" w:type="dxa"/>
             </w:tcMar>
           </w:tcPr>
           <w:p>
+            <w:pPr>
+              <w:jc w:val="right"/>
+            </w:pPr>
             <w:r>
               <w:rPr>
+                <w:rFonts w:ascii="Calibri" w:hAnsi="Calibri"/>
                 <w:b/>
                 <w:color w:val="FFFFFF"/>
                 <w:sz w:val="17"/>
               </w:rPr>
-              <w:t>Recommended Model</w:t>
-            </w:r>
-          </w:p>
-        </w:tc>
-        <w:tc>
-          <w:tcPr>
-            <w:tcW w:type="dxa" w:w="1987"/>
-            <w:shd w:fill="2D3748"/>
-            <w:tcMar>
-              <w:top w:w="60" w:type="dxa"/>
-              <w:bottom w:w="60" w:type="dxa"/>
-              <w:left w:w="70" w:type="dxa"/>
-              <w:right w:w="70" w:type="dxa"/>
-            </w:tcMar>
-          </w:tcPr>
-          <w:p>
-            <w:r>
-              <w:rPr>
-                <w:b/>
-                <w:color w:val="FFFFFF"/>
-                <w:sz w:val="17"/>
-              </w:rPr>
-              <w:t>Optics &amp; Lens</w:t>
-            </w:r>
-          </w:p>
-        </w:tc>
-        <w:tc>
-          <w:tcPr>
-            <w:tcW w:type="dxa" w:w="1987"/>
-            <w:shd w:fill="2D3748"/>
-            <w:tcMar>
-              <w:top w:w="60" w:type="dxa"/>
-              <w:bottom w:w="60" w:type="dxa"/>
-              <w:left w:w="70" w:type="dxa"/>
-              <w:right w:w="70" w:type="dxa"/>
-            </w:tcMar>
-          </w:tcPr>
-          <w:p>
-            <w:r>
-              <w:rPr>
-                <w:b/>
-                <w:color w:val="FFFFFF"/>
-                <w:sz w:val="17"/>
-              </w:rPr>
-              <w:t>AI &amp; Vision Purpose</w:t>
+              <w:t>Est. Price (USD)</w:t>
             </w:r>
           </w:p>
         </w:tc>
@@ -1303,103 +1717,116 @@
       <w:tr>
         <w:tc>
           <w:tcPr>
-            <w:tcW w:type="dxa" w:w="1987"/>
+            <w:tcW w:type="dxa" w:w="2016"/>
             <w:shd w:fill="FFFFFF"/>
             <w:tcMar>
-              <w:top w:w="60" w:type="dxa"/>
-              <w:bottom w:w="60" w:type="dxa"/>
-              <w:left w:w="70" w:type="dxa"/>
-              <w:right w:w="70" w:type="dxa"/>
+              <w:top w:w="40" w:type="dxa"/>
+              <w:bottom w:w="40" w:type="dxa"/>
+              <w:left w:w="60" w:type="dxa"/>
+              <w:right w:w="60" w:type="dxa"/>
             </w:tcMar>
           </w:tcPr>
           <w:p>
             <w:r>
               <w:rPr>
+                <w:rFonts w:ascii="Calibri" w:hAnsi="Calibri"/>
                 <w:b/>
+                <w:color w:val="107C41"/>
                 <w:sz w:val="16"/>
               </w:rPr>
-              <w:t>Grocery Aisles 1–12</w:t>
+              <w:t>[MANDATORY]</w:t>
             </w:r>
           </w:p>
         </w:tc>
         <w:tc>
           <w:tcPr>
-            <w:tcW w:type="dxa" w:w="1987"/>
+            <w:tcW w:type="dxa" w:w="2016"/>
             <w:shd w:fill="FFFFFF"/>
             <w:tcMar>
-              <w:top w:w="60" w:type="dxa"/>
-              <w:bottom w:w="60" w:type="dxa"/>
-              <w:left w:w="70" w:type="dxa"/>
-              <w:right w:w="70" w:type="dxa"/>
+              <w:top w:w="40" w:type="dxa"/>
+              <w:bottom w:w="40" w:type="dxa"/>
+              <w:left w:w="60" w:type="dxa"/>
+              <w:right w:w="60" w:type="dxa"/>
             </w:tcMar>
           </w:tcPr>
           <w:p>
             <w:r>
               <w:rPr>
+                <w:rFonts w:ascii="Calibri" w:hAnsi="Calibri"/>
                 <w:b/>
                 <w:sz w:val="16"/>
               </w:rPr>
-              <w:t>12</w:t>
+              <w:t>48-Port PoE+ Managed Switch</w:t>
             </w:r>
           </w:p>
         </w:tc>
         <w:tc>
           <w:tcPr>
-            <w:tcW w:type="dxa" w:w="1987"/>
+            <w:tcW w:type="dxa" w:w="2016"/>
             <w:shd w:fill="FFFFFF"/>
             <w:tcMar>
-              <w:top w:w="60" w:type="dxa"/>
-              <w:bottom w:w="60" w:type="dxa"/>
-              <w:left w:w="70" w:type="dxa"/>
-              <w:right w:w="70" w:type="dxa"/>
+              <w:top w:w="40" w:type="dxa"/>
+              <w:bottom w:w="40" w:type="dxa"/>
+              <w:left w:w="60" w:type="dxa"/>
+              <w:right w:w="60" w:type="dxa"/>
             </w:tcMar>
           </w:tcPr>
           <w:p>
             <w:r>
               <w:rPr>
+                <w:rFonts w:ascii="Calibri" w:hAnsi="Calibri"/>
                 <w:sz w:val="16"/>
               </w:rPr>
-              <w:t>Dahua IPC-HDW2441T-S</w:t>
+              <w:t>TP-Link Omada TL-SG3452P (48x GbE PoE+, 384W power budget, 4x SFP)</w:t>
             </w:r>
           </w:p>
         </w:tc>
         <w:tc>
           <w:tcPr>
-            <w:tcW w:type="dxa" w:w="1987"/>
+            <w:tcW w:type="dxa" w:w="2016"/>
             <w:shd w:fill="FFFFFF"/>
             <w:tcMar>
-              <w:top w:w="60" w:type="dxa"/>
-              <w:bottom w:w="60" w:type="dxa"/>
-              <w:left w:w="70" w:type="dxa"/>
-              <w:right w:w="70" w:type="dxa"/>
+              <w:top w:w="40" w:type="dxa"/>
+              <w:bottom w:w="40" w:type="dxa"/>
+              <w:left w:w="60" w:type="dxa"/>
+              <w:right w:w="60" w:type="dxa"/>
             </w:tcMar>
           </w:tcPr>
           <w:p>
+            <w:pPr>
+              <w:jc w:val="right"/>
+            </w:pPr>
             <w:r>
               <w:rPr>
+                <w:rFonts w:ascii="Calibri" w:hAnsi="Calibri"/>
                 <w:sz w:val="16"/>
               </w:rPr>
-              <w:t>3.6mm Fixed Lens (88° FOV), 4MP Starlight, 120dB WDR, 30m IR</w:t>
+              <w:t>1</w:t>
             </w:r>
           </w:p>
         </w:tc>
         <w:tc>
           <w:tcPr>
-            <w:tcW w:type="dxa" w:w="1987"/>
+            <w:tcW w:type="dxa" w:w="2016"/>
             <w:shd w:fill="FFFFFF"/>
             <w:tcMar>
-              <w:top w:w="60" w:type="dxa"/>
-              <w:bottom w:w="60" w:type="dxa"/>
-              <w:left w:w="70" w:type="dxa"/>
-              <w:right w:w="70" w:type="dxa"/>
+              <w:top w:w="40" w:type="dxa"/>
+              <w:bottom w:w="40" w:type="dxa"/>
+              <w:left w:w="60" w:type="dxa"/>
+              <w:right w:w="60" w:type="dxa"/>
             </w:tcMar>
           </w:tcPr>
           <w:p>
+            <w:pPr>
+              <w:jc w:val="right"/>
+            </w:pPr>
             <w:r>
               <w:rPr>
+                <w:rFonts w:ascii="Calibri" w:hAnsi="Calibri"/>
+                <w:b/>
                 <w:sz w:val="16"/>
               </w:rPr>
-              <w:t>Long corridor perspective, down-aisle tracking, trolley clash, shelf dwell detection</w:t>
+              <w:t>$480 – $520</w:t>
             </w:r>
           </w:p>
         </w:tc>
@@ -1407,103 +1834,116 @@
       <w:tr>
         <w:tc>
           <w:tcPr>
-            <w:tcW w:type="dxa" w:w="1987"/>
+            <w:tcW w:type="dxa" w:w="2016"/>
             <w:shd w:fill="F7FAFC"/>
             <w:tcMar>
-              <w:top w:w="60" w:type="dxa"/>
-              <w:bottom w:w="60" w:type="dxa"/>
-              <w:left w:w="70" w:type="dxa"/>
-              <w:right w:w="70" w:type="dxa"/>
+              <w:top w:w="40" w:type="dxa"/>
+              <w:bottom w:w="40" w:type="dxa"/>
+              <w:left w:w="60" w:type="dxa"/>
+              <w:right w:w="60" w:type="dxa"/>
             </w:tcMar>
           </w:tcPr>
           <w:p>
             <w:r>
               <w:rPr>
+                <w:rFonts w:ascii="Calibri" w:hAnsi="Calibri"/>
                 <w:b/>
+                <w:color w:val="B45000"/>
                 <w:sz w:val="16"/>
               </w:rPr>
-              <w:t>Fresh Produce &amp; Bakery</w:t>
+              <w:t>[OPTIONAL]</w:t>
             </w:r>
           </w:p>
         </w:tc>
         <w:tc>
           <w:tcPr>
-            <w:tcW w:type="dxa" w:w="1987"/>
+            <w:tcW w:type="dxa" w:w="2016"/>
             <w:shd w:fill="F7FAFC"/>
             <w:tcMar>
-              <w:top w:w="60" w:type="dxa"/>
-              <w:bottom w:w="60" w:type="dxa"/>
-              <w:left w:w="70" w:type="dxa"/>
-              <w:right w:w="70" w:type="dxa"/>
+              <w:top w:w="40" w:type="dxa"/>
+              <w:bottom w:w="40" w:type="dxa"/>
+              <w:left w:w="60" w:type="dxa"/>
+              <w:right w:w="60" w:type="dxa"/>
             </w:tcMar>
           </w:tcPr>
           <w:p>
             <w:r>
               <w:rPr>
+                <w:rFonts w:ascii="Calibri" w:hAnsi="Calibri"/>
                 <w:b/>
                 <w:sz w:val="16"/>
               </w:rPr>
-              <w:t>4</w:t>
+              <w:t>Commercial 2.5GbE Router</w:t>
             </w:r>
           </w:p>
         </w:tc>
         <w:tc>
           <w:tcPr>
-            <w:tcW w:type="dxa" w:w="1987"/>
+            <w:tcW w:type="dxa" w:w="2016"/>
             <w:shd w:fill="F7FAFC"/>
             <w:tcMar>
-              <w:top w:w="60" w:type="dxa"/>
-              <w:bottom w:w="60" w:type="dxa"/>
-              <w:left w:w="70" w:type="dxa"/>
-              <w:right w:w="70" w:type="dxa"/>
+              <w:top w:w="40" w:type="dxa"/>
+              <w:bottom w:w="40" w:type="dxa"/>
+              <w:left w:w="60" w:type="dxa"/>
+              <w:right w:w="60" w:type="dxa"/>
             </w:tcMar>
           </w:tcPr>
           <w:p>
             <w:r>
               <w:rPr>
+                <w:rFonts w:ascii="Calibri" w:hAnsi="Calibri"/>
                 <w:sz w:val="16"/>
               </w:rPr>
-              <w:t>Dahua IPC-HDW2441T-S</w:t>
+              <w:t>TP-Link Omada ER707-M2 (2x 2.5GbE, 4x GbE, 802.1Q VLANs, Multi-WAN) [Procure if existing router lacks 2.5GbE/VLANs]</w:t>
             </w:r>
           </w:p>
         </w:tc>
         <w:tc>
           <w:tcPr>
-            <w:tcW w:type="dxa" w:w="1987"/>
+            <w:tcW w:type="dxa" w:w="2016"/>
             <w:shd w:fill="F7FAFC"/>
             <w:tcMar>
-              <w:top w:w="60" w:type="dxa"/>
-              <w:bottom w:w="60" w:type="dxa"/>
-              <w:left w:w="70" w:type="dxa"/>
-              <w:right w:w="70" w:type="dxa"/>
+              <w:top w:w="40" w:type="dxa"/>
+              <w:bottom w:w="40" w:type="dxa"/>
+              <w:left w:w="60" w:type="dxa"/>
+              <w:right w:w="60" w:type="dxa"/>
             </w:tcMar>
           </w:tcPr>
           <w:p>
+            <w:pPr>
+              <w:jc w:val="right"/>
+            </w:pPr>
             <w:r>
               <w:rPr>
+                <w:rFonts w:ascii="Calibri" w:hAnsi="Calibri"/>
                 <w:sz w:val="16"/>
               </w:rPr>
-              <w:t>2.8mm Wide Lens (107° FOV), 4MP Starlight, 120dB WDR</w:t>
+              <w:t>1</w:t>
             </w:r>
           </w:p>
         </w:tc>
         <w:tc>
           <w:tcPr>
-            <w:tcW w:type="dxa" w:w="1987"/>
+            <w:tcW w:type="dxa" w:w="2016"/>
             <w:shd w:fill="F7FAFC"/>
             <w:tcMar>
-              <w:top w:w="60" w:type="dxa"/>
-              <w:bottom w:w="60" w:type="dxa"/>
-              <w:left w:w="70" w:type="dxa"/>
-              <w:right w:w="70" w:type="dxa"/>
+              <w:top w:w="40" w:type="dxa"/>
+              <w:bottom w:w="40" w:type="dxa"/>
+              <w:left w:w="60" w:type="dxa"/>
+              <w:right w:w="60" w:type="dxa"/>
             </w:tcMar>
           </w:tcPr>
           <w:p>
+            <w:pPr>
+              <w:jc w:val="right"/>
+            </w:pPr>
             <w:r>
               <w:rPr>
+                <w:rFonts w:ascii="Calibri" w:hAnsi="Calibri"/>
+                <w:b/>
                 <w:sz w:val="16"/>
               </w:rPr>
-              <w:t>Wide department overview, color fidelity for fresh goods, produce display density</w:t>
+              <w:t>$165 – $190</w:t>
             </w:r>
           </w:p>
         </w:tc>
@@ -1511,311 +1951,116 @@
       <w:tr>
         <w:tc>
           <w:tcPr>
-            <w:tcW w:type="dxa" w:w="1987"/>
+            <w:tcW w:type="dxa" w:w="2016"/>
             <w:shd w:fill="FFFFFF"/>
             <w:tcMar>
-              <w:top w:w="60" w:type="dxa"/>
-              <w:bottom w:w="60" w:type="dxa"/>
-              <w:left w:w="70" w:type="dxa"/>
-              <w:right w:w="70" w:type="dxa"/>
+              <w:top w:w="40" w:type="dxa"/>
+              <w:bottom w:w="40" w:type="dxa"/>
+              <w:left w:w="60" w:type="dxa"/>
+              <w:right w:w="60" w:type="dxa"/>
             </w:tcMar>
           </w:tcPr>
           <w:p>
             <w:r>
               <w:rPr>
+                <w:rFonts w:ascii="Calibri" w:hAnsi="Calibri"/>
                 <w:b/>
+                <w:color w:val="B45000"/>
                 <w:sz w:val="16"/>
               </w:rPr>
-              <w:t>POS Checkouts 1–6</w:t>
+              <w:t>[OPTIONAL]</w:t>
             </w:r>
           </w:p>
         </w:tc>
         <w:tc>
           <w:tcPr>
-            <w:tcW w:type="dxa" w:w="1987"/>
+            <w:tcW w:type="dxa" w:w="2016"/>
             <w:shd w:fill="FFFFFF"/>
             <w:tcMar>
-              <w:top w:w="60" w:type="dxa"/>
-              <w:bottom w:w="60" w:type="dxa"/>
-              <w:left w:w="70" w:type="dxa"/>
-              <w:right w:w="70" w:type="dxa"/>
+              <w:top w:w="40" w:type="dxa"/>
+              <w:bottom w:w="40" w:type="dxa"/>
+              <w:left w:w="60" w:type="dxa"/>
+              <w:right w:w="60" w:type="dxa"/>
             </w:tcMar>
           </w:tcPr>
           <w:p>
             <w:r>
               <w:rPr>
+                <w:rFonts w:ascii="Calibri" w:hAnsi="Calibri"/>
                 <w:b/>
                 <w:sz w:val="16"/>
               </w:rPr>
-              <w:t>6</w:t>
+              <w:t>Cellular Failover Modem</w:t>
             </w:r>
           </w:p>
         </w:tc>
         <w:tc>
           <w:tcPr>
-            <w:tcW w:type="dxa" w:w="1987"/>
+            <w:tcW w:type="dxa" w:w="2016"/>
             <w:shd w:fill="FFFFFF"/>
             <w:tcMar>
-              <w:top w:w="60" w:type="dxa"/>
-              <w:bottom w:w="60" w:type="dxa"/>
-              <w:left w:w="70" w:type="dxa"/>
-              <w:right w:w="70" w:type="dxa"/>
+              <w:top w:w="40" w:type="dxa"/>
+              <w:bottom w:w="40" w:type="dxa"/>
+              <w:left w:w="60" w:type="dxa"/>
+              <w:right w:w="60" w:type="dxa"/>
             </w:tcMar>
           </w:tcPr>
           <w:p>
             <w:r>
               <w:rPr>
+                <w:rFonts w:ascii="Calibri" w:hAnsi="Calibri"/>
                 <w:sz w:val="16"/>
               </w:rPr>
-              <w:t>Dahua IPC-HDW2441T-S</w:t>
+              <w:t>4G/5G USB Dongle (Plugs into router for automatic internet failover)</w:t>
             </w:r>
           </w:p>
         </w:tc>
         <w:tc>
           <w:tcPr>
-            <w:tcW w:type="dxa" w:w="1987"/>
+            <w:tcW w:type="dxa" w:w="2016"/>
             <w:shd w:fill="FFFFFF"/>
             <w:tcMar>
-              <w:top w:w="60" w:type="dxa"/>
-              <w:bottom w:w="60" w:type="dxa"/>
-              <w:left w:w="70" w:type="dxa"/>
-              <w:right w:w="70" w:type="dxa"/>
+              <w:top w:w="40" w:type="dxa"/>
+              <w:bottom w:w="40" w:type="dxa"/>
+              <w:left w:w="60" w:type="dxa"/>
+              <w:right w:w="60" w:type="dxa"/>
             </w:tcMar>
           </w:tcPr>
           <w:p>
+            <w:pPr>
+              <w:jc w:val="right"/>
+            </w:pPr>
             <w:r>
               <w:rPr>
+                <w:rFonts w:ascii="Calibri" w:hAnsi="Calibri"/>
                 <w:sz w:val="16"/>
               </w:rPr>
-              <w:t>3.6mm or 6mm Narrow Lens, 4MP, 30 FPS, Built-in Mic</w:t>
+              <w:t>1</w:t>
             </w:r>
           </w:p>
         </w:tc>
         <w:tc>
           <w:tcPr>
-            <w:tcW w:type="dxa" w:w="1987"/>
+            <w:tcW w:type="dxa" w:w="2016"/>
             <w:shd w:fill="FFFFFF"/>
             <w:tcMar>
-              <w:top w:w="60" w:type="dxa"/>
-              <w:bottom w:w="60" w:type="dxa"/>
-              <w:left w:w="70" w:type="dxa"/>
-              <w:right w:w="70" w:type="dxa"/>
+              <w:top w:w="40" w:type="dxa"/>
+              <w:bottom w:w="40" w:type="dxa"/>
+              <w:left w:w="60" w:type="dxa"/>
+              <w:right w:w="60" w:type="dxa"/>
             </w:tcMar>
           </w:tcPr>
           <w:p>
+            <w:pPr>
+              <w:jc w:val="right"/>
+            </w:pPr>
             <w:r>
               <w:rPr>
-                <w:sz w:val="16"/>
-              </w:rPr>
-              <w:t>Narrow focus on barcode scanner plate and cash drawer for sweet-hearting &amp; queue wait times</w:t>
-            </w:r>
-          </w:p>
-        </w:tc>
-      </w:tr>
-      <w:tr>
-        <w:tc>
-          <w:tcPr>
-            <w:tcW w:type="dxa" w:w="1987"/>
-            <w:shd w:fill="F7FAFC"/>
-            <w:tcMar>
-              <w:top w:w="60" w:type="dxa"/>
-              <w:bottom w:w="60" w:type="dxa"/>
-              <w:left w:w="70" w:type="dxa"/>
-              <w:right w:w="70" w:type="dxa"/>
-            </w:tcMar>
-          </w:tcPr>
-          <w:p>
-            <w:r>
-              <w:rPr>
+                <w:rFonts w:ascii="Calibri" w:hAnsi="Calibri"/>
                 <w:b/>
                 <w:sz w:val="16"/>
               </w:rPr>
-              <w:t>Entrances &amp; Foyers</w:t>
-            </w:r>
-          </w:p>
-        </w:tc>
-        <w:tc>
-          <w:tcPr>
-            <w:tcW w:type="dxa" w:w="1987"/>
-            <w:shd w:fill="F7FAFC"/>
-            <w:tcMar>
-              <w:top w:w="60" w:type="dxa"/>
-              <w:bottom w:w="60" w:type="dxa"/>
-              <w:left w:w="70" w:type="dxa"/>
-              <w:right w:w="70" w:type="dxa"/>
-            </w:tcMar>
-          </w:tcPr>
-          <w:p>
-            <w:r>
-              <w:rPr>
-                <w:b/>
-                <w:sz w:val="16"/>
-              </w:rPr>
-              <w:t>4</w:t>
-            </w:r>
-          </w:p>
-        </w:tc>
-        <w:tc>
-          <w:tcPr>
-            <w:tcW w:type="dxa" w:w="1987"/>
-            <w:shd w:fill="F7FAFC"/>
-            <w:tcMar>
-              <w:top w:w="60" w:type="dxa"/>
-              <w:bottom w:w="60" w:type="dxa"/>
-              <w:left w:w="70" w:type="dxa"/>
-              <w:right w:w="70" w:type="dxa"/>
-            </w:tcMar>
-          </w:tcPr>
-          <w:p>
-            <w:r>
-              <w:rPr>
-                <w:sz w:val="16"/>
-              </w:rPr>
-              <w:t>Dahua IPC-HDBW2441E-S</w:t>
-            </w:r>
-          </w:p>
-        </w:tc>
-        <w:tc>
-          <w:tcPr>
-            <w:tcW w:type="dxa" w:w="1987"/>
-            <w:shd w:fill="F7FAFC"/>
-            <w:tcMar>
-              <w:top w:w="60" w:type="dxa"/>
-              <w:bottom w:w="60" w:type="dxa"/>
-              <w:left w:w="70" w:type="dxa"/>
-              <w:right w:w="70" w:type="dxa"/>
-            </w:tcMar>
-          </w:tcPr>
-          <w:p>
-            <w:r>
-              <w:rPr>
-                <w:sz w:val="16"/>
-              </w:rPr>
-              <w:t>2.8mm Wide Lens, 4MP, True WDR (120dB), IK10 Vandal Dome</w:t>
-            </w:r>
-          </w:p>
-        </w:tc>
-        <w:tc>
-          <w:tcPr>
-            <w:tcW w:type="dxa" w:w="1987"/>
-            <w:shd w:fill="F7FAFC"/>
-            <w:tcMar>
-              <w:top w:w="60" w:type="dxa"/>
-              <w:bottom w:w="60" w:type="dxa"/>
-              <w:left w:w="70" w:type="dxa"/>
-              <w:right w:w="70" w:type="dxa"/>
-            </w:tcMar>
-          </w:tcPr>
-          <w:p>
-            <w:r>
-              <w:rPr>
-                <w:sz w:val="16"/>
-              </w:rPr>
-              <w:t>Counters bright daylight glare from glass doors; customer entry/exit tripwire counts</w:t>
-            </w:r>
-          </w:p>
-        </w:tc>
-      </w:tr>
-      <w:tr>
-        <w:tc>
-          <w:tcPr>
-            <w:tcW w:type="dxa" w:w="1987"/>
-            <w:shd w:fill="FFFFFF"/>
-            <w:tcMar>
-              <w:top w:w="60" w:type="dxa"/>
-              <w:bottom w:w="60" w:type="dxa"/>
-              <w:left w:w="70" w:type="dxa"/>
-              <w:right w:w="70" w:type="dxa"/>
-            </w:tcMar>
-          </w:tcPr>
-          <w:p>
-            <w:r>
-              <w:rPr>
-                <w:b/>
-                <w:sz w:val="16"/>
-              </w:rPr>
-              <w:t>High-Value &amp; Logistics</w:t>
-            </w:r>
-          </w:p>
-        </w:tc>
-        <w:tc>
-          <w:tcPr>
-            <w:tcW w:type="dxa" w:w="1987"/>
-            <w:shd w:fill="FFFFFF"/>
-            <w:tcMar>
-              <w:top w:w="60" w:type="dxa"/>
-              <w:bottom w:w="60" w:type="dxa"/>
-              <w:left w:w="70" w:type="dxa"/>
-              <w:right w:w="70" w:type="dxa"/>
-            </w:tcMar>
-          </w:tcPr>
-          <w:p>
-            <w:r>
-              <w:rPr>
-                <w:b/>
-                <w:sz w:val="16"/>
-              </w:rPr>
-              <w:t>6</w:t>
-            </w:r>
-          </w:p>
-        </w:tc>
-        <w:tc>
-          <w:tcPr>
-            <w:tcW w:type="dxa" w:w="1987"/>
-            <w:shd w:fill="FFFFFF"/>
-            <w:tcMar>
-              <w:top w:w="60" w:type="dxa"/>
-              <w:bottom w:w="60" w:type="dxa"/>
-              <w:left w:w="70" w:type="dxa"/>
-              <w:right w:w="70" w:type="dxa"/>
-            </w:tcMar>
-          </w:tcPr>
-          <w:p>
-            <w:r>
-              <w:rPr>
-                <w:sz w:val="16"/>
-              </w:rPr>
-              <w:t>Dahua IPC-HDW2441T-S + IPC-HFW2441S-S (Bullet)</w:t>
-            </w:r>
-          </w:p>
-        </w:tc>
-        <w:tc>
-          <w:tcPr>
-            <w:tcW w:type="dxa" w:w="1987"/>
-            <w:shd w:fill="FFFFFF"/>
-            <w:tcMar>
-              <w:top w:w="60" w:type="dxa"/>
-              <w:bottom w:w="60" w:type="dxa"/>
-              <w:left w:w="70" w:type="dxa"/>
-              <w:right w:w="70" w:type="dxa"/>
-            </w:tcMar>
-          </w:tcPr>
-          <w:p>
-            <w:r>
-              <w:rPr>
-                <w:sz w:val="16"/>
-              </w:rPr>
-              <w:t>3.6mm Lens, 4MP Starlight, Built-in Mic, IP67 Weatherproof</w:t>
-            </w:r>
-          </w:p>
-        </w:tc>
-        <w:tc>
-          <w:tcPr>
-            <w:tcW w:type="dxa" w:w="1987"/>
-            <w:shd w:fill="FFFFFF"/>
-            <w:tcMar>
-              <w:top w:w="60" w:type="dxa"/>
-              <w:bottom w:w="60" w:type="dxa"/>
-              <w:left w:w="70" w:type="dxa"/>
-              <w:right w:w="70" w:type="dxa"/>
-            </w:tcMar>
-          </w:tcPr>
-          <w:p>
-            <w:r>
-              <w:rPr>
-                <w:sz w:val="16"/>
-              </w:rPr>
-              <w:t>High-theft shelf reach tracking (Liquor &amp; Pharmacy), loading dock logistics, walk-in cold chain</w:t>
+              <w:t>$45 – $70</w:t>
             </w:r>
           </w:p>
         </w:tc>
@@ -1823,18 +2068,15 @@
     </w:tbl>
     <w:p>
       <w:pPr>
-        <w:pStyle w:val="Heading1"/>
+        <w:spacing w:after="80"/>
       </w:pPr>
-      <w:r>
-        <w:t>6. Additional Infrastructure &amp; Optional Items Checklist</w:t>
-      </w:r>
     </w:p>
     <w:p>
       <w:pPr>
-        <w:spacing w:line="276" w:lineRule="auto"/>
+        <w:pStyle w:val="Heading2"/>
       </w:pPr>
       <w:r>
-        <w:t>The following physical hardware items must be verified on site. If missing, they should be procured to complete the installation:</w:t>
+        <w:t>3.3 Power Protection &amp; Battery Backup (UPS)</w:t>
       </w:r>
     </w:p>
     <w:tbl>
@@ -1844,71 +2086,2732 @@
         <w:tblLook w:firstColumn="1" w:firstRow="1" w:lastColumn="0" w:lastRow="0" w:noHBand="0" w:noVBand="1" w:val="04A0"/>
       </w:tblPr>
       <w:tblGrid>
-        <w:gridCol w:w="1987"/>
-        <w:gridCol w:w="1987"/>
-        <w:gridCol w:w="1987"/>
-        <w:gridCol w:w="1987"/>
-        <w:gridCol w:w="1987"/>
+        <w:gridCol w:w="2016"/>
+        <w:gridCol w:w="2016"/>
+        <w:gridCol w:w="2016"/>
+        <w:gridCol w:w="2016"/>
+        <w:gridCol w:w="2016"/>
       </w:tblGrid>
       <w:tr>
         <w:tc>
           <w:tcPr>
-            <w:tcW w:type="dxa" w:w="1987"/>
+            <w:tcW w:type="dxa" w:w="2016"/>
             <w:shd w:fill="1A365D"/>
             <w:tcMar>
-              <w:top w:w="60" w:type="dxa"/>
-              <w:bottom w:w="60" w:type="dxa"/>
-              <w:left w:w="70" w:type="dxa"/>
-              <w:right w:w="70" w:type="dxa"/>
+              <w:top w:w="45" w:type="dxa"/>
+              <w:bottom w:w="45" w:type="dxa"/>
+              <w:left w:w="60" w:type="dxa"/>
+              <w:right w:w="60" w:type="dxa"/>
             </w:tcMar>
           </w:tcPr>
           <w:p>
             <w:r>
               <w:rPr>
+                <w:rFonts w:ascii="Calibri" w:hAnsi="Calibri"/>
                 <w:b/>
                 <w:color w:val="FFFFFF"/>
                 <w:sz w:val="17"/>
               </w:rPr>
-              <w:t>Item Description</w:t>
+              <w:t>Status</w:t>
             </w:r>
           </w:p>
         </w:tc>
         <w:tc>
           <w:tcPr>
-            <w:tcW w:type="dxa" w:w="1987"/>
+            <w:tcW w:type="dxa" w:w="2016"/>
             <w:shd w:fill="1A365D"/>
             <w:tcMar>
-              <w:top w:w="60" w:type="dxa"/>
-              <w:bottom w:w="60" w:type="dxa"/>
-              <w:left w:w="70" w:type="dxa"/>
-              <w:right w:w="70" w:type="dxa"/>
+              <w:top w:w="45" w:type="dxa"/>
+              <w:bottom w:w="45" w:type="dxa"/>
+              <w:left w:w="60" w:type="dxa"/>
+              <w:right w:w="60" w:type="dxa"/>
             </w:tcMar>
           </w:tcPr>
           <w:p>
             <w:r>
               <w:rPr>
+                <w:rFonts w:ascii="Calibri" w:hAnsi="Calibri"/>
                 <w:b/>
                 <w:color w:val="FFFFFF"/>
                 <w:sz w:val="17"/>
               </w:rPr>
-              <w:t>Specification / Rating</w:t>
+              <w:t>Component / Material</w:t>
             </w:r>
           </w:p>
         </w:tc>
         <w:tc>
           <w:tcPr>
-            <w:tcW w:type="dxa" w:w="1987"/>
+            <w:tcW w:type="dxa" w:w="2016"/>
             <w:shd w:fill="1A365D"/>
             <w:tcMar>
-              <w:top w:w="60" w:type="dxa"/>
-              <w:bottom w:w="60" w:type="dxa"/>
-              <w:left w:w="70" w:type="dxa"/>
-              <w:right w:w="70" w:type="dxa"/>
+              <w:top w:w="45" w:type="dxa"/>
+              <w:bottom w:w="45" w:type="dxa"/>
+              <w:left w:w="60" w:type="dxa"/>
+              <w:right w:w="60" w:type="dxa"/>
             </w:tcMar>
           </w:tcPr>
           <w:p>
             <w:r>
               <w:rPr>
+                <w:rFonts w:ascii="Calibri" w:hAnsi="Calibri"/>
+                <w:b/>
+                <w:color w:val="FFFFFF"/>
+                <w:sz w:val="17"/>
+              </w:rPr>
+              <w:t>Verified Part Specification</w:t>
+            </w:r>
+          </w:p>
+        </w:tc>
+        <w:tc>
+          <w:tcPr>
+            <w:tcW w:type="dxa" w:w="2016"/>
+            <w:shd w:fill="1A365D"/>
+            <w:tcMar>
+              <w:top w:w="45" w:type="dxa"/>
+              <w:bottom w:w="45" w:type="dxa"/>
+              <w:left w:w="60" w:type="dxa"/>
+              <w:right w:w="60" w:type="dxa"/>
+            </w:tcMar>
+          </w:tcPr>
+          <w:p>
+            <w:pPr>
+              <w:jc w:val="right"/>
+            </w:pPr>
+            <w:r>
+              <w:rPr>
+                <w:rFonts w:ascii="Calibri" w:hAnsi="Calibri"/>
+                <w:b/>
+                <w:color w:val="FFFFFF"/>
+                <w:sz w:val="17"/>
+              </w:rPr>
+              <w:t>Qty</w:t>
+            </w:r>
+          </w:p>
+        </w:tc>
+        <w:tc>
+          <w:tcPr>
+            <w:tcW w:type="dxa" w:w="2016"/>
+            <w:shd w:fill="1A365D"/>
+            <w:tcMar>
+              <w:top w:w="45" w:type="dxa"/>
+              <w:bottom w:w="45" w:type="dxa"/>
+              <w:left w:w="60" w:type="dxa"/>
+              <w:right w:w="60" w:type="dxa"/>
+            </w:tcMar>
+          </w:tcPr>
+          <w:p>
+            <w:pPr>
+              <w:jc w:val="right"/>
+            </w:pPr>
+            <w:r>
+              <w:rPr>
+                <w:rFonts w:ascii="Calibri" w:hAnsi="Calibri"/>
+                <w:b/>
+                <w:color w:val="FFFFFF"/>
+                <w:sz w:val="17"/>
+              </w:rPr>
+              <w:t>Est. Price (USD)</w:t>
+            </w:r>
+          </w:p>
+        </w:tc>
+      </w:tr>
+      <w:tr>
+        <w:tc>
+          <w:tcPr>
+            <w:tcW w:type="dxa" w:w="2016"/>
+            <w:shd w:fill="FFFFFF"/>
+            <w:tcMar>
+              <w:top w:w="40" w:type="dxa"/>
+              <w:bottom w:w="40" w:type="dxa"/>
+              <w:left w:w="60" w:type="dxa"/>
+              <w:right w:w="60" w:type="dxa"/>
+            </w:tcMar>
+          </w:tcPr>
+          <w:p>
+            <w:r>
+              <w:rPr>
+                <w:rFonts w:ascii="Calibri" w:hAnsi="Calibri"/>
+                <w:b/>
+                <w:color w:val="B45000"/>
+                <w:sz w:val="16"/>
+              </w:rPr>
+              <w:t>[OPTIONAL]</w:t>
+            </w:r>
+          </w:p>
+        </w:tc>
+        <w:tc>
+          <w:tcPr>
+            <w:tcW w:type="dxa" w:w="2016"/>
+            <w:shd w:fill="FFFFFF"/>
+            <w:tcMar>
+              <w:top w:w="40" w:type="dxa"/>
+              <w:bottom w:w="40" w:type="dxa"/>
+              <w:left w:w="60" w:type="dxa"/>
+              <w:right w:w="60" w:type="dxa"/>
+            </w:tcMar>
+          </w:tcPr>
+          <w:p>
+            <w:r>
+              <w:rPr>
+                <w:rFonts w:ascii="Calibri" w:hAnsi="Calibri"/>
+                <w:b/>
+                <w:sz w:val="16"/>
+              </w:rPr>
+              <w:t>1500VA Pure Sine Wave UPS</w:t>
+            </w:r>
+          </w:p>
+        </w:tc>
+        <w:tc>
+          <w:tcPr>
+            <w:tcW w:type="dxa" w:w="2016"/>
+            <w:shd w:fill="FFFFFF"/>
+            <w:tcMar>
+              <w:top w:w="40" w:type="dxa"/>
+              <w:bottom w:w="40" w:type="dxa"/>
+              <w:left w:w="60" w:type="dxa"/>
+              <w:right w:w="60" w:type="dxa"/>
+            </w:tcMar>
+          </w:tcPr>
+          <w:p>
+            <w:r>
+              <w:rPr>
+                <w:rFonts w:ascii="Calibri" w:hAnsi="Calibri"/>
+                <w:sz w:val="16"/>
+              </w:rPr>
+              <w:t>APC Smart-UPS SMT1500IC (1500VA/1000W, LCD, USB) [Procure if site lacks 1500VA UPS with USB auto-shutdown]</w:t>
+            </w:r>
+          </w:p>
+        </w:tc>
+        <w:tc>
+          <w:tcPr>
+            <w:tcW w:type="dxa" w:w="2016"/>
+            <w:shd w:fill="FFFFFF"/>
+            <w:tcMar>
+              <w:top w:w="40" w:type="dxa"/>
+              <w:bottom w:w="40" w:type="dxa"/>
+              <w:left w:w="60" w:type="dxa"/>
+              <w:right w:w="60" w:type="dxa"/>
+            </w:tcMar>
+          </w:tcPr>
+          <w:p>
+            <w:pPr>
+              <w:jc w:val="right"/>
+            </w:pPr>
+            <w:r>
+              <w:rPr>
+                <w:rFonts w:ascii="Calibri" w:hAnsi="Calibri"/>
+                <w:sz w:val="16"/>
+              </w:rPr>
+              <w:t>1</w:t>
+            </w:r>
+          </w:p>
+        </w:tc>
+        <w:tc>
+          <w:tcPr>
+            <w:tcW w:type="dxa" w:w="2016"/>
+            <w:shd w:fill="FFFFFF"/>
+            <w:tcMar>
+              <w:top w:w="40" w:type="dxa"/>
+              <w:bottom w:w="40" w:type="dxa"/>
+              <w:left w:w="60" w:type="dxa"/>
+              <w:right w:w="60" w:type="dxa"/>
+            </w:tcMar>
+          </w:tcPr>
+          <w:p>
+            <w:pPr>
+              <w:jc w:val="right"/>
+            </w:pPr>
+            <w:r>
+              <w:rPr>
+                <w:rFonts w:ascii="Calibri" w:hAnsi="Calibri"/>
+                <w:b/>
+                <w:sz w:val="16"/>
+              </w:rPr>
+              <w:t>$550 – $620</w:t>
+            </w:r>
+          </w:p>
+        </w:tc>
+      </w:tr>
+      <w:tr>
+        <w:tc>
+          <w:tcPr>
+            <w:tcW w:type="dxa" w:w="2016"/>
+            <w:shd w:fill="F7FAFC"/>
+            <w:tcMar>
+              <w:top w:w="40" w:type="dxa"/>
+              <w:bottom w:w="40" w:type="dxa"/>
+              <w:left w:w="60" w:type="dxa"/>
+              <w:right w:w="60" w:type="dxa"/>
+            </w:tcMar>
+          </w:tcPr>
+          <w:p>
+            <w:r>
+              <w:rPr>
+                <w:rFonts w:ascii="Calibri" w:hAnsi="Calibri"/>
+                <w:b/>
+                <w:color w:val="B45000"/>
+                <w:sz w:val="16"/>
+              </w:rPr>
+              <w:t>[OPTIONAL]</w:t>
+            </w:r>
+          </w:p>
+        </w:tc>
+        <w:tc>
+          <w:tcPr>
+            <w:tcW w:type="dxa" w:w="2016"/>
+            <w:shd w:fill="F7FAFC"/>
+            <w:tcMar>
+              <w:top w:w="40" w:type="dxa"/>
+              <w:bottom w:w="40" w:type="dxa"/>
+              <w:left w:w="60" w:type="dxa"/>
+              <w:right w:w="60" w:type="dxa"/>
+            </w:tcMar>
+          </w:tcPr>
+          <w:p>
+            <w:r>
+              <w:rPr>
+                <w:rFonts w:ascii="Calibri" w:hAnsi="Calibri"/>
+                <w:b/>
+                <w:sz w:val="16"/>
+              </w:rPr>
+              <w:t>Alternative UPS (Budget)</w:t>
+            </w:r>
+          </w:p>
+        </w:tc>
+        <w:tc>
+          <w:tcPr>
+            <w:tcW w:type="dxa" w:w="2016"/>
+            <w:shd w:fill="F7FAFC"/>
+            <w:tcMar>
+              <w:top w:w="40" w:type="dxa"/>
+              <w:bottom w:w="40" w:type="dxa"/>
+              <w:left w:w="60" w:type="dxa"/>
+              <w:right w:w="60" w:type="dxa"/>
+            </w:tcMar>
+          </w:tcPr>
+          <w:p>
+            <w:r>
+              <w:rPr>
+                <w:rFonts w:ascii="Calibri" w:hAnsi="Calibri"/>
+                <w:sz w:val="16"/>
+              </w:rPr>
+              <w:t>CyberPower PR1500ELCD (1500VA/1500W Pure Sine Wave, LCD, USB)</w:t>
+            </w:r>
+          </w:p>
+        </w:tc>
+        <w:tc>
+          <w:tcPr>
+            <w:tcW w:type="dxa" w:w="2016"/>
+            <w:shd w:fill="F7FAFC"/>
+            <w:tcMar>
+              <w:top w:w="40" w:type="dxa"/>
+              <w:bottom w:w="40" w:type="dxa"/>
+              <w:left w:w="60" w:type="dxa"/>
+              <w:right w:w="60" w:type="dxa"/>
+            </w:tcMar>
+          </w:tcPr>
+          <w:p>
+            <w:pPr>
+              <w:jc w:val="right"/>
+            </w:pPr>
+            <w:r>
+              <w:rPr>
+                <w:rFonts w:ascii="Calibri" w:hAnsi="Calibri"/>
+                <w:sz w:val="16"/>
+              </w:rPr>
+              <w:t>1</w:t>
+            </w:r>
+          </w:p>
+        </w:tc>
+        <w:tc>
+          <w:tcPr>
+            <w:tcW w:type="dxa" w:w="2016"/>
+            <w:shd w:fill="F7FAFC"/>
+            <w:tcMar>
+              <w:top w:w="40" w:type="dxa"/>
+              <w:bottom w:w="40" w:type="dxa"/>
+              <w:left w:w="60" w:type="dxa"/>
+              <w:right w:w="60" w:type="dxa"/>
+            </w:tcMar>
+          </w:tcPr>
+          <w:p>
+            <w:pPr>
+              <w:jc w:val="right"/>
+            </w:pPr>
+            <w:r>
+              <w:rPr>
+                <w:rFonts w:ascii="Calibri" w:hAnsi="Calibri"/>
+                <w:b/>
+                <w:sz w:val="16"/>
+              </w:rPr>
+              <w:t>$460 – $510</w:t>
+            </w:r>
+          </w:p>
+        </w:tc>
+      </w:tr>
+      <w:tr>
+        <w:tc>
+          <w:tcPr>
+            <w:tcW w:type="dxa" w:w="2016"/>
+            <w:shd w:fill="FFFFFF"/>
+            <w:tcMar>
+              <w:top w:w="40" w:type="dxa"/>
+              <w:bottom w:w="40" w:type="dxa"/>
+              <w:left w:w="60" w:type="dxa"/>
+              <w:right w:w="60" w:type="dxa"/>
+            </w:tcMar>
+          </w:tcPr>
+          <w:p>
+            <w:r>
+              <w:rPr>
+                <w:rFonts w:ascii="Calibri" w:hAnsi="Calibri"/>
+                <w:b/>
+                <w:color w:val="107C41"/>
+                <w:sz w:val="16"/>
+              </w:rPr>
+              <w:t>[MANDATORY]</w:t>
+            </w:r>
+          </w:p>
+        </w:tc>
+        <w:tc>
+          <w:tcPr>
+            <w:tcW w:type="dxa" w:w="2016"/>
+            <w:shd w:fill="FFFFFF"/>
+            <w:tcMar>
+              <w:top w:w="40" w:type="dxa"/>
+              <w:bottom w:w="40" w:type="dxa"/>
+              <w:left w:w="60" w:type="dxa"/>
+              <w:right w:w="60" w:type="dxa"/>
+            </w:tcMar>
+          </w:tcPr>
+          <w:p>
+            <w:r>
+              <w:rPr>
+                <w:rFonts w:ascii="Calibri" w:hAnsi="Calibri"/>
+                <w:b/>
+                <w:sz w:val="16"/>
+              </w:rPr>
+              <w:t>UPS USB Signaling Cable</w:t>
+            </w:r>
+          </w:p>
+        </w:tc>
+        <w:tc>
+          <w:tcPr>
+            <w:tcW w:type="dxa" w:w="2016"/>
+            <w:shd w:fill="FFFFFF"/>
+            <w:tcMar>
+              <w:top w:w="40" w:type="dxa"/>
+              <w:bottom w:w="40" w:type="dxa"/>
+              <w:left w:w="60" w:type="dxa"/>
+              <w:right w:w="60" w:type="dxa"/>
+            </w:tcMar>
+          </w:tcPr>
+          <w:p>
+            <w:r>
+              <w:rPr>
+                <w:rFonts w:ascii="Calibri" w:hAnsi="Calibri"/>
+                <w:sz w:val="16"/>
+              </w:rPr>
+              <w:t>Type-A to Type-B Cable (Connects UPS to Edge PC for Linux auto-shutdown daemon)</w:t>
+            </w:r>
+          </w:p>
+        </w:tc>
+        <w:tc>
+          <w:tcPr>
+            <w:tcW w:type="dxa" w:w="2016"/>
+            <w:shd w:fill="FFFFFF"/>
+            <w:tcMar>
+              <w:top w:w="40" w:type="dxa"/>
+              <w:bottom w:w="40" w:type="dxa"/>
+              <w:left w:w="60" w:type="dxa"/>
+              <w:right w:w="60" w:type="dxa"/>
+            </w:tcMar>
+          </w:tcPr>
+          <w:p>
+            <w:pPr>
+              <w:jc w:val="right"/>
+            </w:pPr>
+            <w:r>
+              <w:rPr>
+                <w:rFonts w:ascii="Calibri" w:hAnsi="Calibri"/>
+                <w:sz w:val="16"/>
+              </w:rPr>
+              <w:t>1</w:t>
+            </w:r>
+          </w:p>
+        </w:tc>
+        <w:tc>
+          <w:tcPr>
+            <w:tcW w:type="dxa" w:w="2016"/>
+            <w:shd w:fill="FFFFFF"/>
+            <w:tcMar>
+              <w:top w:w="40" w:type="dxa"/>
+              <w:bottom w:w="40" w:type="dxa"/>
+              <w:left w:w="60" w:type="dxa"/>
+              <w:right w:w="60" w:type="dxa"/>
+            </w:tcMar>
+          </w:tcPr>
+          <w:p>
+            <w:pPr>
+              <w:jc w:val="right"/>
+            </w:pPr>
+            <w:r>
+              <w:rPr>
+                <w:rFonts w:ascii="Calibri" w:hAnsi="Calibri"/>
+                <w:b/>
+                <w:sz w:val="16"/>
+              </w:rPr>
+              <w:t>Included in box</w:t>
+            </w:r>
+          </w:p>
+        </w:tc>
+      </w:tr>
+    </w:tbl>
+    <w:p>
+      <w:pPr>
+        <w:spacing w:after="80"/>
+      </w:pPr>
+    </w:p>
+    <w:p>
+      <w:pPr>
+        <w:pStyle w:val="Heading2"/>
+      </w:pPr>
+      <w:r>
+        <w:t>3.4 Cameras (32 Channels — Optional if existing cameras are retained)</w:t>
+      </w:r>
+    </w:p>
+    <w:tbl>
+      <w:tblPr>
+        <w:tblW w:type="auto" w:w="0"/>
+        <w:jc w:val="center"/>
+        <w:tblLook w:firstColumn="1" w:firstRow="1" w:lastColumn="0" w:lastRow="0" w:noHBand="0" w:noVBand="1" w:val="04A0"/>
+      </w:tblPr>
+      <w:tblGrid>
+        <w:gridCol w:w="2016"/>
+        <w:gridCol w:w="2016"/>
+        <w:gridCol w:w="2016"/>
+        <w:gridCol w:w="2016"/>
+        <w:gridCol w:w="2016"/>
+      </w:tblGrid>
+      <w:tr>
+        <w:tc>
+          <w:tcPr>
+            <w:tcW w:type="dxa" w:w="2016"/>
+            <w:shd w:fill="1A365D"/>
+            <w:tcMar>
+              <w:top w:w="45" w:type="dxa"/>
+              <w:bottom w:w="45" w:type="dxa"/>
+              <w:left w:w="60" w:type="dxa"/>
+              <w:right w:w="60" w:type="dxa"/>
+            </w:tcMar>
+          </w:tcPr>
+          <w:p>
+            <w:r>
+              <w:rPr>
+                <w:rFonts w:ascii="Calibri" w:hAnsi="Calibri"/>
+                <w:b/>
+                <w:color w:val="FFFFFF"/>
+                <w:sz w:val="17"/>
+              </w:rPr>
+              <w:t>Status</w:t>
+            </w:r>
+          </w:p>
+        </w:tc>
+        <w:tc>
+          <w:tcPr>
+            <w:tcW w:type="dxa" w:w="2016"/>
+            <w:shd w:fill="1A365D"/>
+            <w:tcMar>
+              <w:top w:w="45" w:type="dxa"/>
+              <w:bottom w:w="45" w:type="dxa"/>
+              <w:left w:w="60" w:type="dxa"/>
+              <w:right w:w="60" w:type="dxa"/>
+            </w:tcMar>
+          </w:tcPr>
+          <w:p>
+            <w:r>
+              <w:rPr>
+                <w:rFonts w:ascii="Calibri" w:hAnsi="Calibri"/>
+                <w:b/>
+                <w:color w:val="FFFFFF"/>
+                <w:sz w:val="17"/>
+              </w:rPr>
+              <w:t>Component / Material</w:t>
+            </w:r>
+          </w:p>
+        </w:tc>
+        <w:tc>
+          <w:tcPr>
+            <w:tcW w:type="dxa" w:w="2016"/>
+            <w:shd w:fill="1A365D"/>
+            <w:tcMar>
+              <w:top w:w="45" w:type="dxa"/>
+              <w:bottom w:w="45" w:type="dxa"/>
+              <w:left w:w="60" w:type="dxa"/>
+              <w:right w:w="60" w:type="dxa"/>
+            </w:tcMar>
+          </w:tcPr>
+          <w:p>
+            <w:r>
+              <w:rPr>
+                <w:rFonts w:ascii="Calibri" w:hAnsi="Calibri"/>
+                <w:b/>
+                <w:color w:val="FFFFFF"/>
+                <w:sz w:val="17"/>
+              </w:rPr>
+              <w:t>Verified Part Specification</w:t>
+            </w:r>
+          </w:p>
+        </w:tc>
+        <w:tc>
+          <w:tcPr>
+            <w:tcW w:type="dxa" w:w="2016"/>
+            <w:shd w:fill="1A365D"/>
+            <w:tcMar>
+              <w:top w:w="45" w:type="dxa"/>
+              <w:bottom w:w="45" w:type="dxa"/>
+              <w:left w:w="60" w:type="dxa"/>
+              <w:right w:w="60" w:type="dxa"/>
+            </w:tcMar>
+          </w:tcPr>
+          <w:p>
+            <w:pPr>
+              <w:jc w:val="right"/>
+            </w:pPr>
+            <w:r>
+              <w:rPr>
+                <w:rFonts w:ascii="Calibri" w:hAnsi="Calibri"/>
+                <w:b/>
+                <w:color w:val="FFFFFF"/>
+                <w:sz w:val="17"/>
+              </w:rPr>
+              <w:t>Qty</w:t>
+            </w:r>
+          </w:p>
+        </w:tc>
+        <w:tc>
+          <w:tcPr>
+            <w:tcW w:type="dxa" w:w="2016"/>
+            <w:shd w:fill="1A365D"/>
+            <w:tcMar>
+              <w:top w:w="45" w:type="dxa"/>
+              <w:bottom w:w="45" w:type="dxa"/>
+              <w:left w:w="60" w:type="dxa"/>
+              <w:right w:w="60" w:type="dxa"/>
+            </w:tcMar>
+          </w:tcPr>
+          <w:p>
+            <w:pPr>
+              <w:jc w:val="right"/>
+            </w:pPr>
+            <w:r>
+              <w:rPr>
+                <w:rFonts w:ascii="Calibri" w:hAnsi="Calibri"/>
+                <w:b/>
+                <w:color w:val="FFFFFF"/>
+                <w:sz w:val="17"/>
+              </w:rPr>
+              <w:t>Est. Price (USD)</w:t>
+            </w:r>
+          </w:p>
+        </w:tc>
+      </w:tr>
+      <w:tr>
+        <w:tc>
+          <w:tcPr>
+            <w:tcW w:type="dxa" w:w="2016"/>
+            <w:shd w:fill="FFFFFF"/>
+            <w:tcMar>
+              <w:top w:w="40" w:type="dxa"/>
+              <w:bottom w:w="40" w:type="dxa"/>
+              <w:left w:w="60" w:type="dxa"/>
+              <w:right w:w="60" w:type="dxa"/>
+            </w:tcMar>
+          </w:tcPr>
+          <w:p>
+            <w:r>
+              <w:rPr>
+                <w:rFonts w:ascii="Calibri" w:hAnsi="Calibri"/>
+                <w:b/>
+                <w:color w:val="B45000"/>
+                <w:sz w:val="16"/>
+              </w:rPr>
+              <w:t>[OPTIONAL]</w:t>
+            </w:r>
+          </w:p>
+        </w:tc>
+        <w:tc>
+          <w:tcPr>
+            <w:tcW w:type="dxa" w:w="2016"/>
+            <w:shd w:fill="FFFFFF"/>
+            <w:tcMar>
+              <w:top w:w="40" w:type="dxa"/>
+              <w:bottom w:w="40" w:type="dxa"/>
+              <w:left w:w="60" w:type="dxa"/>
+              <w:right w:w="60" w:type="dxa"/>
+            </w:tcMar>
+          </w:tcPr>
+          <w:p>
+            <w:r>
+              <w:rPr>
+                <w:rFonts w:ascii="Calibri" w:hAnsi="Calibri"/>
+                <w:b/>
+                <w:sz w:val="16"/>
+              </w:rPr>
+              <w:t>Aisle Cameras (1–12)</w:t>
+            </w:r>
+          </w:p>
+        </w:tc>
+        <w:tc>
+          <w:tcPr>
+            <w:tcW w:type="dxa" w:w="2016"/>
+            <w:shd w:fill="FFFFFF"/>
+            <w:tcMar>
+              <w:top w:w="40" w:type="dxa"/>
+              <w:bottom w:w="40" w:type="dxa"/>
+              <w:left w:w="60" w:type="dxa"/>
+              <w:right w:w="60" w:type="dxa"/>
+            </w:tcMar>
+          </w:tcPr>
+          <w:p>
+            <w:r>
+              <w:rPr>
+                <w:rFonts w:ascii="Calibri" w:hAnsi="Calibri"/>
+                <w:sz w:val="16"/>
+              </w:rPr>
+              <w:t>Dahua IPC-HDW2441T-S (3.6mm Lens, 4MP Starlight, 120dB WDR, IP67) [Optional if existing cameras reused]</w:t>
+            </w:r>
+          </w:p>
+        </w:tc>
+        <w:tc>
+          <w:tcPr>
+            <w:tcW w:type="dxa" w:w="2016"/>
+            <w:shd w:fill="FFFFFF"/>
+            <w:tcMar>
+              <w:top w:w="40" w:type="dxa"/>
+              <w:bottom w:w="40" w:type="dxa"/>
+              <w:left w:w="60" w:type="dxa"/>
+              <w:right w:w="60" w:type="dxa"/>
+            </w:tcMar>
+          </w:tcPr>
+          <w:p>
+            <w:pPr>
+              <w:jc w:val="right"/>
+            </w:pPr>
+            <w:r>
+              <w:rPr>
+                <w:rFonts w:ascii="Calibri" w:hAnsi="Calibri"/>
+                <w:sz w:val="16"/>
+              </w:rPr>
+              <w:t>12</w:t>
+            </w:r>
+          </w:p>
+        </w:tc>
+        <w:tc>
+          <w:tcPr>
+            <w:tcW w:type="dxa" w:w="2016"/>
+            <w:shd w:fill="FFFFFF"/>
+            <w:tcMar>
+              <w:top w:w="40" w:type="dxa"/>
+              <w:bottom w:w="40" w:type="dxa"/>
+              <w:left w:w="60" w:type="dxa"/>
+              <w:right w:w="60" w:type="dxa"/>
+            </w:tcMar>
+          </w:tcPr>
+          <w:p>
+            <w:pPr>
+              <w:jc w:val="right"/>
+            </w:pPr>
+            <w:r>
+              <w:rPr>
+                <w:rFonts w:ascii="Calibri" w:hAnsi="Calibri"/>
+                <w:b/>
+                <w:sz w:val="16"/>
+              </w:rPr>
+              <w:t>$900 – $1,020</w:t>
+            </w:r>
+          </w:p>
+        </w:tc>
+      </w:tr>
+      <w:tr>
+        <w:tc>
+          <w:tcPr>
+            <w:tcW w:type="dxa" w:w="2016"/>
+            <w:shd w:fill="F7FAFC"/>
+            <w:tcMar>
+              <w:top w:w="40" w:type="dxa"/>
+              <w:bottom w:w="40" w:type="dxa"/>
+              <w:left w:w="60" w:type="dxa"/>
+              <w:right w:w="60" w:type="dxa"/>
+            </w:tcMar>
+          </w:tcPr>
+          <w:p>
+            <w:r>
+              <w:rPr>
+                <w:rFonts w:ascii="Calibri" w:hAnsi="Calibri"/>
+                <w:b/>
+                <w:color w:val="B45000"/>
+                <w:sz w:val="16"/>
+              </w:rPr>
+              <w:t>[OPTIONAL]</w:t>
+            </w:r>
+          </w:p>
+        </w:tc>
+        <w:tc>
+          <w:tcPr>
+            <w:tcW w:type="dxa" w:w="2016"/>
+            <w:shd w:fill="F7FAFC"/>
+            <w:tcMar>
+              <w:top w:w="40" w:type="dxa"/>
+              <w:bottom w:w="40" w:type="dxa"/>
+              <w:left w:w="60" w:type="dxa"/>
+              <w:right w:w="60" w:type="dxa"/>
+            </w:tcMar>
+          </w:tcPr>
+          <w:p>
+            <w:r>
+              <w:rPr>
+                <w:rFonts w:ascii="Calibri" w:hAnsi="Calibri"/>
+                <w:b/>
+                <w:sz w:val="16"/>
+              </w:rPr>
+              <w:t>Produce &amp; Bakery Cameras</w:t>
+            </w:r>
+          </w:p>
+        </w:tc>
+        <w:tc>
+          <w:tcPr>
+            <w:tcW w:type="dxa" w:w="2016"/>
+            <w:shd w:fill="F7FAFC"/>
+            <w:tcMar>
+              <w:top w:w="40" w:type="dxa"/>
+              <w:bottom w:w="40" w:type="dxa"/>
+              <w:left w:w="60" w:type="dxa"/>
+              <w:right w:w="60" w:type="dxa"/>
+            </w:tcMar>
+          </w:tcPr>
+          <w:p>
+            <w:r>
+              <w:rPr>
+                <w:rFonts w:ascii="Calibri" w:hAnsi="Calibri"/>
+                <w:sz w:val="16"/>
+              </w:rPr>
+              <w:t>Dahua IPC-HDW2441T-S (2.8mm Wide Lens, 4MP Starlight, 120dB WDR) [Optional if existing cameras reused]</w:t>
+            </w:r>
+          </w:p>
+        </w:tc>
+        <w:tc>
+          <w:tcPr>
+            <w:tcW w:type="dxa" w:w="2016"/>
+            <w:shd w:fill="F7FAFC"/>
+            <w:tcMar>
+              <w:top w:w="40" w:type="dxa"/>
+              <w:bottom w:w="40" w:type="dxa"/>
+              <w:left w:w="60" w:type="dxa"/>
+              <w:right w:w="60" w:type="dxa"/>
+            </w:tcMar>
+          </w:tcPr>
+          <w:p>
+            <w:pPr>
+              <w:jc w:val="right"/>
+            </w:pPr>
+            <w:r>
+              <w:rPr>
+                <w:rFonts w:ascii="Calibri" w:hAnsi="Calibri"/>
+                <w:sz w:val="16"/>
+              </w:rPr>
+              <w:t>4</w:t>
+            </w:r>
+          </w:p>
+        </w:tc>
+        <w:tc>
+          <w:tcPr>
+            <w:tcW w:type="dxa" w:w="2016"/>
+            <w:shd w:fill="F7FAFC"/>
+            <w:tcMar>
+              <w:top w:w="40" w:type="dxa"/>
+              <w:bottom w:w="40" w:type="dxa"/>
+              <w:left w:w="60" w:type="dxa"/>
+              <w:right w:w="60" w:type="dxa"/>
+            </w:tcMar>
+          </w:tcPr>
+          <w:p>
+            <w:pPr>
+              <w:jc w:val="right"/>
+            </w:pPr>
+            <w:r>
+              <w:rPr>
+                <w:rFonts w:ascii="Calibri" w:hAnsi="Calibri"/>
+                <w:b/>
+                <w:sz w:val="16"/>
+              </w:rPr>
+              <w:t>$300 – $340</w:t>
+            </w:r>
+          </w:p>
+        </w:tc>
+      </w:tr>
+      <w:tr>
+        <w:tc>
+          <w:tcPr>
+            <w:tcW w:type="dxa" w:w="2016"/>
+            <w:shd w:fill="FFFFFF"/>
+            <w:tcMar>
+              <w:top w:w="40" w:type="dxa"/>
+              <w:bottom w:w="40" w:type="dxa"/>
+              <w:left w:w="60" w:type="dxa"/>
+              <w:right w:w="60" w:type="dxa"/>
+            </w:tcMar>
+          </w:tcPr>
+          <w:p>
+            <w:r>
+              <w:rPr>
+                <w:rFonts w:ascii="Calibri" w:hAnsi="Calibri"/>
+                <w:b/>
+                <w:color w:val="B45000"/>
+                <w:sz w:val="16"/>
+              </w:rPr>
+              <w:t>[OPTIONAL]</w:t>
+            </w:r>
+          </w:p>
+        </w:tc>
+        <w:tc>
+          <w:tcPr>
+            <w:tcW w:type="dxa" w:w="2016"/>
+            <w:shd w:fill="FFFFFF"/>
+            <w:tcMar>
+              <w:top w:w="40" w:type="dxa"/>
+              <w:bottom w:w="40" w:type="dxa"/>
+              <w:left w:w="60" w:type="dxa"/>
+              <w:right w:w="60" w:type="dxa"/>
+            </w:tcMar>
+          </w:tcPr>
+          <w:p>
+            <w:r>
+              <w:rPr>
+                <w:rFonts w:ascii="Calibri" w:hAnsi="Calibri"/>
+                <w:b/>
+                <w:sz w:val="16"/>
+              </w:rPr>
+              <w:t>POS Checkout Cameras (1–6)</w:t>
+            </w:r>
+          </w:p>
+        </w:tc>
+        <w:tc>
+          <w:tcPr>
+            <w:tcW w:type="dxa" w:w="2016"/>
+            <w:shd w:fill="FFFFFF"/>
+            <w:tcMar>
+              <w:top w:w="40" w:type="dxa"/>
+              <w:bottom w:w="40" w:type="dxa"/>
+              <w:left w:w="60" w:type="dxa"/>
+              <w:right w:w="60" w:type="dxa"/>
+            </w:tcMar>
+          </w:tcPr>
+          <w:p>
+            <w:r>
+              <w:rPr>
+                <w:rFonts w:ascii="Calibri" w:hAnsi="Calibri"/>
+                <w:sz w:val="16"/>
+              </w:rPr>
+              <w:t>Dahua IPC-HDW2441T-S (3.6mm/6mm Lens, 4MP @ 30 FPS, Built-in Mic) [Optional if existing cameras reused]</w:t>
+            </w:r>
+          </w:p>
+        </w:tc>
+        <w:tc>
+          <w:tcPr>
+            <w:tcW w:type="dxa" w:w="2016"/>
+            <w:shd w:fill="FFFFFF"/>
+            <w:tcMar>
+              <w:top w:w="40" w:type="dxa"/>
+              <w:bottom w:w="40" w:type="dxa"/>
+              <w:left w:w="60" w:type="dxa"/>
+              <w:right w:w="60" w:type="dxa"/>
+            </w:tcMar>
+          </w:tcPr>
+          <w:p>
+            <w:pPr>
+              <w:jc w:val="right"/>
+            </w:pPr>
+            <w:r>
+              <w:rPr>
+                <w:rFonts w:ascii="Calibri" w:hAnsi="Calibri"/>
+                <w:sz w:val="16"/>
+              </w:rPr>
+              <w:t>6</w:t>
+            </w:r>
+          </w:p>
+        </w:tc>
+        <w:tc>
+          <w:tcPr>
+            <w:tcW w:type="dxa" w:w="2016"/>
+            <w:shd w:fill="FFFFFF"/>
+            <w:tcMar>
+              <w:top w:w="40" w:type="dxa"/>
+              <w:bottom w:w="40" w:type="dxa"/>
+              <w:left w:w="60" w:type="dxa"/>
+              <w:right w:w="60" w:type="dxa"/>
+            </w:tcMar>
+          </w:tcPr>
+          <w:p>
+            <w:pPr>
+              <w:jc w:val="right"/>
+            </w:pPr>
+            <w:r>
+              <w:rPr>
+                <w:rFonts w:ascii="Calibri" w:hAnsi="Calibri"/>
+                <w:b/>
+                <w:sz w:val="16"/>
+              </w:rPr>
+              <w:t>$450 – $510</w:t>
+            </w:r>
+          </w:p>
+        </w:tc>
+      </w:tr>
+      <w:tr>
+        <w:tc>
+          <w:tcPr>
+            <w:tcW w:type="dxa" w:w="2016"/>
+            <w:shd w:fill="F7FAFC"/>
+            <w:tcMar>
+              <w:top w:w="40" w:type="dxa"/>
+              <w:bottom w:w="40" w:type="dxa"/>
+              <w:left w:w="60" w:type="dxa"/>
+              <w:right w:w="60" w:type="dxa"/>
+            </w:tcMar>
+          </w:tcPr>
+          <w:p>
+            <w:r>
+              <w:rPr>
+                <w:rFonts w:ascii="Calibri" w:hAnsi="Calibri"/>
+                <w:b/>
+                <w:color w:val="B45000"/>
+                <w:sz w:val="16"/>
+              </w:rPr>
+              <w:t>[OPTIONAL]</w:t>
+            </w:r>
+          </w:p>
+        </w:tc>
+        <w:tc>
+          <w:tcPr>
+            <w:tcW w:type="dxa" w:w="2016"/>
+            <w:shd w:fill="F7FAFC"/>
+            <w:tcMar>
+              <w:top w:w="40" w:type="dxa"/>
+              <w:bottom w:w="40" w:type="dxa"/>
+              <w:left w:w="60" w:type="dxa"/>
+              <w:right w:w="60" w:type="dxa"/>
+            </w:tcMar>
+          </w:tcPr>
+          <w:p>
+            <w:r>
+              <w:rPr>
+                <w:rFonts w:ascii="Calibri" w:hAnsi="Calibri"/>
+                <w:b/>
+                <w:sz w:val="16"/>
+              </w:rPr>
+              <w:t>Entrance &amp; Foyer Cameras</w:t>
+            </w:r>
+          </w:p>
+        </w:tc>
+        <w:tc>
+          <w:tcPr>
+            <w:tcW w:type="dxa" w:w="2016"/>
+            <w:shd w:fill="F7FAFC"/>
+            <w:tcMar>
+              <w:top w:w="40" w:type="dxa"/>
+              <w:bottom w:w="40" w:type="dxa"/>
+              <w:left w:w="60" w:type="dxa"/>
+              <w:right w:w="60" w:type="dxa"/>
+            </w:tcMar>
+          </w:tcPr>
+          <w:p>
+            <w:r>
+              <w:rPr>
+                <w:rFonts w:ascii="Calibri" w:hAnsi="Calibri"/>
+                <w:sz w:val="16"/>
+              </w:rPr>
+              <w:t>Dahua IPC-HDBW2441E-S (2.8mm Wide, 4MP, 120dB WDR, IK10 Vandal Dome) [Optional if existing cameras reused]</w:t>
+            </w:r>
+          </w:p>
+        </w:tc>
+        <w:tc>
+          <w:tcPr>
+            <w:tcW w:type="dxa" w:w="2016"/>
+            <w:shd w:fill="F7FAFC"/>
+            <w:tcMar>
+              <w:top w:w="40" w:type="dxa"/>
+              <w:bottom w:w="40" w:type="dxa"/>
+              <w:left w:w="60" w:type="dxa"/>
+              <w:right w:w="60" w:type="dxa"/>
+            </w:tcMar>
+          </w:tcPr>
+          <w:p>
+            <w:pPr>
+              <w:jc w:val="right"/>
+            </w:pPr>
+            <w:r>
+              <w:rPr>
+                <w:rFonts w:ascii="Calibri" w:hAnsi="Calibri"/>
+                <w:sz w:val="16"/>
+              </w:rPr>
+              <w:t>4</w:t>
+            </w:r>
+          </w:p>
+        </w:tc>
+        <w:tc>
+          <w:tcPr>
+            <w:tcW w:type="dxa" w:w="2016"/>
+            <w:shd w:fill="F7FAFC"/>
+            <w:tcMar>
+              <w:top w:w="40" w:type="dxa"/>
+              <w:bottom w:w="40" w:type="dxa"/>
+              <w:left w:w="60" w:type="dxa"/>
+              <w:right w:w="60" w:type="dxa"/>
+            </w:tcMar>
+          </w:tcPr>
+          <w:p>
+            <w:pPr>
+              <w:jc w:val="right"/>
+            </w:pPr>
+            <w:r>
+              <w:rPr>
+                <w:rFonts w:ascii="Calibri" w:hAnsi="Calibri"/>
+                <w:b/>
+                <w:sz w:val="16"/>
+              </w:rPr>
+              <w:t>$320 – $360</w:t>
+            </w:r>
+          </w:p>
+        </w:tc>
+      </w:tr>
+      <w:tr>
+        <w:tc>
+          <w:tcPr>
+            <w:tcW w:type="dxa" w:w="2016"/>
+            <w:shd w:fill="FFFFFF"/>
+            <w:tcMar>
+              <w:top w:w="40" w:type="dxa"/>
+              <w:bottom w:w="40" w:type="dxa"/>
+              <w:left w:w="60" w:type="dxa"/>
+              <w:right w:w="60" w:type="dxa"/>
+            </w:tcMar>
+          </w:tcPr>
+          <w:p>
+            <w:r>
+              <w:rPr>
+                <w:rFonts w:ascii="Calibri" w:hAnsi="Calibri"/>
+                <w:b/>
+                <w:color w:val="B45000"/>
+                <w:sz w:val="16"/>
+              </w:rPr>
+              <w:t>[OPTIONAL]</w:t>
+            </w:r>
+          </w:p>
+        </w:tc>
+        <w:tc>
+          <w:tcPr>
+            <w:tcW w:type="dxa" w:w="2016"/>
+            <w:shd w:fill="FFFFFF"/>
+            <w:tcMar>
+              <w:top w:w="40" w:type="dxa"/>
+              <w:bottom w:w="40" w:type="dxa"/>
+              <w:left w:w="60" w:type="dxa"/>
+              <w:right w:w="60" w:type="dxa"/>
+            </w:tcMar>
+          </w:tcPr>
+          <w:p>
+            <w:r>
+              <w:rPr>
+                <w:rFonts w:ascii="Calibri" w:hAnsi="Calibri"/>
+                <w:b/>
+                <w:sz w:val="16"/>
+              </w:rPr>
+              <w:t>Liquor &amp; Dock Cameras</w:t>
+            </w:r>
+          </w:p>
+        </w:tc>
+        <w:tc>
+          <w:tcPr>
+            <w:tcW w:type="dxa" w:w="2016"/>
+            <w:shd w:fill="FFFFFF"/>
+            <w:tcMar>
+              <w:top w:w="40" w:type="dxa"/>
+              <w:bottom w:w="40" w:type="dxa"/>
+              <w:left w:w="60" w:type="dxa"/>
+              <w:right w:w="60" w:type="dxa"/>
+            </w:tcMar>
+          </w:tcPr>
+          <w:p>
+            <w:r>
+              <w:rPr>
+                <w:rFonts w:ascii="Calibri" w:hAnsi="Calibri"/>
+                <w:sz w:val="16"/>
+              </w:rPr>
+              <w:t>Dahua IPC-HDW2441T-S (Turret) + IPC-HFW2441S-S (Bullet IP67) [Optional if existing cameras reused]</w:t>
+            </w:r>
+          </w:p>
+        </w:tc>
+        <w:tc>
+          <w:tcPr>
+            <w:tcW w:type="dxa" w:w="2016"/>
+            <w:shd w:fill="FFFFFF"/>
+            <w:tcMar>
+              <w:top w:w="40" w:type="dxa"/>
+              <w:bottom w:w="40" w:type="dxa"/>
+              <w:left w:w="60" w:type="dxa"/>
+              <w:right w:w="60" w:type="dxa"/>
+            </w:tcMar>
+          </w:tcPr>
+          <w:p>
+            <w:pPr>
+              <w:jc w:val="right"/>
+            </w:pPr>
+            <w:r>
+              <w:rPr>
+                <w:rFonts w:ascii="Calibri" w:hAnsi="Calibri"/>
+                <w:sz w:val="16"/>
+              </w:rPr>
+              <w:t>6</w:t>
+            </w:r>
+          </w:p>
+        </w:tc>
+        <w:tc>
+          <w:tcPr>
+            <w:tcW w:type="dxa" w:w="2016"/>
+            <w:shd w:fill="FFFFFF"/>
+            <w:tcMar>
+              <w:top w:w="40" w:type="dxa"/>
+              <w:bottom w:w="40" w:type="dxa"/>
+              <w:left w:w="60" w:type="dxa"/>
+              <w:right w:w="60" w:type="dxa"/>
+            </w:tcMar>
+          </w:tcPr>
+          <w:p>
+            <w:pPr>
+              <w:jc w:val="right"/>
+            </w:pPr>
+            <w:r>
+              <w:rPr>
+                <w:rFonts w:ascii="Calibri" w:hAnsi="Calibri"/>
+                <w:b/>
+                <w:sz w:val="16"/>
+              </w:rPr>
+              <w:t>$450 – $510</w:t>
+            </w:r>
+          </w:p>
+        </w:tc>
+      </w:tr>
+    </w:tbl>
+    <w:p>
+      <w:pPr>
+        <w:spacing w:after="80"/>
+      </w:pPr>
+    </w:p>
+    <w:p>
+      <w:pPr>
+        <w:pStyle w:val="Heading2"/>
+      </w:pPr>
+      <w:r>
+        <w:t>3.5 Server Cabinet, Cabling &amp; Installation Accessories</w:t>
+      </w:r>
+    </w:p>
+    <w:tbl>
+      <w:tblPr>
+        <w:tblW w:type="auto" w:w="0"/>
+        <w:jc w:val="center"/>
+        <w:tblLook w:firstColumn="1" w:firstRow="1" w:lastColumn="0" w:lastRow="0" w:noHBand="0" w:noVBand="1" w:val="04A0"/>
+      </w:tblPr>
+      <w:tblGrid>
+        <w:gridCol w:w="2016"/>
+        <w:gridCol w:w="2016"/>
+        <w:gridCol w:w="2016"/>
+        <w:gridCol w:w="2016"/>
+        <w:gridCol w:w="2016"/>
+      </w:tblGrid>
+      <w:tr>
+        <w:tc>
+          <w:tcPr>
+            <w:tcW w:type="dxa" w:w="2016"/>
+            <w:shd w:fill="1A365D"/>
+            <w:tcMar>
+              <w:top w:w="45" w:type="dxa"/>
+              <w:bottom w:w="45" w:type="dxa"/>
+              <w:left w:w="60" w:type="dxa"/>
+              <w:right w:w="60" w:type="dxa"/>
+            </w:tcMar>
+          </w:tcPr>
+          <w:p>
+            <w:r>
+              <w:rPr>
+                <w:rFonts w:ascii="Calibri" w:hAnsi="Calibri"/>
+                <w:b/>
+                <w:color w:val="FFFFFF"/>
+                <w:sz w:val="17"/>
+              </w:rPr>
+              <w:t>Status</w:t>
+            </w:r>
+          </w:p>
+        </w:tc>
+        <w:tc>
+          <w:tcPr>
+            <w:tcW w:type="dxa" w:w="2016"/>
+            <w:shd w:fill="1A365D"/>
+            <w:tcMar>
+              <w:top w:w="45" w:type="dxa"/>
+              <w:bottom w:w="45" w:type="dxa"/>
+              <w:left w:w="60" w:type="dxa"/>
+              <w:right w:w="60" w:type="dxa"/>
+            </w:tcMar>
+          </w:tcPr>
+          <w:p>
+            <w:r>
+              <w:rPr>
+                <w:rFonts w:ascii="Calibri" w:hAnsi="Calibri"/>
+                <w:b/>
+                <w:color w:val="FFFFFF"/>
+                <w:sz w:val="17"/>
+              </w:rPr>
+              <w:t>Component / Material</w:t>
+            </w:r>
+          </w:p>
+        </w:tc>
+        <w:tc>
+          <w:tcPr>
+            <w:tcW w:type="dxa" w:w="2016"/>
+            <w:shd w:fill="1A365D"/>
+            <w:tcMar>
+              <w:top w:w="45" w:type="dxa"/>
+              <w:bottom w:w="45" w:type="dxa"/>
+              <w:left w:w="60" w:type="dxa"/>
+              <w:right w:w="60" w:type="dxa"/>
+            </w:tcMar>
+          </w:tcPr>
+          <w:p>
+            <w:r>
+              <w:rPr>
+                <w:rFonts w:ascii="Calibri" w:hAnsi="Calibri"/>
+                <w:b/>
+                <w:color w:val="FFFFFF"/>
+                <w:sz w:val="17"/>
+              </w:rPr>
+              <w:t>Verified Part Specification</w:t>
+            </w:r>
+          </w:p>
+        </w:tc>
+        <w:tc>
+          <w:tcPr>
+            <w:tcW w:type="dxa" w:w="2016"/>
+            <w:shd w:fill="1A365D"/>
+            <w:tcMar>
+              <w:top w:w="45" w:type="dxa"/>
+              <w:bottom w:w="45" w:type="dxa"/>
+              <w:left w:w="60" w:type="dxa"/>
+              <w:right w:w="60" w:type="dxa"/>
+            </w:tcMar>
+          </w:tcPr>
+          <w:p>
+            <w:pPr>
+              <w:jc w:val="right"/>
+            </w:pPr>
+            <w:r>
+              <w:rPr>
+                <w:rFonts w:ascii="Calibri" w:hAnsi="Calibri"/>
+                <w:b/>
+                <w:color w:val="FFFFFF"/>
+                <w:sz w:val="17"/>
+              </w:rPr>
+              <w:t>Qty</w:t>
+            </w:r>
+          </w:p>
+        </w:tc>
+        <w:tc>
+          <w:tcPr>
+            <w:tcW w:type="dxa" w:w="2016"/>
+            <w:shd w:fill="1A365D"/>
+            <w:tcMar>
+              <w:top w:w="45" w:type="dxa"/>
+              <w:bottom w:w="45" w:type="dxa"/>
+              <w:left w:w="60" w:type="dxa"/>
+              <w:right w:w="60" w:type="dxa"/>
+            </w:tcMar>
+          </w:tcPr>
+          <w:p>
+            <w:pPr>
+              <w:jc w:val="right"/>
+            </w:pPr>
+            <w:r>
+              <w:rPr>
+                <w:rFonts w:ascii="Calibri" w:hAnsi="Calibri"/>
+                <w:b/>
+                <w:color w:val="FFFFFF"/>
+                <w:sz w:val="17"/>
+              </w:rPr>
+              <w:t>Est. Price (USD)</w:t>
+            </w:r>
+          </w:p>
+        </w:tc>
+      </w:tr>
+      <w:tr>
+        <w:tc>
+          <w:tcPr>
+            <w:tcW w:type="dxa" w:w="2016"/>
+            <w:shd w:fill="FFFFFF"/>
+            <w:tcMar>
+              <w:top w:w="40" w:type="dxa"/>
+              <w:bottom w:w="40" w:type="dxa"/>
+              <w:left w:w="60" w:type="dxa"/>
+              <w:right w:w="60" w:type="dxa"/>
+            </w:tcMar>
+          </w:tcPr>
+          <w:p>
+            <w:r>
+              <w:rPr>
+                <w:rFonts w:ascii="Calibri" w:hAnsi="Calibri"/>
+                <w:b/>
+                <w:color w:val="B45000"/>
+                <w:sz w:val="16"/>
+              </w:rPr>
+              <w:t>[OPTIONAL]</w:t>
+            </w:r>
+          </w:p>
+        </w:tc>
+        <w:tc>
+          <w:tcPr>
+            <w:tcW w:type="dxa" w:w="2016"/>
+            <w:shd w:fill="FFFFFF"/>
+            <w:tcMar>
+              <w:top w:w="40" w:type="dxa"/>
+              <w:bottom w:w="40" w:type="dxa"/>
+              <w:left w:w="60" w:type="dxa"/>
+              <w:right w:w="60" w:type="dxa"/>
+            </w:tcMar>
+          </w:tcPr>
+          <w:p>
+            <w:r>
+              <w:rPr>
+                <w:rFonts w:ascii="Calibri" w:hAnsi="Calibri"/>
+                <w:b/>
+                <w:sz w:val="16"/>
+              </w:rPr>
+              <w:t>Equipment Server Cabinet</w:t>
+            </w:r>
+          </w:p>
+        </w:tc>
+        <w:tc>
+          <w:tcPr>
+            <w:tcW w:type="dxa" w:w="2016"/>
+            <w:shd w:fill="FFFFFF"/>
+            <w:tcMar>
+              <w:top w:w="40" w:type="dxa"/>
+              <w:bottom w:w="40" w:type="dxa"/>
+              <w:left w:w="60" w:type="dxa"/>
+              <w:right w:w="60" w:type="dxa"/>
+            </w:tcMar>
+          </w:tcPr>
+          <w:p>
+            <w:r>
+              <w:rPr>
+                <w:rFonts w:ascii="Calibri" w:hAnsi="Calibri"/>
+                <w:sz w:val="16"/>
+              </w:rPr>
+              <w:t>9U or 12U Wall-Mount Enclosure (600mm Depth, Glass Door) [Procure if missing]</w:t>
+            </w:r>
+          </w:p>
+        </w:tc>
+        <w:tc>
+          <w:tcPr>
+            <w:tcW w:type="dxa" w:w="2016"/>
+            <w:shd w:fill="FFFFFF"/>
+            <w:tcMar>
+              <w:top w:w="40" w:type="dxa"/>
+              <w:bottom w:w="40" w:type="dxa"/>
+              <w:left w:w="60" w:type="dxa"/>
+              <w:right w:w="60" w:type="dxa"/>
+            </w:tcMar>
+          </w:tcPr>
+          <w:p>
+            <w:pPr>
+              <w:jc w:val="right"/>
+            </w:pPr>
+            <w:r>
+              <w:rPr>
+                <w:rFonts w:ascii="Calibri" w:hAnsi="Calibri"/>
+                <w:sz w:val="16"/>
+              </w:rPr>
+              <w:t>1</w:t>
+            </w:r>
+          </w:p>
+        </w:tc>
+        <w:tc>
+          <w:tcPr>
+            <w:tcW w:type="dxa" w:w="2016"/>
+            <w:shd w:fill="FFFFFF"/>
+            <w:tcMar>
+              <w:top w:w="40" w:type="dxa"/>
+              <w:bottom w:w="40" w:type="dxa"/>
+              <w:left w:w="60" w:type="dxa"/>
+              <w:right w:w="60" w:type="dxa"/>
+            </w:tcMar>
+          </w:tcPr>
+          <w:p>
+            <w:pPr>
+              <w:jc w:val="right"/>
+            </w:pPr>
+            <w:r>
+              <w:rPr>
+                <w:rFonts w:ascii="Calibri" w:hAnsi="Calibri"/>
+                <w:b/>
+                <w:sz w:val="16"/>
+              </w:rPr>
+              <w:t>$140 – $180</w:t>
+            </w:r>
+          </w:p>
+        </w:tc>
+      </w:tr>
+      <w:tr>
+        <w:tc>
+          <w:tcPr>
+            <w:tcW w:type="dxa" w:w="2016"/>
+            <w:shd w:fill="F7FAFC"/>
+            <w:tcMar>
+              <w:top w:w="40" w:type="dxa"/>
+              <w:bottom w:w="40" w:type="dxa"/>
+              <w:left w:w="60" w:type="dxa"/>
+              <w:right w:w="60" w:type="dxa"/>
+            </w:tcMar>
+          </w:tcPr>
+          <w:p>
+            <w:r>
+              <w:rPr>
+                <w:rFonts w:ascii="Calibri" w:hAnsi="Calibri"/>
+                <w:b/>
+                <w:color w:val="107C41"/>
+                <w:sz w:val="16"/>
+              </w:rPr>
+              <w:t>[MANDATORY]</w:t>
+            </w:r>
+          </w:p>
+        </w:tc>
+        <w:tc>
+          <w:tcPr>
+            <w:tcW w:type="dxa" w:w="2016"/>
+            <w:shd w:fill="F7FAFC"/>
+            <w:tcMar>
+              <w:top w:w="40" w:type="dxa"/>
+              <w:bottom w:w="40" w:type="dxa"/>
+              <w:left w:w="60" w:type="dxa"/>
+              <w:right w:w="60" w:type="dxa"/>
+            </w:tcMar>
+          </w:tcPr>
+          <w:p>
+            <w:r>
+              <w:rPr>
+                <w:rFonts w:ascii="Calibri" w:hAnsi="Calibri"/>
+                <w:b/>
+                <w:sz w:val="16"/>
+              </w:rPr>
+              <w:t>Cat6 48-Port Patch Panel</w:t>
+            </w:r>
+          </w:p>
+        </w:tc>
+        <w:tc>
+          <w:tcPr>
+            <w:tcW w:type="dxa" w:w="2016"/>
+            <w:shd w:fill="F7FAFC"/>
+            <w:tcMar>
+              <w:top w:w="40" w:type="dxa"/>
+              <w:bottom w:w="40" w:type="dxa"/>
+              <w:left w:w="60" w:type="dxa"/>
+              <w:right w:w="60" w:type="dxa"/>
+            </w:tcMar>
+          </w:tcPr>
+          <w:p>
+            <w:r>
+              <w:rPr>
+                <w:rFonts w:ascii="Calibri" w:hAnsi="Calibri"/>
+                <w:sz w:val="16"/>
+              </w:rPr>
+              <w:t>1U 19" Cat6 110 Punch-Down / Keystone Panel [Procure if missing]</w:t>
+            </w:r>
+          </w:p>
+        </w:tc>
+        <w:tc>
+          <w:tcPr>
+            <w:tcW w:type="dxa" w:w="2016"/>
+            <w:shd w:fill="F7FAFC"/>
+            <w:tcMar>
+              <w:top w:w="40" w:type="dxa"/>
+              <w:bottom w:w="40" w:type="dxa"/>
+              <w:left w:w="60" w:type="dxa"/>
+              <w:right w:w="60" w:type="dxa"/>
+            </w:tcMar>
+          </w:tcPr>
+          <w:p>
+            <w:pPr>
+              <w:jc w:val="right"/>
+            </w:pPr>
+            <w:r>
+              <w:rPr>
+                <w:rFonts w:ascii="Calibri" w:hAnsi="Calibri"/>
+                <w:sz w:val="16"/>
+              </w:rPr>
+              <w:t>1</w:t>
+            </w:r>
+          </w:p>
+        </w:tc>
+        <w:tc>
+          <w:tcPr>
+            <w:tcW w:type="dxa" w:w="2016"/>
+            <w:shd w:fill="F7FAFC"/>
+            <w:tcMar>
+              <w:top w:w="40" w:type="dxa"/>
+              <w:bottom w:w="40" w:type="dxa"/>
+              <w:left w:w="60" w:type="dxa"/>
+              <w:right w:w="60" w:type="dxa"/>
+            </w:tcMar>
+          </w:tcPr>
+          <w:p>
+            <w:pPr>
+              <w:jc w:val="right"/>
+            </w:pPr>
+            <w:r>
+              <w:rPr>
+                <w:rFonts w:ascii="Calibri" w:hAnsi="Calibri"/>
+                <w:b/>
+                <w:sz w:val="16"/>
+              </w:rPr>
+              <w:t>$35 – $50</w:t>
+            </w:r>
+          </w:p>
+        </w:tc>
+      </w:tr>
+      <w:tr>
+        <w:tc>
+          <w:tcPr>
+            <w:tcW w:type="dxa" w:w="2016"/>
+            <w:shd w:fill="FFFFFF"/>
+            <w:tcMar>
+              <w:top w:w="40" w:type="dxa"/>
+              <w:bottom w:w="40" w:type="dxa"/>
+              <w:left w:w="60" w:type="dxa"/>
+              <w:right w:w="60" w:type="dxa"/>
+            </w:tcMar>
+          </w:tcPr>
+          <w:p>
+            <w:r>
+              <w:rPr>
+                <w:rFonts w:ascii="Calibri" w:hAnsi="Calibri"/>
+                <w:b/>
+                <w:color w:val="B45000"/>
+                <w:sz w:val="16"/>
+              </w:rPr>
+              <w:t>[OPTIONAL]</w:t>
+            </w:r>
+          </w:p>
+        </w:tc>
+        <w:tc>
+          <w:tcPr>
+            <w:tcW w:type="dxa" w:w="2016"/>
+            <w:shd w:fill="FFFFFF"/>
+            <w:tcMar>
+              <w:top w:w="40" w:type="dxa"/>
+              <w:bottom w:w="40" w:type="dxa"/>
+              <w:left w:w="60" w:type="dxa"/>
+              <w:right w:w="60" w:type="dxa"/>
+            </w:tcMar>
+          </w:tcPr>
+          <w:p>
+            <w:r>
+              <w:rPr>
+                <w:rFonts w:ascii="Calibri" w:hAnsi="Calibri"/>
+                <w:b/>
+                <w:sz w:val="16"/>
+              </w:rPr>
+              <w:t>Bulk Cat6 UTP Cable</w:t>
+            </w:r>
+          </w:p>
+        </w:tc>
+        <w:tc>
+          <w:tcPr>
+            <w:tcW w:type="dxa" w:w="2016"/>
+            <w:shd w:fill="FFFFFF"/>
+            <w:tcMar>
+              <w:top w:w="40" w:type="dxa"/>
+              <w:bottom w:w="40" w:type="dxa"/>
+              <w:left w:w="60" w:type="dxa"/>
+              <w:right w:w="60" w:type="dxa"/>
+            </w:tcMar>
+          </w:tcPr>
+          <w:p>
+            <w:r>
+              <w:rPr>
+                <w:rFonts w:ascii="Calibri" w:hAnsi="Calibri"/>
+                <w:sz w:val="16"/>
+              </w:rPr>
+              <w:t>305m Box Solid Bare Copper UTP 23AWG (2 boxes = 610m) [Procure if rewiring]</w:t>
+            </w:r>
+          </w:p>
+        </w:tc>
+        <w:tc>
+          <w:tcPr>
+            <w:tcW w:type="dxa" w:w="2016"/>
+            <w:shd w:fill="FFFFFF"/>
+            <w:tcMar>
+              <w:top w:w="40" w:type="dxa"/>
+              <w:bottom w:w="40" w:type="dxa"/>
+              <w:left w:w="60" w:type="dxa"/>
+              <w:right w:w="60" w:type="dxa"/>
+            </w:tcMar>
+          </w:tcPr>
+          <w:p>
+            <w:pPr>
+              <w:jc w:val="right"/>
+            </w:pPr>
+            <w:r>
+              <w:rPr>
+                <w:rFonts w:ascii="Calibri" w:hAnsi="Calibri"/>
+                <w:sz w:val="16"/>
+              </w:rPr>
+              <w:t>2 boxes</w:t>
+            </w:r>
+          </w:p>
+        </w:tc>
+        <w:tc>
+          <w:tcPr>
+            <w:tcW w:type="dxa" w:w="2016"/>
+            <w:shd w:fill="FFFFFF"/>
+            <w:tcMar>
+              <w:top w:w="40" w:type="dxa"/>
+              <w:bottom w:w="40" w:type="dxa"/>
+              <w:left w:w="60" w:type="dxa"/>
+              <w:right w:w="60" w:type="dxa"/>
+            </w:tcMar>
+          </w:tcPr>
+          <w:p>
+            <w:pPr>
+              <w:jc w:val="right"/>
+            </w:pPr>
+            <w:r>
+              <w:rPr>
+                <w:rFonts w:ascii="Calibri" w:hAnsi="Calibri"/>
+                <w:b/>
+                <w:sz w:val="16"/>
+              </w:rPr>
+              <w:t>$220 – $280</w:t>
+            </w:r>
+          </w:p>
+        </w:tc>
+      </w:tr>
+      <w:tr>
+        <w:tc>
+          <w:tcPr>
+            <w:tcW w:type="dxa" w:w="2016"/>
+            <w:shd w:fill="F7FAFC"/>
+            <w:tcMar>
+              <w:top w:w="40" w:type="dxa"/>
+              <w:bottom w:w="40" w:type="dxa"/>
+              <w:left w:w="60" w:type="dxa"/>
+              <w:right w:w="60" w:type="dxa"/>
+            </w:tcMar>
+          </w:tcPr>
+          <w:p>
+            <w:r>
+              <w:rPr>
+                <w:rFonts w:ascii="Calibri" w:hAnsi="Calibri"/>
+                <w:b/>
+                <w:color w:val="107C41"/>
+                <w:sz w:val="16"/>
+              </w:rPr>
+              <w:t>[MANDATORY]</w:t>
+            </w:r>
+          </w:p>
+        </w:tc>
+        <w:tc>
+          <w:tcPr>
+            <w:tcW w:type="dxa" w:w="2016"/>
+            <w:shd w:fill="F7FAFC"/>
+            <w:tcMar>
+              <w:top w:w="40" w:type="dxa"/>
+              <w:bottom w:w="40" w:type="dxa"/>
+              <w:left w:w="60" w:type="dxa"/>
+              <w:right w:w="60" w:type="dxa"/>
+            </w:tcMar>
+          </w:tcPr>
+          <w:p>
+            <w:r>
+              <w:rPr>
+                <w:rFonts w:ascii="Calibri" w:hAnsi="Calibri"/>
+                <w:b/>
+                <w:sz w:val="16"/>
+              </w:rPr>
+              <w:t>Pass-Through RJ45 Plugs</w:t>
+            </w:r>
+          </w:p>
+        </w:tc>
+        <w:tc>
+          <w:tcPr>
+            <w:tcW w:type="dxa" w:w="2016"/>
+            <w:shd w:fill="F7FAFC"/>
+            <w:tcMar>
+              <w:top w:w="40" w:type="dxa"/>
+              <w:bottom w:w="40" w:type="dxa"/>
+              <w:left w:w="60" w:type="dxa"/>
+              <w:right w:w="60" w:type="dxa"/>
+            </w:tcMar>
+          </w:tcPr>
+          <w:p>
+            <w:r>
+              <w:rPr>
+                <w:rFonts w:ascii="Calibri" w:hAnsi="Calibri"/>
+                <w:sz w:val="16"/>
+              </w:rPr>
+              <w:t>Cat6 Pass-Through RJ45 8P8C Plugs + Relief Boots (100-pack)</w:t>
+            </w:r>
+          </w:p>
+        </w:tc>
+        <w:tc>
+          <w:tcPr>
+            <w:tcW w:type="dxa" w:w="2016"/>
+            <w:shd w:fill="F7FAFC"/>
+            <w:tcMar>
+              <w:top w:w="40" w:type="dxa"/>
+              <w:bottom w:w="40" w:type="dxa"/>
+              <w:left w:w="60" w:type="dxa"/>
+              <w:right w:w="60" w:type="dxa"/>
+            </w:tcMar>
+          </w:tcPr>
+          <w:p>
+            <w:pPr>
+              <w:jc w:val="right"/>
+            </w:pPr>
+            <w:r>
+              <w:rPr>
+                <w:rFonts w:ascii="Calibri" w:hAnsi="Calibri"/>
+                <w:sz w:val="16"/>
+              </w:rPr>
+              <w:t>1 pk</w:t>
+            </w:r>
+          </w:p>
+        </w:tc>
+        <w:tc>
+          <w:tcPr>
+            <w:tcW w:type="dxa" w:w="2016"/>
+            <w:shd w:fill="F7FAFC"/>
+            <w:tcMar>
+              <w:top w:w="40" w:type="dxa"/>
+              <w:bottom w:w="40" w:type="dxa"/>
+              <w:left w:w="60" w:type="dxa"/>
+              <w:right w:w="60" w:type="dxa"/>
+            </w:tcMar>
+          </w:tcPr>
+          <w:p>
+            <w:pPr>
+              <w:jc w:val="right"/>
+            </w:pPr>
+            <w:r>
+              <w:rPr>
+                <w:rFonts w:ascii="Calibri" w:hAnsi="Calibri"/>
+                <w:b/>
+                <w:sz w:val="16"/>
+              </w:rPr>
+              <w:t>$18 – $22</w:t>
+            </w:r>
+          </w:p>
+        </w:tc>
+      </w:tr>
+      <w:tr>
+        <w:tc>
+          <w:tcPr>
+            <w:tcW w:type="dxa" w:w="2016"/>
+            <w:shd w:fill="FFFFFF"/>
+            <w:tcMar>
+              <w:top w:w="40" w:type="dxa"/>
+              <w:bottom w:w="40" w:type="dxa"/>
+              <w:left w:w="60" w:type="dxa"/>
+              <w:right w:w="60" w:type="dxa"/>
+            </w:tcMar>
+          </w:tcPr>
+          <w:p>
+            <w:r>
+              <w:rPr>
+                <w:rFonts w:ascii="Calibri" w:hAnsi="Calibri"/>
+                <w:b/>
+                <w:color w:val="107C41"/>
+                <w:sz w:val="16"/>
+              </w:rPr>
+              <w:t>[MANDATORY]</w:t>
+            </w:r>
+          </w:p>
+        </w:tc>
+        <w:tc>
+          <w:tcPr>
+            <w:tcW w:type="dxa" w:w="2016"/>
+            <w:shd w:fill="FFFFFF"/>
+            <w:tcMar>
+              <w:top w:w="40" w:type="dxa"/>
+              <w:bottom w:w="40" w:type="dxa"/>
+              <w:left w:w="60" w:type="dxa"/>
+              <w:right w:w="60" w:type="dxa"/>
+            </w:tcMar>
+          </w:tcPr>
+          <w:p>
+            <w:r>
+              <w:rPr>
+                <w:rFonts w:ascii="Calibri" w:hAnsi="Calibri"/>
+                <w:b/>
+                <w:sz w:val="16"/>
+              </w:rPr>
+              <w:t>Rackmount 8-Outlet PDU</w:t>
+            </w:r>
+          </w:p>
+        </w:tc>
+        <w:tc>
+          <w:tcPr>
+            <w:tcW w:type="dxa" w:w="2016"/>
+            <w:shd w:fill="FFFFFF"/>
+            <w:tcMar>
+              <w:top w:w="40" w:type="dxa"/>
+              <w:bottom w:w="40" w:type="dxa"/>
+              <w:left w:w="60" w:type="dxa"/>
+              <w:right w:w="60" w:type="dxa"/>
+            </w:tcMar>
+          </w:tcPr>
+          <w:p>
+            <w:r>
+              <w:rPr>
+                <w:rFonts w:ascii="Calibri" w:hAnsi="Calibri"/>
+                <w:sz w:val="16"/>
+              </w:rPr>
+              <w:t>1U 19" Horizontal PDU Power Strip with Surge Suppression</w:t>
+            </w:r>
+          </w:p>
+        </w:tc>
+        <w:tc>
+          <w:tcPr>
+            <w:tcW w:type="dxa" w:w="2016"/>
+            <w:shd w:fill="FFFFFF"/>
+            <w:tcMar>
+              <w:top w:w="40" w:type="dxa"/>
+              <w:bottom w:w="40" w:type="dxa"/>
+              <w:left w:w="60" w:type="dxa"/>
+              <w:right w:w="60" w:type="dxa"/>
+            </w:tcMar>
+          </w:tcPr>
+          <w:p>
+            <w:pPr>
+              <w:jc w:val="right"/>
+            </w:pPr>
+            <w:r>
+              <w:rPr>
+                <w:rFonts w:ascii="Calibri" w:hAnsi="Calibri"/>
+                <w:sz w:val="16"/>
+              </w:rPr>
+              <w:t>1</w:t>
+            </w:r>
+          </w:p>
+        </w:tc>
+        <w:tc>
+          <w:tcPr>
+            <w:tcW w:type="dxa" w:w="2016"/>
+            <w:shd w:fill="FFFFFF"/>
+            <w:tcMar>
+              <w:top w:w="40" w:type="dxa"/>
+              <w:bottom w:w="40" w:type="dxa"/>
+              <w:left w:w="60" w:type="dxa"/>
+              <w:right w:w="60" w:type="dxa"/>
+            </w:tcMar>
+          </w:tcPr>
+          <w:p>
+            <w:pPr>
+              <w:jc w:val="right"/>
+            </w:pPr>
+            <w:r>
+              <w:rPr>
+                <w:rFonts w:ascii="Calibri" w:hAnsi="Calibri"/>
+                <w:b/>
+                <w:sz w:val="16"/>
+              </w:rPr>
+              <w:t>$35 – $45</w:t>
+            </w:r>
+          </w:p>
+        </w:tc>
+      </w:tr>
+      <w:tr>
+        <w:tc>
+          <w:tcPr>
+            <w:tcW w:type="dxa" w:w="2016"/>
+            <w:shd w:fill="F7FAFC"/>
+            <w:tcMar>
+              <w:top w:w="40" w:type="dxa"/>
+              <w:bottom w:w="40" w:type="dxa"/>
+              <w:left w:w="60" w:type="dxa"/>
+              <w:right w:w="60" w:type="dxa"/>
+            </w:tcMar>
+          </w:tcPr>
+          <w:p>
+            <w:r>
+              <w:rPr>
+                <w:rFonts w:ascii="Calibri" w:hAnsi="Calibri"/>
+                <w:b/>
+                <w:color w:val="107C41"/>
+                <w:sz w:val="16"/>
+              </w:rPr>
+              <w:t>[MANDATORY]</w:t>
+            </w:r>
+          </w:p>
+        </w:tc>
+        <w:tc>
+          <w:tcPr>
+            <w:tcW w:type="dxa" w:w="2016"/>
+            <w:shd w:fill="F7FAFC"/>
+            <w:tcMar>
+              <w:top w:w="40" w:type="dxa"/>
+              <w:bottom w:w="40" w:type="dxa"/>
+              <w:left w:w="60" w:type="dxa"/>
+              <w:right w:w="60" w:type="dxa"/>
+            </w:tcMar>
+          </w:tcPr>
+          <w:p>
+            <w:r>
+              <w:rPr>
+                <w:rFonts w:ascii="Calibri" w:hAnsi="Calibri"/>
+                <w:b/>
+                <w:sz w:val="16"/>
+              </w:rPr>
+              <w:t>Cat6 Molded Patch Leads</w:t>
+            </w:r>
+          </w:p>
+        </w:tc>
+        <w:tc>
+          <w:tcPr>
+            <w:tcW w:type="dxa" w:w="2016"/>
+            <w:shd w:fill="F7FAFC"/>
+            <w:tcMar>
+              <w:top w:w="40" w:type="dxa"/>
+              <w:bottom w:w="40" w:type="dxa"/>
+              <w:left w:w="60" w:type="dxa"/>
+              <w:right w:w="60" w:type="dxa"/>
+            </w:tcMar>
+          </w:tcPr>
+          <w:p>
+            <w:r>
+              <w:rPr>
+                <w:rFonts w:ascii="Calibri" w:hAnsi="Calibri"/>
+                <w:sz w:val="16"/>
+              </w:rPr>
+              <w:t>0.5m &amp; 1.0m Snagless Slim Cat6 Patch Cords (35-pack for switch-to-panel)</w:t>
+            </w:r>
+          </w:p>
+        </w:tc>
+        <w:tc>
+          <w:tcPr>
+            <w:tcW w:type="dxa" w:w="2016"/>
+            <w:shd w:fill="F7FAFC"/>
+            <w:tcMar>
+              <w:top w:w="40" w:type="dxa"/>
+              <w:bottom w:w="40" w:type="dxa"/>
+              <w:left w:w="60" w:type="dxa"/>
+              <w:right w:w="60" w:type="dxa"/>
+            </w:tcMar>
+          </w:tcPr>
+          <w:p>
+            <w:pPr>
+              <w:jc w:val="right"/>
+            </w:pPr>
+            <w:r>
+              <w:rPr>
+                <w:rFonts w:ascii="Calibri" w:hAnsi="Calibri"/>
+                <w:sz w:val="16"/>
+              </w:rPr>
+              <w:t>1 pk</w:t>
+            </w:r>
+          </w:p>
+        </w:tc>
+        <w:tc>
+          <w:tcPr>
+            <w:tcW w:type="dxa" w:w="2016"/>
+            <w:shd w:fill="F7FAFC"/>
+            <w:tcMar>
+              <w:top w:w="40" w:type="dxa"/>
+              <w:bottom w:w="40" w:type="dxa"/>
+              <w:left w:w="60" w:type="dxa"/>
+              <w:right w:w="60" w:type="dxa"/>
+            </w:tcMar>
+          </w:tcPr>
+          <w:p>
+            <w:pPr>
+              <w:jc w:val="right"/>
+            </w:pPr>
+            <w:r>
+              <w:rPr>
+                <w:rFonts w:ascii="Calibri" w:hAnsi="Calibri"/>
+                <w:b/>
+                <w:sz w:val="16"/>
+              </w:rPr>
+              <w:t>$28 – $35</w:t>
+            </w:r>
+          </w:p>
+        </w:tc>
+      </w:tr>
+      <w:tr>
+        <w:tc>
+          <w:tcPr>
+            <w:tcW w:type="dxa" w:w="2016"/>
+            <w:shd w:fill="FFFFFF"/>
+            <w:tcMar>
+              <w:top w:w="40" w:type="dxa"/>
+              <w:bottom w:w="40" w:type="dxa"/>
+              <w:left w:w="60" w:type="dxa"/>
+              <w:right w:w="60" w:type="dxa"/>
+            </w:tcMar>
+          </w:tcPr>
+          <w:p>
+            <w:r>
+              <w:rPr>
+                <w:rFonts w:ascii="Calibri" w:hAnsi="Calibri"/>
+                <w:b/>
+                <w:color w:val="B45000"/>
+                <w:sz w:val="16"/>
+              </w:rPr>
+              <w:t>[OPTIONAL]</w:t>
+            </w:r>
+          </w:p>
+        </w:tc>
+        <w:tc>
+          <w:tcPr>
+            <w:tcW w:type="dxa" w:w="2016"/>
+            <w:shd w:fill="FFFFFF"/>
+            <w:tcMar>
+              <w:top w:w="40" w:type="dxa"/>
+              <w:bottom w:w="40" w:type="dxa"/>
+              <w:left w:w="60" w:type="dxa"/>
+              <w:right w:w="60" w:type="dxa"/>
+            </w:tcMar>
+          </w:tcPr>
+          <w:p>
+            <w:r>
+              <w:rPr>
+                <w:rFonts w:ascii="Calibri" w:hAnsi="Calibri"/>
+                <w:b/>
+                <w:sz w:val="16"/>
+              </w:rPr>
+              <w:t>Horizontal Cable Manager</w:t>
+            </w:r>
+          </w:p>
+        </w:tc>
+        <w:tc>
+          <w:tcPr>
+            <w:tcW w:type="dxa" w:w="2016"/>
+            <w:shd w:fill="FFFFFF"/>
+            <w:tcMar>
+              <w:top w:w="40" w:type="dxa"/>
+              <w:bottom w:w="40" w:type="dxa"/>
+              <w:left w:w="60" w:type="dxa"/>
+              <w:right w:w="60" w:type="dxa"/>
+            </w:tcMar>
+          </w:tcPr>
+          <w:p>
+            <w:r>
+              <w:rPr>
+                <w:rFonts w:ascii="Calibri" w:hAnsi="Calibri"/>
+                <w:sz w:val="16"/>
+              </w:rPr>
+              <w:t>1U 19" Finger Duct Cable Panel with Removable Cover</w:t>
+            </w:r>
+          </w:p>
+        </w:tc>
+        <w:tc>
+          <w:tcPr>
+            <w:tcW w:type="dxa" w:w="2016"/>
+            <w:shd w:fill="FFFFFF"/>
+            <w:tcMar>
+              <w:top w:w="40" w:type="dxa"/>
+              <w:bottom w:w="40" w:type="dxa"/>
+              <w:left w:w="60" w:type="dxa"/>
+              <w:right w:w="60" w:type="dxa"/>
+            </w:tcMar>
+          </w:tcPr>
+          <w:p>
+            <w:pPr>
+              <w:jc w:val="right"/>
+            </w:pPr>
+            <w:r>
+              <w:rPr>
+                <w:rFonts w:ascii="Calibri" w:hAnsi="Calibri"/>
+                <w:sz w:val="16"/>
+              </w:rPr>
+              <w:t>1</w:t>
+            </w:r>
+          </w:p>
+        </w:tc>
+        <w:tc>
+          <w:tcPr>
+            <w:tcW w:type="dxa" w:w="2016"/>
+            <w:shd w:fill="FFFFFF"/>
+            <w:tcMar>
+              <w:top w:w="40" w:type="dxa"/>
+              <w:bottom w:w="40" w:type="dxa"/>
+              <w:left w:w="60" w:type="dxa"/>
+              <w:right w:w="60" w:type="dxa"/>
+            </w:tcMar>
+          </w:tcPr>
+          <w:p>
+            <w:pPr>
+              <w:jc w:val="right"/>
+            </w:pPr>
+            <w:r>
+              <w:rPr>
+                <w:rFonts w:ascii="Calibri" w:hAnsi="Calibri"/>
+                <w:b/>
+                <w:sz w:val="16"/>
+              </w:rPr>
+              <w:t>$15 – $20</w:t>
+            </w:r>
+          </w:p>
+        </w:tc>
+      </w:tr>
+    </w:tbl>
+    <w:p>
+      <w:pPr>
+        <w:spacing w:after="80"/>
+      </w:pPr>
+    </w:p>
+    <w:p>
+      <w:pPr>
+        <w:pStyle w:val="Heading2"/>
+      </w:pPr>
+      <w:r>
+        <w:t>3.6 Existing NAS Server Requirements (Zero New Purchase)</w:t>
+      </w:r>
+    </w:p>
+    <w:tbl>
+      <w:tblPr>
+        <w:tblW w:type="auto" w:w="0"/>
+        <w:jc w:val="center"/>
+        <w:tblLook w:firstColumn="1" w:firstRow="1" w:lastColumn="0" w:lastRow="0" w:noHBand="0" w:noVBand="1" w:val="04A0"/>
+      </w:tblPr>
+      <w:tblGrid>
+        <w:gridCol w:w="2016"/>
+        <w:gridCol w:w="2016"/>
+        <w:gridCol w:w="2016"/>
+        <w:gridCol w:w="2016"/>
+        <w:gridCol w:w="2016"/>
+      </w:tblGrid>
+      <w:tr>
+        <w:tc>
+          <w:tcPr>
+            <w:tcW w:type="dxa" w:w="2016"/>
+            <w:shd w:fill="1A365D"/>
+            <w:tcMar>
+              <w:top w:w="45" w:type="dxa"/>
+              <w:bottom w:w="45" w:type="dxa"/>
+              <w:left w:w="60" w:type="dxa"/>
+              <w:right w:w="60" w:type="dxa"/>
+            </w:tcMar>
+          </w:tcPr>
+          <w:p>
+            <w:r>
+              <w:rPr>
+                <w:rFonts w:ascii="Calibri" w:hAnsi="Calibri"/>
+                <w:b/>
+                <w:color w:val="FFFFFF"/>
+                <w:sz w:val="17"/>
+              </w:rPr>
+              <w:t>Status</w:t>
+            </w:r>
+          </w:p>
+        </w:tc>
+        <w:tc>
+          <w:tcPr>
+            <w:tcW w:type="dxa" w:w="2016"/>
+            <w:shd w:fill="1A365D"/>
+            <w:tcMar>
+              <w:top w:w="45" w:type="dxa"/>
+              <w:bottom w:w="45" w:type="dxa"/>
+              <w:left w:w="60" w:type="dxa"/>
+              <w:right w:w="60" w:type="dxa"/>
+            </w:tcMar>
+          </w:tcPr>
+          <w:p>
+            <w:r>
+              <w:rPr>
+                <w:rFonts w:ascii="Calibri" w:hAnsi="Calibri"/>
+                <w:b/>
+                <w:color w:val="FFFFFF"/>
+                <w:sz w:val="17"/>
+              </w:rPr>
+              <w:t>Component / Material</w:t>
+            </w:r>
+          </w:p>
+        </w:tc>
+        <w:tc>
+          <w:tcPr>
+            <w:tcW w:type="dxa" w:w="2016"/>
+            <w:shd w:fill="1A365D"/>
+            <w:tcMar>
+              <w:top w:w="45" w:type="dxa"/>
+              <w:bottom w:w="45" w:type="dxa"/>
+              <w:left w:w="60" w:type="dxa"/>
+              <w:right w:w="60" w:type="dxa"/>
+            </w:tcMar>
+          </w:tcPr>
+          <w:p>
+            <w:r>
+              <w:rPr>
+                <w:rFonts w:ascii="Calibri" w:hAnsi="Calibri"/>
+                <w:b/>
+                <w:color w:val="FFFFFF"/>
+                <w:sz w:val="17"/>
+              </w:rPr>
+              <w:t>Verified Part Specification</w:t>
+            </w:r>
+          </w:p>
+        </w:tc>
+        <w:tc>
+          <w:tcPr>
+            <w:tcW w:type="dxa" w:w="2016"/>
+            <w:shd w:fill="1A365D"/>
+            <w:tcMar>
+              <w:top w:w="45" w:type="dxa"/>
+              <w:bottom w:w="45" w:type="dxa"/>
+              <w:left w:w="60" w:type="dxa"/>
+              <w:right w:w="60" w:type="dxa"/>
+            </w:tcMar>
+          </w:tcPr>
+          <w:p>
+            <w:pPr>
+              <w:jc w:val="right"/>
+            </w:pPr>
+            <w:r>
+              <w:rPr>
+                <w:rFonts w:ascii="Calibri" w:hAnsi="Calibri"/>
+                <w:b/>
+                <w:color w:val="FFFFFF"/>
+                <w:sz w:val="17"/>
+              </w:rPr>
+              <w:t>Qty</w:t>
+            </w:r>
+          </w:p>
+        </w:tc>
+        <w:tc>
+          <w:tcPr>
+            <w:tcW w:type="dxa" w:w="2016"/>
+            <w:shd w:fill="1A365D"/>
+            <w:tcMar>
+              <w:top w:w="45" w:type="dxa"/>
+              <w:bottom w:w="45" w:type="dxa"/>
+              <w:left w:w="60" w:type="dxa"/>
+              <w:right w:w="60" w:type="dxa"/>
+            </w:tcMar>
+          </w:tcPr>
+          <w:p>
+            <w:pPr>
+              <w:jc w:val="right"/>
+            </w:pPr>
+            <w:r>
+              <w:rPr>
+                <w:rFonts w:ascii="Calibri" w:hAnsi="Calibri"/>
+                <w:b/>
+                <w:color w:val="FFFFFF"/>
+                <w:sz w:val="17"/>
+              </w:rPr>
+              <w:t>Est. Price (USD)</w:t>
+            </w:r>
+          </w:p>
+        </w:tc>
+      </w:tr>
+      <w:tr>
+        <w:tc>
+          <w:tcPr>
+            <w:tcW w:type="dxa" w:w="2016"/>
+            <w:shd w:fill="FFFFFF"/>
+            <w:tcMar>
+              <w:top w:w="40" w:type="dxa"/>
+              <w:bottom w:w="40" w:type="dxa"/>
+              <w:left w:w="60" w:type="dxa"/>
+              <w:right w:w="60" w:type="dxa"/>
+            </w:tcMar>
+          </w:tcPr>
+          <w:p>
+            <w:r>
+              <w:rPr>
+                <w:rFonts w:ascii="Calibri" w:hAnsi="Calibri"/>
+                <w:b/>
+                <w:color w:val="145AA0"/>
+                <w:sz w:val="16"/>
+              </w:rPr>
+              <w:t>[EXISTING]</w:t>
+            </w:r>
+          </w:p>
+        </w:tc>
+        <w:tc>
+          <w:tcPr>
+            <w:tcW w:type="dxa" w:w="2016"/>
+            <w:shd w:fill="FFFFFF"/>
+            <w:tcMar>
+              <w:top w:w="40" w:type="dxa"/>
+              <w:bottom w:w="40" w:type="dxa"/>
+              <w:left w:w="60" w:type="dxa"/>
+              <w:right w:w="60" w:type="dxa"/>
+            </w:tcMar>
+          </w:tcPr>
+          <w:p>
+            <w:r>
+              <w:rPr>
+                <w:rFonts w:ascii="Calibri" w:hAnsi="Calibri"/>
+                <w:b/>
+                <w:sz w:val="16"/>
+              </w:rPr>
+              <w:t>Network Storage (NAS)</w:t>
+            </w:r>
+          </w:p>
+        </w:tc>
+        <w:tc>
+          <w:tcPr>
+            <w:tcW w:type="dxa" w:w="2016"/>
+            <w:shd w:fill="FFFFFF"/>
+            <w:tcMar>
+              <w:top w:w="40" w:type="dxa"/>
+              <w:bottom w:w="40" w:type="dxa"/>
+              <w:left w:w="60" w:type="dxa"/>
+              <w:right w:w="60" w:type="dxa"/>
+            </w:tcMar>
+          </w:tcPr>
+          <w:p>
+            <w:r>
+              <w:rPr>
+                <w:rFonts w:ascii="Calibri" w:hAnsi="Calibri"/>
+                <w:sz w:val="16"/>
+              </w:rPr>
+              <w:t>Existing Supermarket NAS (Synology, QNAP, TrueNAS, unRAID) via NFS v4 / SMB 3.0</w:t>
+            </w:r>
+          </w:p>
+        </w:tc>
+        <w:tc>
+          <w:tcPr>
+            <w:tcW w:type="dxa" w:w="2016"/>
+            <w:shd w:fill="FFFFFF"/>
+            <w:tcMar>
+              <w:top w:w="40" w:type="dxa"/>
+              <w:bottom w:w="40" w:type="dxa"/>
+              <w:left w:w="60" w:type="dxa"/>
+              <w:right w:w="60" w:type="dxa"/>
+            </w:tcMar>
+          </w:tcPr>
+          <w:p>
+            <w:pPr>
+              <w:jc w:val="right"/>
+            </w:pPr>
+            <w:r>
+              <w:rPr>
+                <w:rFonts w:ascii="Calibri" w:hAnsi="Calibri"/>
+                <w:sz w:val="16"/>
+              </w:rPr>
+              <w:t>1 unit</w:t>
+            </w:r>
+          </w:p>
+        </w:tc>
+        <w:tc>
+          <w:tcPr>
+            <w:tcW w:type="dxa" w:w="2016"/>
+            <w:shd w:fill="FFFFFF"/>
+            <w:tcMar>
+              <w:top w:w="40" w:type="dxa"/>
+              <w:bottom w:w="40" w:type="dxa"/>
+              <w:left w:w="60" w:type="dxa"/>
+              <w:right w:w="60" w:type="dxa"/>
+            </w:tcMar>
+          </w:tcPr>
+          <w:p>
+            <w:pPr>
+              <w:jc w:val="right"/>
+            </w:pPr>
+            <w:r>
+              <w:rPr>
+                <w:rFonts w:ascii="Calibri" w:hAnsi="Calibri"/>
+                <w:b/>
+                <w:sz w:val="16"/>
+              </w:rPr>
+              <w:t>$0.00 (Existing)</w:t>
+            </w:r>
+          </w:p>
+        </w:tc>
+      </w:tr>
+      <w:tr>
+        <w:tc>
+          <w:tcPr>
+            <w:tcW w:type="dxa" w:w="2016"/>
+            <w:shd w:fill="F7FAFC"/>
+            <w:tcMar>
+              <w:top w:w="40" w:type="dxa"/>
+              <w:bottom w:w="40" w:type="dxa"/>
+              <w:left w:w="60" w:type="dxa"/>
+              <w:right w:w="60" w:type="dxa"/>
+            </w:tcMar>
+          </w:tcPr>
+          <w:p>
+            <w:r>
+              <w:rPr>
+                <w:rFonts w:ascii="Calibri" w:hAnsi="Calibri"/>
+                <w:b/>
+                <w:color w:val="145AA0"/>
+                <w:sz w:val="16"/>
+              </w:rPr>
+              <w:t>[EXISTING]</w:t>
+            </w:r>
+          </w:p>
+        </w:tc>
+        <w:tc>
+          <w:tcPr>
+            <w:tcW w:type="dxa" w:w="2016"/>
+            <w:shd w:fill="F7FAFC"/>
+            <w:tcMar>
+              <w:top w:w="40" w:type="dxa"/>
+              <w:bottom w:w="40" w:type="dxa"/>
+              <w:left w:w="60" w:type="dxa"/>
+              <w:right w:w="60" w:type="dxa"/>
+            </w:tcMar>
+          </w:tcPr>
+          <w:p>
+            <w:r>
+              <w:rPr>
+                <w:rFonts w:ascii="Calibri" w:hAnsi="Calibri"/>
+                <w:b/>
+                <w:sz w:val="16"/>
+              </w:rPr>
+              <w:t>NAS Storage Pool</w:t>
+            </w:r>
+          </w:p>
+        </w:tc>
+        <w:tc>
+          <w:tcPr>
+            <w:tcW w:type="dxa" w:w="2016"/>
+            <w:shd w:fill="F7FAFC"/>
+            <w:tcMar>
+              <w:top w:w="40" w:type="dxa"/>
+              <w:bottom w:w="40" w:type="dxa"/>
+              <w:left w:w="60" w:type="dxa"/>
+              <w:right w:w="60" w:type="dxa"/>
+            </w:tcMar>
+          </w:tcPr>
+          <w:p>
+            <w:r>
+              <w:rPr>
+                <w:rFonts w:ascii="Calibri" w:hAnsi="Calibri"/>
+                <w:sz w:val="16"/>
+              </w:rPr>
+              <w:t>RAID-5 / RAID-6 pool with surveillance HDDs (requires ~14.5TB for 7-day, ~29TB for 14-day)</w:t>
+            </w:r>
+          </w:p>
+        </w:tc>
+        <w:tc>
+          <w:tcPr>
+            <w:tcW w:type="dxa" w:w="2016"/>
+            <w:shd w:fill="F7FAFC"/>
+            <w:tcMar>
+              <w:top w:w="40" w:type="dxa"/>
+              <w:bottom w:w="40" w:type="dxa"/>
+              <w:left w:w="60" w:type="dxa"/>
+              <w:right w:w="60" w:type="dxa"/>
+            </w:tcMar>
+          </w:tcPr>
+          <w:p>
+            <w:pPr>
+              <w:jc w:val="right"/>
+            </w:pPr>
+            <w:r>
+              <w:rPr>
+                <w:rFonts w:ascii="Calibri" w:hAnsi="Calibri"/>
+                <w:sz w:val="16"/>
+              </w:rPr>
+              <w:t>1 pool</w:t>
+            </w:r>
+          </w:p>
+        </w:tc>
+        <w:tc>
+          <w:tcPr>
+            <w:tcW w:type="dxa" w:w="2016"/>
+            <w:shd w:fill="F7FAFC"/>
+            <w:tcMar>
+              <w:top w:w="40" w:type="dxa"/>
+              <w:bottom w:w="40" w:type="dxa"/>
+              <w:left w:w="60" w:type="dxa"/>
+              <w:right w:w="60" w:type="dxa"/>
+            </w:tcMar>
+          </w:tcPr>
+          <w:p>
+            <w:pPr>
+              <w:jc w:val="right"/>
+            </w:pPr>
+            <w:r>
+              <w:rPr>
+                <w:rFonts w:ascii="Calibri" w:hAnsi="Calibri"/>
+                <w:b/>
+                <w:sz w:val="16"/>
+              </w:rPr>
+              <w:t>$0.00 (Existing)</w:t>
+            </w:r>
+          </w:p>
+        </w:tc>
+      </w:tr>
+      <w:tr>
+        <w:tc>
+          <w:tcPr>
+            <w:tcW w:type="dxa" w:w="2016"/>
+            <w:shd w:fill="FFFFFF"/>
+            <w:tcMar>
+              <w:top w:w="40" w:type="dxa"/>
+              <w:bottom w:w="40" w:type="dxa"/>
+              <w:left w:w="60" w:type="dxa"/>
+              <w:right w:w="60" w:type="dxa"/>
+            </w:tcMar>
+          </w:tcPr>
+          <w:p>
+            <w:r>
+              <w:rPr>
+                <w:rFonts w:ascii="Calibri" w:hAnsi="Calibri"/>
+                <w:b/>
+                <w:color w:val="145AA0"/>
+                <w:sz w:val="16"/>
+              </w:rPr>
+              <w:t>[EXISTING]</w:t>
+            </w:r>
+          </w:p>
+        </w:tc>
+        <w:tc>
+          <w:tcPr>
+            <w:tcW w:type="dxa" w:w="2016"/>
+            <w:shd w:fill="FFFFFF"/>
+            <w:tcMar>
+              <w:top w:w="40" w:type="dxa"/>
+              <w:bottom w:w="40" w:type="dxa"/>
+              <w:left w:w="60" w:type="dxa"/>
+              <w:right w:w="60" w:type="dxa"/>
+            </w:tcMar>
+          </w:tcPr>
+          <w:p>
+            <w:r>
+              <w:rPr>
+                <w:rFonts w:ascii="Calibri" w:hAnsi="Calibri"/>
+                <w:b/>
+                <w:sz w:val="16"/>
+              </w:rPr>
+              <w:t>NAS Network Interface</w:t>
+            </w:r>
+          </w:p>
+        </w:tc>
+        <w:tc>
+          <w:tcPr>
+            <w:tcW w:type="dxa" w:w="2016"/>
+            <w:shd w:fill="FFFFFF"/>
+            <w:tcMar>
+              <w:top w:w="40" w:type="dxa"/>
+              <w:bottom w:w="40" w:type="dxa"/>
+              <w:left w:w="60" w:type="dxa"/>
+              <w:right w:w="60" w:type="dxa"/>
+            </w:tcMar>
+          </w:tcPr>
+          <w:p>
+            <w:r>
+              <w:rPr>
+                <w:rFonts w:ascii="Calibri" w:hAnsi="Calibri"/>
+                <w:sz w:val="16"/>
+              </w:rPr>
+              <w:t>1 GbE or 2.5 GbE Ethernet connection to core switch (requires ~24 MB/s throughput)</w:t>
+            </w:r>
+          </w:p>
+        </w:tc>
+        <w:tc>
+          <w:tcPr>
+            <w:tcW w:type="dxa" w:w="2016"/>
+            <w:shd w:fill="FFFFFF"/>
+            <w:tcMar>
+              <w:top w:w="40" w:type="dxa"/>
+              <w:bottom w:w="40" w:type="dxa"/>
+              <w:left w:w="60" w:type="dxa"/>
+              <w:right w:w="60" w:type="dxa"/>
+            </w:tcMar>
+          </w:tcPr>
+          <w:p>
+            <w:pPr>
+              <w:jc w:val="right"/>
+            </w:pPr>
+            <w:r>
+              <w:rPr>
+                <w:rFonts w:ascii="Calibri" w:hAnsi="Calibri"/>
+                <w:sz w:val="16"/>
+              </w:rPr>
+              <w:t>1 port</w:t>
+            </w:r>
+          </w:p>
+        </w:tc>
+        <w:tc>
+          <w:tcPr>
+            <w:tcW w:type="dxa" w:w="2016"/>
+            <w:shd w:fill="FFFFFF"/>
+            <w:tcMar>
+              <w:top w:w="40" w:type="dxa"/>
+              <w:bottom w:w="40" w:type="dxa"/>
+              <w:left w:w="60" w:type="dxa"/>
+              <w:right w:w="60" w:type="dxa"/>
+            </w:tcMar>
+          </w:tcPr>
+          <w:p>
+            <w:pPr>
+              <w:jc w:val="right"/>
+            </w:pPr>
+            <w:r>
+              <w:rPr>
+                <w:rFonts w:ascii="Calibri" w:hAnsi="Calibri"/>
+                <w:b/>
+                <w:sz w:val="16"/>
+              </w:rPr>
+              <w:t>$0.00 (Existing)</w:t>
+            </w:r>
+          </w:p>
+        </w:tc>
+      </w:tr>
+    </w:tbl>
+    <w:p>
+      <w:pPr>
+        <w:spacing w:after="80"/>
+      </w:pPr>
+    </w:p>
+    <w:p>
+      <w:pPr>
+        <w:pStyle w:val="Heading1"/>
+      </w:pPr>
+      <w:r>
+        <w:t>4. Procurement Investment Summary</w:t>
+      </w:r>
+    </w:p>
+    <w:tbl>
+      <w:tblPr>
+        <w:tblW w:type="auto" w:w="0"/>
+        <w:jc w:val="center"/>
+        <w:tblLook w:firstColumn="1" w:firstRow="1" w:lastColumn="0" w:lastRow="0" w:noHBand="0" w:noVBand="1" w:val="04A0"/>
+      </w:tblPr>
+      <w:tblGrid>
+        <w:gridCol w:w="3360"/>
+        <w:gridCol w:w="3360"/>
+        <w:gridCol w:w="3360"/>
+      </w:tblGrid>
+      <w:tr>
+        <w:tc>
+          <w:tcPr>
+            <w:tcW w:type="dxa" w:w="3360"/>
+            <w:shd w:fill="2D3748"/>
+            <w:tcMar>
+              <w:top w:w="45" w:type="dxa"/>
+              <w:bottom w:w="45" w:type="dxa"/>
+              <w:left w:w="60" w:type="dxa"/>
+              <w:right w:w="60" w:type="dxa"/>
+            </w:tcMar>
+          </w:tcPr>
+          <w:p>
+            <w:r>
+              <w:rPr>
+                <w:rFonts w:ascii="Calibri" w:hAnsi="Calibri"/>
                 <w:b/>
                 <w:color w:val="FFFFFF"/>
                 <w:sz w:val="17"/>
@@ -1919,45 +4822,47 @@
         </w:tc>
         <w:tc>
           <w:tcPr>
-            <w:tcW w:type="dxa" w:w="1987"/>
-            <w:shd w:fill="1A365D"/>
+            <w:tcW w:type="dxa" w:w="3360"/>
+            <w:shd w:fill="2D3748"/>
             <w:tcMar>
-              <w:top w:w="60" w:type="dxa"/>
-              <w:bottom w:w="60" w:type="dxa"/>
-              <w:left w:w="70" w:type="dxa"/>
-              <w:right w:w="70" w:type="dxa"/>
+              <w:top w:w="45" w:type="dxa"/>
+              <w:bottom w:w="45" w:type="dxa"/>
+              <w:left w:w="60" w:type="dxa"/>
+              <w:right w:w="60" w:type="dxa"/>
             </w:tcMar>
           </w:tcPr>
           <w:p>
             <w:r>
               <w:rPr>
+                <w:rFonts w:ascii="Calibri" w:hAnsi="Calibri"/>
                 <w:b/>
                 <w:color w:val="FFFFFF"/>
                 <w:sz w:val="17"/>
               </w:rPr>
-              <w:t>Est. Price</w:t>
+              <w:t>Scope Included</w:t>
             </w:r>
           </w:p>
         </w:tc>
         <w:tc>
           <w:tcPr>
-            <w:tcW w:type="dxa" w:w="1987"/>
-            <w:shd w:fill="1A365D"/>
+            <w:tcW w:type="dxa" w:w="3360"/>
+            <w:shd w:fill="2D3748"/>
             <w:tcMar>
-              <w:top w:w="60" w:type="dxa"/>
-              <w:bottom w:w="60" w:type="dxa"/>
-              <w:left w:w="70" w:type="dxa"/>
-              <w:right w:w="70" w:type="dxa"/>
+              <w:top w:w="45" w:type="dxa"/>
+              <w:bottom w:w="45" w:type="dxa"/>
+              <w:left w:w="60" w:type="dxa"/>
+              <w:right w:w="60" w:type="dxa"/>
             </w:tcMar>
           </w:tcPr>
           <w:p>
             <w:r>
               <w:rPr>
+                <w:rFonts w:ascii="Calibri" w:hAnsi="Calibri"/>
                 <w:b/>
                 <w:color w:val="FFFFFF"/>
                 <w:sz w:val="17"/>
               </w:rPr>
-              <w:t>Status</w:t>
+              <w:t>Estimated Cost (USD)</w:t>
             </w:r>
           </w:p>
         </w:tc>
@@ -1965,971 +4870,65 @@
       <w:tr>
         <w:tc>
           <w:tcPr>
-            <w:tcW w:type="dxa" w:w="1987"/>
+            <w:tcW w:type="dxa" w:w="3360"/>
             <w:shd w:fill="FFFFFF"/>
             <w:tcMar>
-              <w:top w:w="60" w:type="dxa"/>
-              <w:bottom w:w="60" w:type="dxa"/>
-              <w:left w:w="70" w:type="dxa"/>
-              <w:right w:w="70" w:type="dxa"/>
+              <w:top w:w="40" w:type="dxa"/>
+              <w:bottom w:w="40" w:type="dxa"/>
+              <w:left w:w="60" w:type="dxa"/>
+              <w:right w:w="60" w:type="dxa"/>
             </w:tcMar>
           </w:tcPr>
           <w:p>
             <w:r>
               <w:rPr>
+                <w:rFonts w:ascii="Calibri" w:hAnsi="Calibri"/>
                 <w:b/>
-                <w:sz w:val="16"/>
+                <w:sz w:val="17"/>
               </w:rPr>
-              <w:t>Server Equipment Cabinet</w:t>
+              <w:t>1. Edge AI Appliance PC [MANDATORY]</w:t>
             </w:r>
           </w:p>
         </w:tc>
         <w:tc>
           <w:tcPr>
-            <w:tcW w:type="dxa" w:w="1987"/>
+            <w:tcW w:type="dxa" w:w="3360"/>
             <w:shd w:fill="FFFFFF"/>
             <w:tcMar>
-              <w:top w:w="60" w:type="dxa"/>
-              <w:bottom w:w="60" w:type="dxa"/>
-              <w:left w:w="70" w:type="dxa"/>
-              <w:right w:w="70" w:type="dxa"/>
+              <w:top w:w="40" w:type="dxa"/>
+              <w:bottom w:w="40" w:type="dxa"/>
+              <w:left w:w="60" w:type="dxa"/>
+              <w:right w:w="60" w:type="dxa"/>
             </w:tcMar>
           </w:tcPr>
           <w:p>
             <w:r>
               <w:rPr>
-                <w:sz w:val="16"/>
+                <w:rFonts w:ascii="Calibri" w:hAnsi="Calibri"/>
+                <w:sz w:val="17"/>
               </w:rPr>
-              <w:t>9U or 12U Wall-Mount Enclosure (600mm Depth, Glass Door, Lockable)</w:t>
+              <w:t>Core i5, RX 9060 XT 16GB, 16GB DDR5, 512GB SSD, 650W PSU, Case, Dual NIC</w:t>
             </w:r>
           </w:p>
         </w:tc>
         <w:tc>
           <w:tcPr>
-            <w:tcW w:type="dxa" w:w="1987"/>
+            <w:tcW w:type="dxa" w:w="3360"/>
             <w:shd w:fill="FFFFFF"/>
             <w:tcMar>
-              <w:top w:w="60" w:type="dxa"/>
-              <w:bottom w:w="60" w:type="dxa"/>
-              <w:left w:w="70" w:type="dxa"/>
-              <w:right w:w="70" w:type="dxa"/>
+              <w:top w:w="40" w:type="dxa"/>
+              <w:bottom w:w="40" w:type="dxa"/>
+              <w:left w:w="60" w:type="dxa"/>
+              <w:right w:w="60" w:type="dxa"/>
             </w:tcMar>
           </w:tcPr>
           <w:p>
+            <w:pPr>
+              <w:jc w:val="right"/>
+            </w:pPr>
             <w:r>
               <w:rPr>
-                <w:sz w:val="16"/>
-              </w:rPr>
-              <w:t>Mandatory</w:t>
-            </w:r>
-          </w:p>
-        </w:tc>
-        <w:tc>
-          <w:tcPr>
-            <w:tcW w:type="dxa" w:w="1987"/>
-            <w:shd w:fill="FFFFFF"/>
-            <w:tcMar>
-              <w:top w:w="60" w:type="dxa"/>
-              <w:bottom w:w="60" w:type="dxa"/>
-              <w:left w:w="70" w:type="dxa"/>
-              <w:right w:w="70" w:type="dxa"/>
-            </w:tcMar>
-          </w:tcPr>
-          <w:p>
-            <w:r>
-              <w:rPr>
-                <w:sz w:val="16"/>
-              </w:rPr>
-              <w:t>$140 – $180</w:t>
-            </w:r>
-          </w:p>
-        </w:tc>
-        <w:tc>
-          <w:tcPr>
-            <w:tcW w:type="dxa" w:w="1987"/>
-            <w:shd w:fill="FFFFFF"/>
-            <w:tcMar>
-              <w:top w:w="60" w:type="dxa"/>
-              <w:bottom w:w="60" w:type="dxa"/>
-              <w:left w:w="70" w:type="dxa"/>
-              <w:right w:w="70" w:type="dxa"/>
-            </w:tcMar>
-          </w:tcPr>
-          <w:p>
-            <w:r>
-              <w:rPr>
-                <w:sz w:val="16"/>
-              </w:rPr>
-              <w:t>Procure if missing</w:t>
-            </w:r>
-          </w:p>
-        </w:tc>
-      </w:tr>
-      <w:tr>
-        <w:tc>
-          <w:tcPr>
-            <w:tcW w:type="dxa" w:w="1987"/>
-            <w:shd w:fill="F7FAFC"/>
-            <w:tcMar>
-              <w:top w:w="60" w:type="dxa"/>
-              <w:bottom w:w="60" w:type="dxa"/>
-              <w:left w:w="70" w:type="dxa"/>
-              <w:right w:w="70" w:type="dxa"/>
-            </w:tcMar>
-          </w:tcPr>
-          <w:p>
-            <w:r>
-              <w:rPr>
-                <w:b/>
-                <w:sz w:val="16"/>
-              </w:rPr>
-              <w:t>Cat6 Patch Panel (48-Port)</w:t>
-            </w:r>
-          </w:p>
-        </w:tc>
-        <w:tc>
-          <w:tcPr>
-            <w:tcW w:type="dxa" w:w="1987"/>
-            <w:shd w:fill="F7FAFC"/>
-            <w:tcMar>
-              <w:top w:w="60" w:type="dxa"/>
-              <w:bottom w:w="60" w:type="dxa"/>
-              <w:left w:w="70" w:type="dxa"/>
-              <w:right w:w="70" w:type="dxa"/>
-            </w:tcMar>
-          </w:tcPr>
-          <w:p>
-            <w:r>
-              <w:rPr>
-                <w:sz w:val="16"/>
-              </w:rPr>
-              <w:t>1U 19" Cat6 110 Punch-Down or Keystone Jack Patch Panel</w:t>
-            </w:r>
-          </w:p>
-        </w:tc>
-        <w:tc>
-          <w:tcPr>
-            <w:tcW w:type="dxa" w:w="1987"/>
-            <w:shd w:fill="F7FAFC"/>
-            <w:tcMar>
-              <w:top w:w="60" w:type="dxa"/>
-              <w:bottom w:w="60" w:type="dxa"/>
-              <w:left w:w="70" w:type="dxa"/>
-              <w:right w:w="70" w:type="dxa"/>
-            </w:tcMar>
-          </w:tcPr>
-          <w:p>
-            <w:r>
-              <w:rPr>
-                <w:sz w:val="16"/>
-              </w:rPr>
-              <w:t>Mandatory</w:t>
-            </w:r>
-          </w:p>
-        </w:tc>
-        <w:tc>
-          <w:tcPr>
-            <w:tcW w:type="dxa" w:w="1987"/>
-            <w:shd w:fill="F7FAFC"/>
-            <w:tcMar>
-              <w:top w:w="60" w:type="dxa"/>
-              <w:bottom w:w="60" w:type="dxa"/>
-              <w:left w:w="70" w:type="dxa"/>
-              <w:right w:w="70" w:type="dxa"/>
-            </w:tcMar>
-          </w:tcPr>
-          <w:p>
-            <w:r>
-              <w:rPr>
-                <w:sz w:val="16"/>
-              </w:rPr>
-              <w:t>$35 – $50</w:t>
-            </w:r>
-          </w:p>
-        </w:tc>
-        <w:tc>
-          <w:tcPr>
-            <w:tcW w:type="dxa" w:w="1987"/>
-            <w:shd w:fill="F7FAFC"/>
-            <w:tcMar>
-              <w:top w:w="60" w:type="dxa"/>
-              <w:bottom w:w="60" w:type="dxa"/>
-              <w:left w:w="70" w:type="dxa"/>
-              <w:right w:w="70" w:type="dxa"/>
-            </w:tcMar>
-          </w:tcPr>
-          <w:p>
-            <w:r>
-              <w:rPr>
-                <w:sz w:val="16"/>
-              </w:rPr>
-              <w:t>Procure if missing</w:t>
-            </w:r>
-          </w:p>
-        </w:tc>
-      </w:tr>
-      <w:tr>
-        <w:tc>
-          <w:tcPr>
-            <w:tcW w:type="dxa" w:w="1987"/>
-            <w:shd w:fill="FFFFFF"/>
-            <w:tcMar>
-              <w:top w:w="60" w:type="dxa"/>
-              <w:bottom w:w="60" w:type="dxa"/>
-              <w:left w:w="70" w:type="dxa"/>
-              <w:right w:w="70" w:type="dxa"/>
-            </w:tcMar>
-          </w:tcPr>
-          <w:p>
-            <w:r>
-              <w:rPr>
-                <w:b/>
-                <w:sz w:val="16"/>
-              </w:rPr>
-              <w:t>Solid Copper Cat6 Cable</w:t>
-            </w:r>
-          </w:p>
-        </w:tc>
-        <w:tc>
-          <w:tcPr>
-            <w:tcW w:type="dxa" w:w="1987"/>
-            <w:shd w:fill="FFFFFF"/>
-            <w:tcMar>
-              <w:top w:w="60" w:type="dxa"/>
-              <w:bottom w:w="60" w:type="dxa"/>
-              <w:left w:w="70" w:type="dxa"/>
-              <w:right w:w="70" w:type="dxa"/>
-            </w:tcMar>
-          </w:tcPr>
-          <w:p>
-            <w:r>
-              <w:rPr>
-                <w:sz w:val="16"/>
-              </w:rPr>
-              <w:t>305m (1000ft) Box UTP Solid Bare Copper 23AWG (Blue/Grey)</w:t>
-            </w:r>
-          </w:p>
-        </w:tc>
-        <w:tc>
-          <w:tcPr>
-            <w:tcW w:type="dxa" w:w="1987"/>
-            <w:shd w:fill="FFFFFF"/>
-            <w:tcMar>
-              <w:top w:w="60" w:type="dxa"/>
-              <w:bottom w:w="60" w:type="dxa"/>
-              <w:left w:w="70" w:type="dxa"/>
-              <w:right w:w="70" w:type="dxa"/>
-            </w:tcMar>
-          </w:tcPr>
-          <w:p>
-            <w:r>
-              <w:rPr>
-                <w:sz w:val="16"/>
-              </w:rPr>
-              <w:t>Mandatory</w:t>
-            </w:r>
-          </w:p>
-        </w:tc>
-        <w:tc>
-          <w:tcPr>
-            <w:tcW w:type="dxa" w:w="1987"/>
-            <w:shd w:fill="FFFFFF"/>
-            <w:tcMar>
-              <w:top w:w="60" w:type="dxa"/>
-              <w:bottom w:w="60" w:type="dxa"/>
-              <w:left w:w="70" w:type="dxa"/>
-              <w:right w:w="70" w:type="dxa"/>
-            </w:tcMar>
-          </w:tcPr>
-          <w:p>
-            <w:r>
-              <w:rPr>
-                <w:sz w:val="16"/>
-              </w:rPr>
-              <w:t>$110 – $140 / box</w:t>
-            </w:r>
-          </w:p>
-        </w:tc>
-        <w:tc>
-          <w:tcPr>
-            <w:tcW w:type="dxa" w:w="1987"/>
-            <w:shd w:fill="FFFFFF"/>
-            <w:tcMar>
-              <w:top w:w="60" w:type="dxa"/>
-              <w:bottom w:w="60" w:type="dxa"/>
-              <w:left w:w="70" w:type="dxa"/>
-              <w:right w:w="70" w:type="dxa"/>
-            </w:tcMar>
-          </w:tcPr>
-          <w:p>
-            <w:r>
-              <w:rPr>
-                <w:sz w:val="16"/>
-              </w:rPr>
-              <w:t>2 boxes (~600m)</w:t>
-            </w:r>
-          </w:p>
-        </w:tc>
-      </w:tr>
-      <w:tr>
-        <w:tc>
-          <w:tcPr>
-            <w:tcW w:type="dxa" w:w="1987"/>
-            <w:shd w:fill="F7FAFC"/>
-            <w:tcMar>
-              <w:top w:w="60" w:type="dxa"/>
-              <w:bottom w:w="60" w:type="dxa"/>
-              <w:left w:w="70" w:type="dxa"/>
-              <w:right w:w="70" w:type="dxa"/>
-            </w:tcMar>
-          </w:tcPr>
-          <w:p>
-            <w:r>
-              <w:rPr>
-                <w:b/>
-                <w:sz w:val="16"/>
-              </w:rPr>
-              <w:t>Pass-Through RJ45 Plugs</w:t>
-            </w:r>
-          </w:p>
-        </w:tc>
-        <w:tc>
-          <w:tcPr>
-            <w:tcW w:type="dxa" w:w="1987"/>
-            <w:shd w:fill="F7FAFC"/>
-            <w:tcMar>
-              <w:top w:w="60" w:type="dxa"/>
-              <w:bottom w:w="60" w:type="dxa"/>
-              <w:left w:w="70" w:type="dxa"/>
-              <w:right w:w="70" w:type="dxa"/>
-            </w:tcMar>
-          </w:tcPr>
-          <w:p>
-            <w:r>
-              <w:rPr>
-                <w:sz w:val="16"/>
-              </w:rPr>
-              <w:t>Cat6 Pass-Through RJ45 8P8C Gold-Plated Connectors + Strain Relief Boots (Pack of 100)</w:t>
-            </w:r>
-          </w:p>
-        </w:tc>
-        <w:tc>
-          <w:tcPr>
-            <w:tcW w:type="dxa" w:w="1987"/>
-            <w:shd w:fill="F7FAFC"/>
-            <w:tcMar>
-              <w:top w:w="60" w:type="dxa"/>
-              <w:bottom w:w="60" w:type="dxa"/>
-              <w:left w:w="70" w:type="dxa"/>
-              <w:right w:w="70" w:type="dxa"/>
-            </w:tcMar>
-          </w:tcPr>
-          <w:p>
-            <w:r>
-              <w:rPr>
-                <w:sz w:val="16"/>
-              </w:rPr>
-              <w:t>Mandatory</w:t>
-            </w:r>
-          </w:p>
-        </w:tc>
-        <w:tc>
-          <w:tcPr>
-            <w:tcW w:type="dxa" w:w="1987"/>
-            <w:shd w:fill="F7FAFC"/>
-            <w:tcMar>
-              <w:top w:w="60" w:type="dxa"/>
-              <w:bottom w:w="60" w:type="dxa"/>
-              <w:left w:w="70" w:type="dxa"/>
-              <w:right w:w="70" w:type="dxa"/>
-            </w:tcMar>
-          </w:tcPr>
-          <w:p>
-            <w:r>
-              <w:rPr>
-                <w:sz w:val="16"/>
-              </w:rPr>
-              <w:t>$18 – $22</w:t>
-            </w:r>
-          </w:p>
-        </w:tc>
-        <w:tc>
-          <w:tcPr>
-            <w:tcW w:type="dxa" w:w="1987"/>
-            <w:shd w:fill="F7FAFC"/>
-            <w:tcMar>
-              <w:top w:w="60" w:type="dxa"/>
-              <w:bottom w:w="60" w:type="dxa"/>
-              <w:left w:w="70" w:type="dxa"/>
-              <w:right w:w="70" w:type="dxa"/>
-            </w:tcMar>
-          </w:tcPr>
-          <w:p>
-            <w:r>
-              <w:rPr>
-                <w:sz w:val="16"/>
-              </w:rPr>
-              <w:t>Procure</w:t>
-            </w:r>
-          </w:p>
-        </w:tc>
-      </w:tr>
-      <w:tr>
-        <w:tc>
-          <w:tcPr>
-            <w:tcW w:type="dxa" w:w="1987"/>
-            <w:shd w:fill="FFFFFF"/>
-            <w:tcMar>
-              <w:top w:w="60" w:type="dxa"/>
-              <w:bottom w:w="60" w:type="dxa"/>
-              <w:left w:w="70" w:type="dxa"/>
-              <w:right w:w="70" w:type="dxa"/>
-            </w:tcMar>
-          </w:tcPr>
-          <w:p>
-            <w:r>
-              <w:rPr>
-                <w:b/>
-                <w:sz w:val="16"/>
-              </w:rPr>
-              <w:t>1U Horizontal Cable Duct</w:t>
-            </w:r>
-          </w:p>
-        </w:tc>
-        <w:tc>
-          <w:tcPr>
-            <w:tcW w:type="dxa" w:w="1987"/>
-            <w:shd w:fill="FFFFFF"/>
-            <w:tcMar>
-              <w:top w:w="60" w:type="dxa"/>
-              <w:bottom w:w="60" w:type="dxa"/>
-              <w:left w:w="70" w:type="dxa"/>
-              <w:right w:w="70" w:type="dxa"/>
-            </w:tcMar>
-          </w:tcPr>
-          <w:p>
-            <w:r>
-              <w:rPr>
-                <w:sz w:val="16"/>
-              </w:rPr>
-              <w:t>19" 1U Finger Duct Cable Management Panel with Cover</w:t>
-            </w:r>
-          </w:p>
-        </w:tc>
-        <w:tc>
-          <w:tcPr>
-            <w:tcW w:type="dxa" w:w="1987"/>
-            <w:shd w:fill="FFFFFF"/>
-            <w:tcMar>
-              <w:top w:w="60" w:type="dxa"/>
-              <w:bottom w:w="60" w:type="dxa"/>
-              <w:left w:w="70" w:type="dxa"/>
-              <w:right w:w="70" w:type="dxa"/>
-            </w:tcMar>
-          </w:tcPr>
-          <w:p>
-            <w:r>
-              <w:rPr>
-                <w:sz w:val="16"/>
-              </w:rPr>
-              <w:t>Recommended</w:t>
-            </w:r>
-          </w:p>
-        </w:tc>
-        <w:tc>
-          <w:tcPr>
-            <w:tcW w:type="dxa" w:w="1987"/>
-            <w:shd w:fill="FFFFFF"/>
-            <w:tcMar>
-              <w:top w:w="60" w:type="dxa"/>
-              <w:bottom w:w="60" w:type="dxa"/>
-              <w:left w:w="70" w:type="dxa"/>
-              <w:right w:w="70" w:type="dxa"/>
-            </w:tcMar>
-          </w:tcPr>
-          <w:p>
-            <w:r>
-              <w:rPr>
-                <w:sz w:val="16"/>
-              </w:rPr>
-              <w:t>$15 – $20</w:t>
-            </w:r>
-          </w:p>
-        </w:tc>
-        <w:tc>
-          <w:tcPr>
-            <w:tcW w:type="dxa" w:w="1987"/>
-            <w:shd w:fill="FFFFFF"/>
-            <w:tcMar>
-              <w:top w:w="60" w:type="dxa"/>
-              <w:bottom w:w="60" w:type="dxa"/>
-              <w:left w:w="70" w:type="dxa"/>
-              <w:right w:w="70" w:type="dxa"/>
-            </w:tcMar>
-          </w:tcPr>
-          <w:p>
-            <w:r>
-              <w:rPr>
-                <w:sz w:val="16"/>
-              </w:rPr>
-              <w:t>Procure</w:t>
-            </w:r>
-          </w:p>
-        </w:tc>
-      </w:tr>
-      <w:tr>
-        <w:tc>
-          <w:tcPr>
-            <w:tcW w:type="dxa" w:w="1987"/>
-            <w:shd w:fill="F7FAFC"/>
-            <w:tcMar>
-              <w:top w:w="60" w:type="dxa"/>
-              <w:bottom w:w="60" w:type="dxa"/>
-              <w:left w:w="70" w:type="dxa"/>
-              <w:right w:w="70" w:type="dxa"/>
-            </w:tcMar>
-          </w:tcPr>
-          <w:p>
-            <w:r>
-              <w:rPr>
-                <w:b/>
-                <w:sz w:val="16"/>
-              </w:rPr>
-              <w:t>Rackmount 8-Outlet PDU</w:t>
-            </w:r>
-          </w:p>
-        </w:tc>
-        <w:tc>
-          <w:tcPr>
-            <w:tcW w:type="dxa" w:w="1987"/>
-            <w:shd w:fill="F7FAFC"/>
-            <w:tcMar>
-              <w:top w:w="60" w:type="dxa"/>
-              <w:bottom w:w="60" w:type="dxa"/>
-              <w:left w:w="70" w:type="dxa"/>
-              <w:right w:w="70" w:type="dxa"/>
-            </w:tcMar>
-          </w:tcPr>
-          <w:p>
-            <w:r>
-              <w:rPr>
-                <w:sz w:val="16"/>
-              </w:rPr>
-              <w:t>1U 19" Horizontal PDU Power Strip with Surge Suppression (10A/16A)</w:t>
-            </w:r>
-          </w:p>
-        </w:tc>
-        <w:tc>
-          <w:tcPr>
-            <w:tcW w:type="dxa" w:w="1987"/>
-            <w:shd w:fill="F7FAFC"/>
-            <w:tcMar>
-              <w:top w:w="60" w:type="dxa"/>
-              <w:bottom w:w="60" w:type="dxa"/>
-              <w:left w:w="70" w:type="dxa"/>
-              <w:right w:w="70" w:type="dxa"/>
-            </w:tcMar>
-          </w:tcPr>
-          <w:p>
-            <w:r>
-              <w:rPr>
-                <w:sz w:val="16"/>
-              </w:rPr>
-              <w:t>Mandatory</w:t>
-            </w:r>
-          </w:p>
-        </w:tc>
-        <w:tc>
-          <w:tcPr>
-            <w:tcW w:type="dxa" w:w="1987"/>
-            <w:shd w:fill="F7FAFC"/>
-            <w:tcMar>
-              <w:top w:w="60" w:type="dxa"/>
-              <w:bottom w:w="60" w:type="dxa"/>
-              <w:left w:w="70" w:type="dxa"/>
-              <w:right w:w="70" w:type="dxa"/>
-            </w:tcMar>
-          </w:tcPr>
-          <w:p>
-            <w:r>
-              <w:rPr>
-                <w:sz w:val="16"/>
-              </w:rPr>
-              <w:t>$35 – $45</w:t>
-            </w:r>
-          </w:p>
-        </w:tc>
-        <w:tc>
-          <w:tcPr>
-            <w:tcW w:type="dxa" w:w="1987"/>
-            <w:shd w:fill="F7FAFC"/>
-            <w:tcMar>
-              <w:top w:w="60" w:type="dxa"/>
-              <w:bottom w:w="60" w:type="dxa"/>
-              <w:left w:w="70" w:type="dxa"/>
-              <w:right w:w="70" w:type="dxa"/>
-            </w:tcMar>
-          </w:tcPr>
-          <w:p>
-            <w:r>
-              <w:rPr>
-                <w:sz w:val="16"/>
-              </w:rPr>
-              <w:t>Procure</w:t>
-            </w:r>
-          </w:p>
-        </w:tc>
-      </w:tr>
-      <w:tr>
-        <w:tc>
-          <w:tcPr>
-            <w:tcW w:type="dxa" w:w="1987"/>
-            <w:shd w:fill="FFFFFF"/>
-            <w:tcMar>
-              <w:top w:w="60" w:type="dxa"/>
-              <w:bottom w:w="60" w:type="dxa"/>
-              <w:left w:w="70" w:type="dxa"/>
-              <w:right w:w="70" w:type="dxa"/>
-            </w:tcMar>
-          </w:tcPr>
-          <w:p>
-            <w:r>
-              <w:rPr>
-                <w:b/>
-                <w:sz w:val="16"/>
-              </w:rPr>
-              <w:t>Cat6 Molded Patch Leads</w:t>
-            </w:r>
-          </w:p>
-        </w:tc>
-        <w:tc>
-          <w:tcPr>
-            <w:tcW w:type="dxa" w:w="1987"/>
-            <w:shd w:fill="FFFFFF"/>
-            <w:tcMar>
-              <w:top w:w="60" w:type="dxa"/>
-              <w:bottom w:w="60" w:type="dxa"/>
-              <w:left w:w="70" w:type="dxa"/>
-              <w:right w:w="70" w:type="dxa"/>
-            </w:tcMar>
-          </w:tcPr>
-          <w:p>
-            <w:r>
-              <w:rPr>
-                <w:sz w:val="16"/>
-              </w:rPr>
-              <w:t>0.5m &amp; 1.0m Snagless Cat6 Patch Cords (Pack of 35 for switch-to-panel)</w:t>
-            </w:r>
-          </w:p>
-        </w:tc>
-        <w:tc>
-          <w:tcPr>
-            <w:tcW w:type="dxa" w:w="1987"/>
-            <w:shd w:fill="FFFFFF"/>
-            <w:tcMar>
-              <w:top w:w="60" w:type="dxa"/>
-              <w:bottom w:w="60" w:type="dxa"/>
-              <w:left w:w="70" w:type="dxa"/>
-              <w:right w:w="70" w:type="dxa"/>
-            </w:tcMar>
-          </w:tcPr>
-          <w:p>
-            <w:r>
-              <w:rPr>
-                <w:sz w:val="16"/>
-              </w:rPr>
-              <w:t>Mandatory</w:t>
-            </w:r>
-          </w:p>
-        </w:tc>
-        <w:tc>
-          <w:tcPr>
-            <w:tcW w:type="dxa" w:w="1987"/>
-            <w:shd w:fill="FFFFFF"/>
-            <w:tcMar>
-              <w:top w:w="60" w:type="dxa"/>
-              <w:bottom w:w="60" w:type="dxa"/>
-              <w:left w:w="70" w:type="dxa"/>
-              <w:right w:w="70" w:type="dxa"/>
-            </w:tcMar>
-          </w:tcPr>
-          <w:p>
-            <w:r>
-              <w:rPr>
-                <w:sz w:val="16"/>
-              </w:rPr>
-              <w:t>$28 – $35</w:t>
-            </w:r>
-          </w:p>
-        </w:tc>
-        <w:tc>
-          <w:tcPr>
-            <w:tcW w:type="dxa" w:w="1987"/>
-            <w:shd w:fill="FFFFFF"/>
-            <w:tcMar>
-              <w:top w:w="60" w:type="dxa"/>
-              <w:bottom w:w="60" w:type="dxa"/>
-              <w:left w:w="70" w:type="dxa"/>
-              <w:right w:w="70" w:type="dxa"/>
-            </w:tcMar>
-          </w:tcPr>
-          <w:p>
-            <w:r>
-              <w:rPr>
-                <w:sz w:val="16"/>
-              </w:rPr>
-              <w:t>Procure</w:t>
-            </w:r>
-          </w:p>
-        </w:tc>
-      </w:tr>
-      <w:tr>
-        <w:tc>
-          <w:tcPr>
-            <w:tcW w:type="dxa" w:w="1987"/>
-            <w:shd w:fill="F7FAFC"/>
-            <w:tcMar>
-              <w:top w:w="60" w:type="dxa"/>
-              <w:bottom w:w="60" w:type="dxa"/>
-              <w:left w:w="70" w:type="dxa"/>
-              <w:right w:w="70" w:type="dxa"/>
-            </w:tcMar>
-          </w:tcPr>
-          <w:p>
-            <w:r>
-              <w:rPr>
-                <w:b/>
-                <w:sz w:val="16"/>
-              </w:rPr>
-              <w:t>UPS USB Communication Cable</w:t>
-            </w:r>
-          </w:p>
-        </w:tc>
-        <w:tc>
-          <w:tcPr>
-            <w:tcW w:type="dxa" w:w="1987"/>
-            <w:shd w:fill="F7FAFC"/>
-            <w:tcMar>
-              <w:top w:w="60" w:type="dxa"/>
-              <w:bottom w:w="60" w:type="dxa"/>
-              <w:left w:w="70" w:type="dxa"/>
-              <w:right w:w="70" w:type="dxa"/>
-            </w:tcMar>
-          </w:tcPr>
-          <w:p>
-            <w:r>
-              <w:rPr>
-                <w:sz w:val="16"/>
-              </w:rPr>
-              <w:t>Type-A to Type-B or RJ50-to-USB Cable for APC/CyberPower signaling</w:t>
-            </w:r>
-          </w:p>
-        </w:tc>
-        <w:tc>
-          <w:tcPr>
-            <w:tcW w:type="dxa" w:w="1987"/>
-            <w:shd w:fill="F7FAFC"/>
-            <w:tcMar>
-              <w:top w:w="60" w:type="dxa"/>
-              <w:bottom w:w="60" w:type="dxa"/>
-              <w:left w:w="70" w:type="dxa"/>
-              <w:right w:w="70" w:type="dxa"/>
-            </w:tcMar>
-          </w:tcPr>
-          <w:p>
-            <w:r>
-              <w:rPr>
-                <w:sz w:val="16"/>
-              </w:rPr>
-              <w:t>Mandatory</w:t>
-            </w:r>
-          </w:p>
-        </w:tc>
-        <w:tc>
-          <w:tcPr>
-            <w:tcW w:type="dxa" w:w="1987"/>
-            <w:shd w:fill="F7FAFC"/>
-            <w:tcMar>
-              <w:top w:w="60" w:type="dxa"/>
-              <w:bottom w:w="60" w:type="dxa"/>
-              <w:left w:w="70" w:type="dxa"/>
-              <w:right w:w="70" w:type="dxa"/>
-            </w:tcMar>
-          </w:tcPr>
-          <w:p>
-            <w:r>
-              <w:rPr>
-                <w:sz w:val="16"/>
-              </w:rPr>
-              <w:t>$10 – $12</w:t>
-            </w:r>
-          </w:p>
-        </w:tc>
-        <w:tc>
-          <w:tcPr>
-            <w:tcW w:type="dxa" w:w="1987"/>
-            <w:shd w:fill="F7FAFC"/>
-            <w:tcMar>
-              <w:top w:w="60" w:type="dxa"/>
-              <w:bottom w:w="60" w:type="dxa"/>
-              <w:left w:w="70" w:type="dxa"/>
-              <w:right w:w="70" w:type="dxa"/>
-            </w:tcMar>
-          </w:tcPr>
-          <w:p>
-            <w:r>
-              <w:rPr>
-                <w:sz w:val="16"/>
-              </w:rPr>
-              <w:t>Included in UPS box</w:t>
-            </w:r>
-          </w:p>
-        </w:tc>
-      </w:tr>
-    </w:tbl>
-    <w:p>
-      <w:pPr>
-        <w:pStyle w:val="Heading1"/>
-      </w:pPr>
-      <w:r>
-        <w:t>7. Complete Turnkey Procurement Budget</w:t>
-      </w:r>
-    </w:p>
-    <w:tbl>
-      <w:tblPr>
-        <w:tblW w:type="auto" w:w="0"/>
-        <w:jc w:val="center"/>
-        <w:tblLook w:firstColumn="1" w:firstRow="1" w:lastColumn="0" w:lastRow="0" w:noHBand="0" w:noVBand="1" w:val="04A0"/>
-      </w:tblPr>
-      <w:tblGrid>
-        <w:gridCol w:w="3312"/>
-        <w:gridCol w:w="3312"/>
-        <w:gridCol w:w="3312"/>
-      </w:tblGrid>
-      <w:tr>
-        <w:tc>
-          <w:tcPr>
-            <w:tcW w:type="dxa" w:w="3312"/>
-            <w:shd w:fill="2D3748"/>
-            <w:tcMar>
-              <w:top w:w="60" w:type="dxa"/>
-              <w:bottom w:w="60" w:type="dxa"/>
-              <w:left w:w="80" w:type="dxa"/>
-              <w:right w:w="80" w:type="dxa"/>
-            </w:tcMar>
-          </w:tcPr>
-          <w:p>
-            <w:r>
-              <w:rPr>
-                <w:b/>
-                <w:color w:val="FFFFFF"/>
-                <w:sz w:val="17"/>
-              </w:rPr>
-              <w:t>Procurement Package</w:t>
-            </w:r>
-          </w:p>
-        </w:tc>
-        <w:tc>
-          <w:tcPr>
-            <w:tcW w:type="dxa" w:w="3312"/>
-            <w:shd w:fill="2D3748"/>
-            <w:tcMar>
-              <w:top w:w="60" w:type="dxa"/>
-              <w:bottom w:w="60" w:type="dxa"/>
-              <w:left w:w="80" w:type="dxa"/>
-              <w:right w:w="80" w:type="dxa"/>
-            </w:tcMar>
-          </w:tcPr>
-          <w:p>
-            <w:r>
-              <w:rPr>
-                <w:b/>
-                <w:color w:val="FFFFFF"/>
-                <w:sz w:val="17"/>
-              </w:rPr>
-              <w:t>Included Components</w:t>
-            </w:r>
-          </w:p>
-        </w:tc>
-        <w:tc>
-          <w:tcPr>
-            <w:tcW w:type="dxa" w:w="3312"/>
-            <w:shd w:fill="2D3748"/>
-            <w:tcMar>
-              <w:top w:w="60" w:type="dxa"/>
-              <w:bottom w:w="60" w:type="dxa"/>
-              <w:left w:w="80" w:type="dxa"/>
-              <w:right w:w="80" w:type="dxa"/>
-            </w:tcMar>
-          </w:tcPr>
-          <w:p>
-            <w:r>
-              <w:rPr>
-                <w:b/>
-                <w:color w:val="FFFFFF"/>
-                <w:sz w:val="17"/>
-              </w:rPr>
-              <w:t>Subtotal Range (USD)</w:t>
-            </w:r>
-          </w:p>
-        </w:tc>
-      </w:tr>
-      <w:tr>
-        <w:tc>
-          <w:tcPr>
-            <w:tcW w:type="dxa" w:w="3312"/>
-            <w:shd w:fill="FFFFFF"/>
-            <w:tcMar>
-              <w:top w:w="60" w:type="dxa"/>
-              <w:bottom w:w="60" w:type="dxa"/>
-              <w:left w:w="80" w:type="dxa"/>
-              <w:right w:w="80" w:type="dxa"/>
-            </w:tcMar>
-          </w:tcPr>
-          <w:p>
-            <w:r>
-              <w:rPr>
-                <w:b/>
-                <w:sz w:val="17"/>
-              </w:rPr>
-              <w:t>1. Edge AI Appliance PC</w:t>
-            </w:r>
-          </w:p>
-        </w:tc>
-        <w:tc>
-          <w:tcPr>
-            <w:tcW w:type="dxa" w:w="3312"/>
-            <w:shd w:fill="FFFFFF"/>
-            <w:tcMar>
-              <w:top w:w="60" w:type="dxa"/>
-              <w:bottom w:w="60" w:type="dxa"/>
-              <w:left w:w="80" w:type="dxa"/>
-              <w:right w:w="80" w:type="dxa"/>
-            </w:tcMar>
-          </w:tcPr>
-          <w:p>
-            <w:r>
-              <w:rPr>
-                <w:sz w:val="17"/>
-              </w:rPr>
-              <w:t>Intel Core i5, RX 9060 XT 16GB, 16GB DDR5, 512GB NVMe, 650W PSU, Case</w:t>
-            </w:r>
-          </w:p>
-        </w:tc>
-        <w:tc>
-          <w:tcPr>
-            <w:tcW w:type="dxa" w:w="3312"/>
-            <w:shd w:fill="FFFFFF"/>
-            <w:tcMar>
-              <w:top w:w="60" w:type="dxa"/>
-              <w:bottom w:w="60" w:type="dxa"/>
-              <w:left w:w="80" w:type="dxa"/>
-              <w:right w:w="80" w:type="dxa"/>
-            </w:tcMar>
-          </w:tcPr>
-          <w:p>
-            <w:r>
-              <w:rPr>
+                <w:rFonts w:ascii="Calibri" w:hAnsi="Calibri"/>
                 <w:b/>
                 <w:sz w:val="17"/>
               </w:rPr>
@@ -2941,63 +4940,69 @@
       <w:tr>
         <w:tc>
           <w:tcPr>
-            <w:tcW w:type="dxa" w:w="3312"/>
+            <w:tcW w:type="dxa" w:w="3360"/>
             <w:shd w:fill="F7FAFC"/>
             <w:tcMar>
-              <w:top w:w="60" w:type="dxa"/>
-              <w:bottom w:w="60" w:type="dxa"/>
-              <w:left w:w="80" w:type="dxa"/>
-              <w:right w:w="80" w:type="dxa"/>
+              <w:top w:w="40" w:type="dxa"/>
+              <w:bottom w:w="40" w:type="dxa"/>
+              <w:left w:w="60" w:type="dxa"/>
+              <w:right w:w="60" w:type="dxa"/>
             </w:tcMar>
           </w:tcPr>
           <w:p>
             <w:r>
               <w:rPr>
+                <w:rFonts w:ascii="Calibri" w:hAnsi="Calibri"/>
                 <w:b/>
                 <w:sz w:val="17"/>
               </w:rPr>
-              <w:t>2. Network Router &amp; PoE Switch</w:t>
+              <w:t>2. Network Infrastructure [MANDATORY/OPT]</w:t>
             </w:r>
           </w:p>
         </w:tc>
         <w:tc>
           <w:tcPr>
-            <w:tcW w:type="dxa" w:w="3312"/>
+            <w:tcW w:type="dxa" w:w="3360"/>
             <w:shd w:fill="F7FAFC"/>
             <w:tcMar>
-              <w:top w:w="60" w:type="dxa"/>
-              <w:bottom w:w="60" w:type="dxa"/>
-              <w:left w:w="80" w:type="dxa"/>
-              <w:right w:w="80" w:type="dxa"/>
+              <w:top w:w="40" w:type="dxa"/>
+              <w:bottom w:w="40" w:type="dxa"/>
+              <w:left w:w="60" w:type="dxa"/>
+              <w:right w:w="60" w:type="dxa"/>
             </w:tcMar>
           </w:tcPr>
           <w:p>
             <w:r>
               <w:rPr>
+                <w:rFonts w:ascii="Calibri" w:hAnsi="Calibri"/>
                 <w:sz w:val="17"/>
               </w:rPr>
-              <w:t>TP-Link ER707-M2 2.5GbE Router + TL-SG3452P 48-Port PoE+ Switch (384W)</w:t>
+              <w:t>48-Port PoE+ Switch ($480–$520) [MANDATORY] + Router ($165–$190) [OPTIONAL]</w:t>
             </w:r>
           </w:p>
         </w:tc>
         <w:tc>
           <w:tcPr>
-            <w:tcW w:type="dxa" w:w="3312"/>
+            <w:tcW w:type="dxa" w:w="3360"/>
             <w:shd w:fill="F7FAFC"/>
             <w:tcMar>
-              <w:top w:w="60" w:type="dxa"/>
-              <w:bottom w:w="60" w:type="dxa"/>
-              <w:left w:w="80" w:type="dxa"/>
-              <w:right w:w="80" w:type="dxa"/>
+              <w:top w:w="40" w:type="dxa"/>
+              <w:bottom w:w="40" w:type="dxa"/>
+              <w:left w:w="60" w:type="dxa"/>
+              <w:right w:w="60" w:type="dxa"/>
             </w:tcMar>
           </w:tcPr>
           <w:p>
+            <w:pPr>
+              <w:jc w:val="right"/>
+            </w:pPr>
             <w:r>
               <w:rPr>
+                <w:rFonts w:ascii="Calibri" w:hAnsi="Calibri"/>
                 <w:b/>
                 <w:sz w:val="17"/>
               </w:rPr>
-              <w:t>$645 – $710 USD</w:t>
+              <w:t>$480 – $710 USD</w:t>
             </w:r>
           </w:p>
         </w:tc>
@@ -3005,59 +5010,65 @@
       <w:tr>
         <w:tc>
           <w:tcPr>
-            <w:tcW w:type="dxa" w:w="3312"/>
+            <w:tcW w:type="dxa" w:w="3360"/>
             <w:shd w:fill="FFFFFF"/>
             <w:tcMar>
-              <w:top w:w="60" w:type="dxa"/>
-              <w:bottom w:w="60" w:type="dxa"/>
-              <w:left w:w="80" w:type="dxa"/>
-              <w:right w:w="80" w:type="dxa"/>
+              <w:top w:w="40" w:type="dxa"/>
+              <w:bottom w:w="40" w:type="dxa"/>
+              <w:left w:w="60" w:type="dxa"/>
+              <w:right w:w="60" w:type="dxa"/>
             </w:tcMar>
           </w:tcPr>
           <w:p>
             <w:r>
               <w:rPr>
+                <w:rFonts w:ascii="Calibri" w:hAnsi="Calibri"/>
                 <w:b/>
                 <w:sz w:val="17"/>
               </w:rPr>
-              <w:t>3. Battery Protection (UPS)</w:t>
+              <w:t>3. Battery Backup UPS [OPTIONAL]</w:t>
             </w:r>
           </w:p>
         </w:tc>
         <w:tc>
           <w:tcPr>
-            <w:tcW w:type="dxa" w:w="3312"/>
+            <w:tcW w:type="dxa" w:w="3360"/>
             <w:shd w:fill="FFFFFF"/>
             <w:tcMar>
-              <w:top w:w="60" w:type="dxa"/>
-              <w:bottom w:w="60" w:type="dxa"/>
-              <w:left w:w="80" w:type="dxa"/>
-              <w:right w:w="80" w:type="dxa"/>
+              <w:top w:w="40" w:type="dxa"/>
+              <w:bottom w:w="40" w:type="dxa"/>
+              <w:left w:w="60" w:type="dxa"/>
+              <w:right w:w="60" w:type="dxa"/>
             </w:tcMar>
           </w:tcPr>
           <w:p>
             <w:r>
               <w:rPr>
+                <w:rFonts w:ascii="Calibri" w:hAnsi="Calibri"/>
                 <w:sz w:val="17"/>
               </w:rPr>
-              <w:t>APC Smart-UPS 1500VA or CyberPower PR1500ELCD with USB signaling</w:t>
+              <w:t>1500VA / 1000W Pure Sine Wave Smart UPS with USB auto-shutdown cable</w:t>
             </w:r>
           </w:p>
         </w:tc>
         <w:tc>
           <w:tcPr>
-            <w:tcW w:type="dxa" w:w="3312"/>
+            <w:tcW w:type="dxa" w:w="3360"/>
             <w:shd w:fill="FFFFFF"/>
             <w:tcMar>
-              <w:top w:w="60" w:type="dxa"/>
-              <w:bottom w:w="60" w:type="dxa"/>
-              <w:left w:w="80" w:type="dxa"/>
-              <w:right w:w="80" w:type="dxa"/>
+              <w:top w:w="40" w:type="dxa"/>
+              <w:bottom w:w="40" w:type="dxa"/>
+              <w:left w:w="60" w:type="dxa"/>
+              <w:right w:w="60" w:type="dxa"/>
             </w:tcMar>
           </w:tcPr>
           <w:p>
+            <w:pPr>
+              <w:jc w:val="right"/>
+            </w:pPr>
             <w:r>
               <w:rPr>
+                <w:rFonts w:ascii="Calibri" w:hAnsi="Calibri"/>
                 <w:b/>
                 <w:sz w:val="17"/>
               </w:rPr>
@@ -3069,63 +5080,69 @@
       <w:tr>
         <w:tc>
           <w:tcPr>
-            <w:tcW w:type="dxa" w:w="3312"/>
+            <w:tcW w:type="dxa" w:w="3360"/>
             <w:shd w:fill="F7FAFC"/>
             <w:tcMar>
-              <w:top w:w="60" w:type="dxa"/>
-              <w:bottom w:w="60" w:type="dxa"/>
-              <w:left w:w="80" w:type="dxa"/>
-              <w:right w:w="80" w:type="dxa"/>
+              <w:top w:w="40" w:type="dxa"/>
+              <w:bottom w:w="40" w:type="dxa"/>
+              <w:left w:w="60" w:type="dxa"/>
+              <w:right w:w="60" w:type="dxa"/>
             </w:tcMar>
           </w:tcPr>
           <w:p>
             <w:r>
               <w:rPr>
+                <w:rFonts w:ascii="Calibri" w:hAnsi="Calibri"/>
                 <w:b/>
                 <w:sz w:val="17"/>
               </w:rPr>
-              <w:t>4. Rack, Cabling &amp; Accessories</w:t>
+              <w:t>4. Racking &amp; Cabling [MANDATORY/OPT]</w:t>
             </w:r>
           </w:p>
         </w:tc>
         <w:tc>
           <w:tcPr>
-            <w:tcW w:type="dxa" w:w="3312"/>
+            <w:tcW w:type="dxa" w:w="3360"/>
             <w:shd w:fill="F7FAFC"/>
             <w:tcMar>
-              <w:top w:w="60" w:type="dxa"/>
-              <w:bottom w:w="60" w:type="dxa"/>
-              <w:left w:w="80" w:type="dxa"/>
-              <w:right w:w="80" w:type="dxa"/>
+              <w:top w:w="40" w:type="dxa"/>
+              <w:bottom w:w="40" w:type="dxa"/>
+              <w:left w:w="60" w:type="dxa"/>
+              <w:right w:w="60" w:type="dxa"/>
             </w:tcMar>
           </w:tcPr>
           <w:p>
             <w:r>
               <w:rPr>
+                <w:rFonts w:ascii="Calibri" w:hAnsi="Calibri"/>
                 <w:sz w:val="17"/>
               </w:rPr>
-              <w:t>9U Wall Rack, 48-port Patch Panel, 2x Cat6 boxes, PDU, Patch cords</w:t>
+              <w:t>Patch panel, PDU, Patch leads, RJ45 [MANDATORY]; Rack &amp; Bulk Cable [OPTIONAL]</w:t>
             </w:r>
           </w:p>
         </w:tc>
         <w:tc>
           <w:tcPr>
-            <w:tcW w:type="dxa" w:w="3312"/>
+            <w:tcW w:type="dxa" w:w="3360"/>
             <w:shd w:fill="F7FAFC"/>
             <w:tcMar>
-              <w:top w:w="60" w:type="dxa"/>
-              <w:bottom w:w="60" w:type="dxa"/>
-              <w:left w:w="80" w:type="dxa"/>
-              <w:right w:w="80" w:type="dxa"/>
+              <w:top w:w="40" w:type="dxa"/>
+              <w:bottom w:w="40" w:type="dxa"/>
+              <w:left w:w="60" w:type="dxa"/>
+              <w:right w:w="60" w:type="dxa"/>
             </w:tcMar>
           </w:tcPr>
           <w:p>
+            <w:pPr>
+              <w:jc w:val="right"/>
+            </w:pPr>
             <w:r>
               <w:rPr>
+                <w:rFonts w:ascii="Calibri" w:hAnsi="Calibri"/>
                 <w:b/>
                 <w:sz w:val="17"/>
               </w:rPr>
-              <w:t>$391 – $484 USD</w:t>
+              <w:t>$116 – $632 USD</w:t>
             </w:r>
           </w:p>
         </w:tc>
@@ -3133,63 +5150,69 @@
       <w:tr>
         <w:tc>
           <w:tcPr>
-            <w:tcW w:type="dxa" w:w="3312"/>
+            <w:tcW w:type="dxa" w:w="3360"/>
             <w:shd w:fill="FFFFFF"/>
             <w:tcMar>
-              <w:top w:w="60" w:type="dxa"/>
-              <w:bottom w:w="60" w:type="dxa"/>
-              <w:left w:w="80" w:type="dxa"/>
-              <w:right w:w="80" w:type="dxa"/>
+              <w:top w:w="40" w:type="dxa"/>
+              <w:bottom w:w="40" w:type="dxa"/>
+              <w:left w:w="60" w:type="dxa"/>
+              <w:right w:w="60" w:type="dxa"/>
             </w:tcMar>
           </w:tcPr>
           <w:p>
             <w:r>
               <w:rPr>
+                <w:rFonts w:ascii="Calibri" w:hAnsi="Calibri"/>
                 <w:b/>
                 <w:sz w:val="17"/>
               </w:rPr>
-              <w:t>5. 32x Cameras (If Procuring New)</w:t>
+              <w:t>5. 32x Surveillance Cameras [OPTIONAL]</w:t>
             </w:r>
           </w:p>
         </w:tc>
         <w:tc>
           <w:tcPr>
-            <w:tcW w:type="dxa" w:w="3312"/>
+            <w:tcW w:type="dxa" w:w="3360"/>
             <w:shd w:fill="FFFFFF"/>
             <w:tcMar>
-              <w:top w:w="60" w:type="dxa"/>
-              <w:bottom w:w="60" w:type="dxa"/>
-              <w:left w:w="80" w:type="dxa"/>
-              <w:right w:w="80" w:type="dxa"/>
+              <w:top w:w="40" w:type="dxa"/>
+              <w:bottom w:w="40" w:type="dxa"/>
+              <w:left w:w="60" w:type="dxa"/>
+              <w:right w:w="60" w:type="dxa"/>
             </w:tcMar>
           </w:tcPr>
           <w:p>
             <w:r>
               <w:rPr>
+                <w:rFonts w:ascii="Calibri" w:hAnsi="Calibri"/>
                 <w:sz w:val="17"/>
               </w:rPr>
-              <w:t>32× Dahua WizSense 4MP WDR Eyeball/Dome IP Cameras (@ ~$75–$85/unit)</w:t>
+              <w:t>32× Dahua 4MP WizSense IP Cameras (Optional if existing cameras are retained)</w:t>
             </w:r>
           </w:p>
         </w:tc>
         <w:tc>
           <w:tcPr>
-            <w:tcW w:type="dxa" w:w="3312"/>
+            <w:tcW w:type="dxa" w:w="3360"/>
             <w:shd w:fill="FFFFFF"/>
             <w:tcMar>
-              <w:top w:w="60" w:type="dxa"/>
-              <w:bottom w:w="60" w:type="dxa"/>
-              <w:left w:w="80" w:type="dxa"/>
-              <w:right w:w="80" w:type="dxa"/>
+              <w:top w:w="40" w:type="dxa"/>
+              <w:bottom w:w="40" w:type="dxa"/>
+              <w:left w:w="60" w:type="dxa"/>
+              <w:right w:w="60" w:type="dxa"/>
             </w:tcMar>
           </w:tcPr>
           <w:p>
+            <w:pPr>
+              <w:jc w:val="right"/>
+            </w:pPr>
             <w:r>
               <w:rPr>
+                <w:rFonts w:ascii="Calibri" w:hAnsi="Calibri"/>
                 <w:b/>
                 <w:sz w:val="17"/>
               </w:rPr>
-              <w:t>$2,400 – $2,720 USD (Optional if existing)</w:t>
+              <w:t>$2,420 – $2,740 USD</w:t>
             </w:r>
           </w:p>
         </w:tc>
@@ -3197,23 +5220,39 @@
     </w:tbl>
     <w:p>
       <w:pPr>
-        <w:spacing w:before="160"/>
+        <w:spacing w:before="160" w:after="40"/>
         <w:jc w:val="right"/>
       </w:pPr>
       <w:r>
         <w:rPr>
           <w:b/>
-          <w:sz w:val="22"/>
+          <w:sz w:val="20"/>
         </w:rPr>
-        <w:t xml:space="preserve">TURNKEY INFRASTRUCTURE (EXCLUDING CAMERAS IF EXISTING): </w:t>
+        <w:t xml:space="preserve">TOTAL MANDATORY HARDWARE (Edge AI PC Only): </w:t>
       </w:r>
       <w:r>
         <w:rPr>
           <w:b/>
           <w:color w:val="107C41"/>
-          <w:sz w:val="26"/>
+          <w:sz w:val="23"/>
         </w:rPr>
-        <w:t>$2,329 – $2,767 USD</w:t>
+        <w:t>$833 – $953 USD</w:t>
+        <w:br/>
+      </w:r>
+      <w:r>
+        <w:rPr>
+          <w:b/>
+          <w:sz w:val="20"/>
+        </w:rPr>
+        <w:t xml:space="preserve">TOTAL INFRASTRUCTURE UPGRADE (PC + PoE Switch + Router + UPS + Rack/Cables): </w:t>
+      </w:r>
+      <w:r>
+        <w:rPr>
+          <w:b/>
+          <w:color w:val="107C41"/>
+          <w:sz w:val="24"/>
+        </w:rPr>
+        <w:t>$2,429 – $2,915 USD</w:t>
         <w:br/>
       </w:r>
       <w:r>
@@ -3222,14 +5261,14 @@
           <w:color w:val="14508C"/>
           <w:sz w:val="19"/>
         </w:rPr>
-        <w:t>TOTAL COMPLETE SYSTEM (EDGE PC + ROUTER + SWITCH + UPS + RACK + 32 CAMERAS): $4,729 – $5,487 USD</w:t>
+        <w:t>ALL-INCLUSIVE COMPLETE TOTAL (WITH 32 NEW DAHUA CAMERAS): $4,849 – $5,655 USD</w:t>
       </w:r>
     </w:p>
     <w:sectPr>
       <w:headerReference w:type="default" r:id="rId9"/>
       <w:footerReference w:type="default" r:id="rId10"/>
       <w:pgSz w:w="12240" w:h="15840"/>
-      <w:pgMar w:top="1152" w:right="1152" w:bottom="1152" w:left="1152" w:header="720" w:footer="720" w:gutter="0"/>
+      <w:pgMar w:top="1008" w:right="1080" w:bottom="1008" w:left="1080" w:header="720" w:footer="720" w:gutter="0"/>
       <w:cols w:space="720"/>
       <w:docGrid w:linePitch="360"/>
     </w:sectPr>
@@ -3246,10 +5285,11 @@
     </w:pPr>
     <w:r>
       <w:rPr>
+        <w:rFonts w:ascii="Calibri" w:hAnsi="Calibri"/>
         <w:color w:val="808080"/>
         <w:sz w:val="17"/>
       </w:rPr>
-      <w:t>Pearcedale Supermarket CCTV System — Infrastructure Integration &amp; Hardware Plan</w:t>
+      <w:t>Commercial Edge AI CCTV Hardware Requisition | Mandatory vs. Optional Material Checklist</w:t>
     </w:r>
   </w:p>
 </w:ftr>
@@ -3264,10 +5304,11 @@
     </w:pPr>
     <w:r>
       <w:rPr>
+        <w:rFonts w:ascii="Calibri" w:hAnsi="Calibri"/>
         <w:color w:val="808080"/>
         <w:sz w:val="17"/>
       </w:rPr>
-      <w:t>Supermarket Edge AI CCTV — Site Integration &amp; Infrastructure Plan</w:t>
+      <w:t>Supermarket Edge AI CCTV System — Sizing Calculations &amp; Requisition Checklist</w:t>
     </w:r>
   </w:p>
 </w:hdr>
@@ -3724,7 +5765,7 @@
       <w:b/>
       <w:bCs/>
       <w:color w:val="1E3C5F"/>
-      <w:sz w:val="26"/>
+      <w:sz w:val="22"/>
       <w:szCs w:val="26"/>
     </w:rPr>
   </w:style>
